--- a/latest/en_us/resume.docx
+++ b/latest/en_us/resume.docx
@@ -48,7 +48,7 @@
           <w:color w:val="1E293B"/>
           <w:sz w:val="20"/>
         </w:rPr>
-        <w:t>Senior backend engineer with 26 years building production systems, currently designing Python (Django/Flask) services and JSON:API-conformant REST APIs while owning the CI/CD pipeline end to end. Polyglot by necessity rather than preference — has delivered production systems in Java, C, PHP, Ruby and Python, giving strong instincts for which problems are genuinely language-specific and which are architectural. Earlier career spent defining software configuration management practice at institute scale, including leading a 10-engineer team through a CMMI Level 3 appraisal as a trained SCAMPI evaluator. M.Sc. in Computer Science (Artificial Intelligence).</w:t>
+        <w:t>Senior backend engineer with 26 years building production systems, currently the top contributor to a production ML platform for automated issue triage (FastAPI, Kafka, vector search on Kubernetes) while also delivering internal platforms end to end on his own — from data model to production deploy. Polyglot by necessity rather than preference, with production systems in Java, C, PHP, Ruby and Python, giving strong instincts for which problems are genuinely language-specific and which are architectural. Earlier career spent defining software configuration management practice at institute scale, including leading a 10-engineer team through a CMMI Level 3 appraisal as a trained SCAMPI evaluator. M.Sc. in Computer Science (Artificial Intelligence).</w:t>
       </w:r>
     </w:p>
     <w:p>
@@ -96,7 +96,150 @@
           <w:sz w:val="18"/>
         </w:rPr>
         <w:tab/>
-        <w:t>2022-10 – Present</w:t>
+        <w:t>2026-01 – present</w:t>
+      </w:r>
+    </w:p>
+    <w:p>
+      <w:pPr>
+        <w:spacing w:before="40" w:after="40"/>
+        <w:ind w:left="144"/>
+      </w:pPr>
+      <w:r>
+        <w:rPr>
+          <w:color w:val="1E293B"/>
+          <w:sz w:val="19"/>
+        </w:rPr>
+        <w:t>Backend and platform engineering for ML-driven developer-productivity systems, from APIs and data pipelines to Kubernetes delivery and AI/LLM tooling.</w:t>
+      </w:r>
+    </w:p>
+    <w:p>
+      <w:pPr>
+        <w:pStyle w:val="ListBullet"/>
+        <w:spacing w:before="20" w:after="20"/>
+        <w:ind w:left="288"/>
+      </w:pPr>
+      <w:r>
+        <w:rPr>
+          <w:color w:val="1E293B"/>
+          <w:sz w:val="19"/>
+        </w:rPr>
+        <w:t>Top 2026 contributor to a production ML platform for automated issue triage and duplicate detection: FastAPI, Kafka, Milvus vector search, Snowflake, Kubernetes on AWS EKS.</w:t>
+      </w:r>
+    </w:p>
+    <w:p>
+      <w:pPr>
+        <w:pStyle w:val="ListBullet"/>
+        <w:spacing w:before="20" w:after="20"/>
+        <w:ind w:left="288"/>
+      </w:pPr>
+      <w:r>
+        <w:rPr>
+          <w:color w:val="1E293B"/>
+          <w:sz w:val="19"/>
+        </w:rPr>
+        <w:t>Built solo a team onboarding platform (Django 6, GraphQL, Celery, Kubernetes) replacing a manual nine-step process.</w:t>
+      </w:r>
+    </w:p>
+    <w:p>
+      <w:pPr>
+        <w:pStyle w:val="ListBullet"/>
+        <w:spacing w:before="20" w:after="20"/>
+        <w:ind w:left="288"/>
+      </w:pPr>
+      <w:r>
+        <w:rPr>
+          <w:color w:val="1E293B"/>
+          <w:sz w:val="19"/>
+        </w:rPr>
+        <w:t>Built solo an engineering-metrics platform (Django + GraphQL, Nuxt 4, PostgreSQL on Kubernetes) with nine dashboards over coverage, LOC, pull-request and bug-fix data from CI.</w:t>
+      </w:r>
+    </w:p>
+    <w:p>
+      <w:pPr>
+        <w:pStyle w:val="ListBullet"/>
+        <w:spacing w:before="20" w:after="20"/>
+        <w:ind w:left="288"/>
+      </w:pPr>
+      <w:r>
+        <w:rPr>
+          <w:color w:val="1E293B"/>
+          <w:sz w:val="19"/>
+        </w:rPr>
+        <w:t>Added a self-service web app that triggers metric collection on demand with live log streaming, plus weekly Kubernetes CronJobs covering three repositories.</w:t>
+      </w:r>
+    </w:p>
+    <w:p>
+      <w:pPr>
+        <w:pStyle w:val="ListBullet"/>
+        <w:spacing w:before="20" w:after="20"/>
+        <w:ind w:left="288"/>
+      </w:pPr>
+      <w:r>
+        <w:rPr>
+          <w:color w:val="1E293B"/>
+          <w:sz w:val="19"/>
+        </w:rPr>
+        <w:t>Shipped AI developer tooling: an autonomous Claude Agent SDK bug-fixer that opens pull requests behind a confidence gate, and an MCP server serving six triage tools to Claude Code, Cursor and Xcode.</w:t>
+      </w:r>
+    </w:p>
+    <w:p>
+      <w:pPr>
+        <w:pStyle w:val="ListBullet"/>
+        <w:spacing w:before="20" w:after="20"/>
+        <w:ind w:left="288"/>
+      </w:pPr>
+      <w:r>
+        <w:rPr>
+          <w:color w:val="1E293B"/>
+          <w:sz w:val="19"/>
+        </w:rPr>
+        <w:t>Delivered two real-time team apps solo: planning poker on Django Channels WebSockets, and retrospectives on GraphQL with a six-state workflow engine.</w:t>
+      </w:r>
+    </w:p>
+    <w:p>
+      <w:pPr>
+        <w:pStyle w:val="ListBullet"/>
+        <w:spacing w:before="20" w:after="20"/>
+        <w:ind w:left="288"/>
+      </w:pPr>
+      <w:r>
+        <w:rPr>
+          <w:color w:val="1E293B"/>
+          <w:sz w:val="19"/>
+        </w:rPr>
+        <w:t>Drove test-coverage and toolchain programs across five repositories: thousands of new tests, Poetry to uv, pre-commit to prek, ruff and type-check gates, CI coverage reporting.</w:t>
+      </w:r>
+    </w:p>
+    <w:p>
+      <w:pPr>
+        <w:spacing w:before="120" w:after="0"/>
+        <w:tabs>
+          <w:tab w:val="right" w:pos="9360"/>
+        </w:tabs>
+      </w:pPr>
+      <w:r>
+        <w:rPr>
+          <w:b/>
+          <w:color w:val="1E293B"/>
+          <w:sz w:val="21"/>
+        </w:rPr>
+        <w:t>Senior Backend Software Engineer</w:t>
+      </w:r>
+      <w:r>
+        <w:rPr>
+          <w:color w:val="64748B"/>
+          <w:sz w:val="20"/>
+        </w:rPr>
+        <w:t xml:space="preserve">  CESAR (Centro de Estudos e Sistemas Avançados do Recife) | Recife, PE, Brazil</w:t>
+      </w:r>
+      <w:r>
+        <w:rPr>
+          <w:i/>
+          <w:color w:val="64748B"/>
+          <w:sz w:val="18"/>
+        </w:rPr>
+        <w:tab/>
+        <w:t>2022-10 – 2025-12</w:t>
       </w:r>
     </w:p>
     <w:p>
@@ -851,7 +994,7 @@
           <w:color w:val="1E293B"/>
           <w:sz w:val="19"/>
         </w:rPr>
-        <w:t>: Python, Django, Flask, Falcon, PHP, Yii, Laravel, Ruby on Rails, Java, C, REST API, JSON:API</w:t>
+        <w:t>: Python, Django, FastAPI, Flask, Falcon, GraphQL, Strawberry GraphQL, REST API, JSON:API, Celery, Kafka, WebSockets, PHP, Yii, Laravel, Ruby on Rails, Java</w:t>
       </w:r>
     </w:p>
     <w:p>
@@ -877,7 +1020,33 @@
           <w:color w:val="1E293B"/>
           <w:sz w:val="19"/>
         </w:rPr>
-        <w:t>: JavaScript, TypeScript, VueJS, NuxtJS, EmberJS, Backbone/Marionette, HTML, CSS, SCSS/SASS, BEM</w:t>
+        <w:t>: JavaScript, TypeScript, VueJS, NuxtJS, PrimeVue, Tailwind CSS, Pinia, EmberJS, Backbone/Marionette, HTML, CSS, SCSS/SASS, BEM</w:t>
+      </w:r>
+    </w:p>
+    <w:p>
+      <w:pPr>
+        <w:spacing w:before="40" w:after="40"/>
+      </w:pPr>
+      <w:r>
+        <w:rPr>
+          <w:b/>
+          <w:sz w:val="20"/>
+        </w:rPr>
+        <w:t>AI &amp; ML Engineering</w:t>
+      </w:r>
+      <w:r>
+        <w:rPr>
+          <w:color w:val="64748B"/>
+          <w:sz w:val="19"/>
+        </w:rPr>
+        <w:t xml:space="preserve"> (Advanced)</w:t>
+      </w:r>
+      <w:r>
+        <w:rPr>
+          <w:color w:val="1E293B"/>
+          <w:sz w:val="19"/>
+        </w:rPr>
+        <w:t>: LLM application development, Model Context Protocol (MCP), Claude Agent SDK, Agentic tooling, Vector search, Milvus, Embeddings, Sentence Transformers, PyTorch, Snowflake</w:t>
       </w:r>
     </w:p>
     <w:p>
@@ -903,7 +1072,7 @@
           <w:color w:val="1E293B"/>
           <w:sz w:val="19"/>
         </w:rPr>
-        <w:t>: CI/CD, Jenkins, TeamCity, GitLab CI, Docker, Ansible, HashiCorp Vault, Bash, Git, GitFlow, GitHub, GitLab</w:t>
+        <w:t>: CI/CD, Jenkins, TeamCity, GitLab CI, Docker, Multi-arch builds, Ansible, HashiCorp Vault, Sealed Secrets, uv, mise, prek, ruff, pytest, Bash, Git, GitFlow, GitHub, GitLab</w:t>
       </w:r>
     </w:p>
     <w:p>
@@ -922,14 +1091,14 @@
           <w:color w:val="64748B"/>
           <w:sz w:val="19"/>
         </w:rPr>
-        <w:t xml:space="preserve"> (Intermediate)</w:t>
+        <w:t xml:space="preserve"> (Advanced)</w:t>
       </w:r>
       <w:r>
         <w:rPr>
           <w:color w:val="1E293B"/>
           <w:sz w:val="19"/>
         </w:rPr>
-        <w:t>: Google Cloud, AWS, Kubernetes</w:t>
+        <w:t>: Kubernetes, Helm, Kustomize, AWS EKS, AWS, Google Cloud, mTLS, OAuth 2.0, OpenTelemetry, Sentry</w:t>
       </w:r>
     </w:p>
     <w:p>
@@ -955,7 +1124,7 @@
           <w:color w:val="1E293B"/>
           <w:sz w:val="19"/>
         </w:rPr>
-        <w:t>: PostgreSQL, MySQL, Oracle, Redis</w:t>
+        <w:t>: PostgreSQL, MySQL, Oracle, Redis, Milvus, Snowflake</w:t>
       </w:r>
     </w:p>
     <w:p>
@@ -1059,6 +1228,38 @@
           <w:sz w:val="26"/>
         </w:rPr>
         <w:t>Certifications</w:t>
+      </w:r>
+    </w:p>
+    <w:p>
+      <w:pPr>
+        <w:spacing w:before="120" w:after="0"/>
+        <w:tabs>
+          <w:tab w:val="right" w:pos="9360"/>
+        </w:tabs>
+      </w:pPr>
+      <w:r>
+        <w:rPr>
+          <w:b/>
+          <w:color w:val="1E293B"/>
+          <w:sz w:val="21"/>
+        </w:rPr>
+        <w:t>AI for Developers (54h)</w:t>
+      </w:r>
+      <w:r>
+        <w:rPr>
+          <w:color w:val="64748B"/>
+          <w:sz w:val="20"/>
+        </w:rPr>
+        <w:t xml:space="preserve">  CESAR School</w:t>
+      </w:r>
+      <w:r>
+        <w:rPr>
+          <w:i/>
+          <w:color w:val="64748B"/>
+          <w:sz w:val="18"/>
+        </w:rPr>
+        <w:tab/>
+        <w:t>2025-08</w:t>
       </w:r>
     </w:p>
     <w:p>

--- a/latest/en_us/resume.docx
+++ b/latest/en_us/resume.docx
@@ -1189,7 +1189,7 @@
           <w:color w:val="64748B"/>
           <w:sz w:val="20"/>
         </w:rPr>
-        <w:t xml:space="preserve">  Asia Java Mobile Challenge</w:t>
+        <w:t xml:space="preserve">  Asia Java Mobile Challenge (SingTel, Optus and Sun Microsystems)</w:t>
       </w:r>
       <w:r>
         <w:rPr>
@@ -1198,7 +1198,7 @@
           <w:sz w:val="18"/>
         </w:rPr>
         <w:tab/>
-        <w:t>2001</w:t>
+        <w:t>2002</w:t>
       </w:r>
     </w:p>
     <w:p>
@@ -1211,7 +1211,7 @@
           <w:color w:val="1E293B"/>
           <w:sz w:val="19"/>
         </w:rPr>
-        <w:t>Awarded for Sea Hunter, a J2ME mobile game developed for early Java-enabled handsets.</w:t>
+        <w:t>Sea Hunter, a J2ME mobile game written for early Java-enabled handsets at CESAR (Brazil), was named one of the Top 20 finalists selected from more than 1,000 entrants across 23 countries.</w:t>
       </w:r>
     </w:p>
     <w:p>

--- a/latest/en_us/resume.docx
+++ b/latest/en_us/resume.docx
@@ -1176,14 +1176,17 @@
           <w:tab w:val="right" w:pos="9360"/>
         </w:tabs>
       </w:pPr>
-      <w:r>
-        <w:rPr>
-          <w:b/>
-          <w:color w:val="1E293B"/>
-          <w:sz w:val="21"/>
-        </w:rPr>
-        <w:t>Best Application from the Americas — Sea Hunter</w:t>
-      </w:r>
+      <w:hyperlink r:id="rId9">
+        <w:r>
+          <w:rPr>
+            <w:b/>
+            <w:color w:val="2563EB"/>
+            <w:u w:val="single"/>
+            <w:sz w:val="21"/>
+          </w:rPr>
+          <w:t>Best Application from the Americas — Sea Hunter</w:t>
+        </w:r>
+      </w:hyperlink>
       <w:r>
         <w:rPr>
           <w:color w:val="64748B"/>
@@ -1269,14 +1272,17 @@
           <w:tab w:val="right" w:pos="9360"/>
         </w:tabs>
       </w:pPr>
-      <w:r>
-        <w:rPr>
-          <w:b/>
-          <w:color w:val="1E293B"/>
-          <w:sz w:val="21"/>
-        </w:rPr>
-        <w:t>Certified ScrumMaster (CSM)</w:t>
-      </w:r>
+      <w:hyperlink r:id="rId10">
+        <w:r>
+          <w:rPr>
+            <w:b/>
+            <w:color w:val="2563EB"/>
+            <w:u w:val="single"/>
+            <w:sz w:val="21"/>
+          </w:rPr>
+          <w:t>Certified ScrumMaster (CSM)</w:t>
+        </w:r>
+      </w:hyperlink>
       <w:r>
         <w:rPr>
           <w:color w:val="64748B"/>

--- a/latest/en_us/resume.docx
+++ b/latest/en_us/resume.docx
@@ -4,56 +4,56 @@
   <w:body>
     <w:p>
       <w:pPr>
-        <w:spacing w:before="240" w:after="80"/>
+        <w:spacing w:before="204" w:after="68"/>
       </w:pPr>
       <w:r>
         <w:rPr>
           <w:b/>
           <w:color w:val="1E293B"/>
-          <w:sz w:val="40"/>
+          <w:sz w:val="34"/>
         </w:rPr>
         <w:t>Ryan Leite Albuquerque</w:t>
       </w:r>
     </w:p>
     <w:p>
       <w:pPr>
-        <w:spacing w:before="0" w:after="40"/>
+        <w:spacing w:before="0" w:after="34"/>
       </w:pPr>
       <w:r>
         <w:rPr>
           <w:color w:val="2563EB"/>
-          <w:sz w:val="24"/>
+          <w:sz w:val="20"/>
         </w:rPr>
         <w:t>Senior Software Engineer</w:t>
       </w:r>
     </w:p>
     <w:p>
       <w:pPr>
-        <w:spacing w:before="0" w:after="80"/>
+        <w:spacing w:before="0" w:after="68"/>
       </w:pPr>
       <w:r>
         <w:rPr>
           <w:color w:val="64748B"/>
-          <w:sz w:val="18"/>
+          <w:sz w:val="15"/>
         </w:rPr>
         <w:t>ryan.leite@gmail.com | +55 81 98255-0011 | Fortaleza, Ceará, BR | LinkedIn: ryalb</w:t>
       </w:r>
     </w:p>
     <w:p>
       <w:pPr>
-        <w:spacing w:after="120"/>
+        <w:spacing w:after="102"/>
       </w:pPr>
       <w:r>
         <w:rPr>
           <w:color w:val="1E293B"/>
-          <w:sz w:val="20"/>
+          <w:sz w:val="17"/>
         </w:rPr>
-        <w:t>Senior backend engineer with 26 years building production systems, currently the top contributor to a production ML platform for automated issue triage (FastAPI, Kafka, vector search on Kubernetes) while also delivering internal platforms end to end on his own — from data model to production deploy. Polyglot by necessity rather than preference, with production systems in Java, C, PHP, Ruby and Python, giving strong instincts for which problems are genuinely language-specific and which are architectural. Earlier career spent defining software configuration management practice at institute scale, including leading a 10-engineer team through a CMMI Level 3 appraisal as a trained SCAMPI evaluator. M.Sc. in Computer Science (Artificial Intelligence).</w:t>
+        <w:t>Senior backend engineer with 26 years of production experience, currently the top 2026 contributor to a production ML platform for automated issue triage and duplicate detection — FastAPI, Kafka, Milvus vector search and Snowflake on Kubernetes. Regularly delivers internal platforms solo, from data model to production deploy: team onboarding on Django/GraphQL/Celery, an engineering-metrics platform with nine CI-fed dashboards, two real-time collaboration apps, and AI developer tooling — an autonomous Claude Agent SDK bug-fixer that opens pull requests behind a confidence gate, and an MCP server serving triage tools to Claude Code, Cursor and Xcode. Delivery automation runs through every role, from ClearCase and Ant to Jenkins, Docker and Kubernetes, alongside test-coverage and toolchain programs across five repositories. Polyglot by necessity rather than preference, with production systems in Java, C, PHP, Ruby and Python. Earlier career paired full-stack delivery and Scrum technical leadership with defining software configuration management practice at institute scale, leading a 10-engineer team through a CMMI Level 3 appraisal as a trained SCAMPI evaluator. M.Sc. in Computer Science (Artificial Intelligence).</w:t>
       </w:r>
     </w:p>
     <w:p>
       <w:pPr>
-        <w:spacing w:before="160" w:after="40"/>
+        <w:spacing w:before="136" w:after="34"/>
         <w:pBdr>
           <w:bottom w:val="single" w:sz="4" w:space="1" w:color="CBD5E1"/>
         </w:pBdr>
@@ -62,14 +62,14 @@
         <w:rPr>
           <w:b/>
           <w:color w:val="2563EB"/>
-          <w:sz w:val="26"/>
+          <w:sz w:val="22"/>
         </w:rPr>
         <w:t>Work Experience</w:t>
       </w:r>
     </w:p>
     <w:p>
       <w:pPr>
-        <w:spacing w:before="120" w:after="0"/>
+        <w:spacing w:before="102" w:after="0"/>
         <w:tabs>
           <w:tab w:val="right" w:pos="9360"/>
         </w:tabs>
@@ -78,14 +78,14 @@
         <w:rPr>
           <w:b/>
           <w:color w:val="1E293B"/>
-          <w:sz w:val="21"/>
+          <w:sz w:val="17"/>
         </w:rPr>
         <w:t>Senior Backend Software Engineer</w:t>
       </w:r>
       <w:r>
         <w:rPr>
           <w:color w:val="64748B"/>
-          <w:sz w:val="20"/>
+          <w:sz w:val="17"/>
         </w:rPr>
         <w:t xml:space="preserve">  CESAR (Centro de Estudos e Sistemas Avançados do Recife) | Recife, PE, Brazil</w:t>
       </w:r>
@@ -93,35 +93,35 @@
         <w:rPr>
           <w:i/>
           <w:color w:val="64748B"/>
-          <w:sz w:val="18"/>
+          <w:sz w:val="15"/>
         </w:rPr>
         <w:tab/>
-        <w:t>2026-01 – present</w:t>
+        <w:t>2026-01 – Present</w:t>
       </w:r>
     </w:p>
     <w:p>
       <w:pPr>
-        <w:spacing w:before="40" w:after="40"/>
+        <w:spacing w:before="34" w:after="34"/>
         <w:ind w:left="144"/>
       </w:pPr>
       <w:r>
         <w:rPr>
           <w:color w:val="1E293B"/>
-          <w:sz w:val="19"/>
+          <w:sz w:val="16"/>
         </w:rPr>
-        <w:t>Backend and platform engineering for ML-driven developer-productivity systems, from APIs and data pipelines to Kubernetes delivery and AI/LLM tooling.</w:t>
+        <w:t>Backend and platform engineering for ML-driven developer-productivity systems: shared ownership of a production ML platform, four internal platforms and real-time apps built solo, AI/LLM developer tooling, and quality programs across five repositories.</w:t>
       </w:r>
     </w:p>
     <w:p>
       <w:pPr>
         <w:pStyle w:val="ListBullet"/>
-        <w:spacing w:before="20" w:after="20"/>
+        <w:spacing w:before="17" w:after="17"/>
         <w:ind w:left="288"/>
       </w:pPr>
       <w:r>
         <w:rPr>
           <w:color w:val="1E293B"/>
-          <w:sz w:val="19"/>
+          <w:sz w:val="16"/>
         </w:rPr>
         <w:t>Top 2026 contributor to a production ML platform for automated issue triage and duplicate detection: FastAPI, Kafka, Milvus vector search, Snowflake, Kubernetes on AWS EKS.</w:t>
       </w:r>
@@ -129,13 +129,13 @@
     <w:p>
       <w:pPr>
         <w:pStyle w:val="ListBullet"/>
-        <w:spacing w:before="20" w:after="20"/>
+        <w:spacing w:before="17" w:after="17"/>
         <w:ind w:left="288"/>
       </w:pPr>
       <w:r>
         <w:rPr>
           <w:color w:val="1E293B"/>
-          <w:sz w:val="19"/>
+          <w:sz w:val="16"/>
         </w:rPr>
         <w:t>Built solo a team onboarding platform (Django 6, GraphQL, Celery, Kubernetes) replacing a manual nine-step process.</w:t>
       </w:r>
@@ -143,13 +143,13 @@
     <w:p>
       <w:pPr>
         <w:pStyle w:val="ListBullet"/>
-        <w:spacing w:before="20" w:after="20"/>
+        <w:spacing w:before="17" w:after="17"/>
         <w:ind w:left="288"/>
       </w:pPr>
       <w:r>
         <w:rPr>
           <w:color w:val="1E293B"/>
-          <w:sz w:val="19"/>
+          <w:sz w:val="16"/>
         </w:rPr>
         <w:t>Built solo an engineering-metrics platform (Django + GraphQL, Nuxt 4, PostgreSQL on Kubernetes) with nine dashboards over coverage, LOC, pull-request and bug-fix data from CI.</w:t>
       </w:r>
@@ -157,13 +157,13 @@
     <w:p>
       <w:pPr>
         <w:pStyle w:val="ListBullet"/>
-        <w:spacing w:before="20" w:after="20"/>
+        <w:spacing w:before="17" w:after="17"/>
         <w:ind w:left="288"/>
       </w:pPr>
       <w:r>
         <w:rPr>
           <w:color w:val="1E293B"/>
-          <w:sz w:val="19"/>
+          <w:sz w:val="16"/>
         </w:rPr>
         <w:t>Added a self-service web app that triggers metric collection on demand with live log streaming, plus weekly Kubernetes CronJobs covering three repositories.</w:t>
       </w:r>
@@ -171,13 +171,13 @@
     <w:p>
       <w:pPr>
         <w:pStyle w:val="ListBullet"/>
-        <w:spacing w:before="20" w:after="20"/>
+        <w:spacing w:before="17" w:after="17"/>
         <w:ind w:left="288"/>
       </w:pPr>
       <w:r>
         <w:rPr>
           <w:color w:val="1E293B"/>
-          <w:sz w:val="19"/>
+          <w:sz w:val="16"/>
         </w:rPr>
         <w:t>Shipped AI developer tooling: an autonomous Claude Agent SDK bug-fixer that opens pull requests behind a confidence gate, and an MCP server serving six triage tools to Claude Code, Cursor and Xcode.</w:t>
       </w:r>
@@ -185,13 +185,13 @@
     <w:p>
       <w:pPr>
         <w:pStyle w:val="ListBullet"/>
-        <w:spacing w:before="20" w:after="20"/>
+        <w:spacing w:before="17" w:after="17"/>
         <w:ind w:left="288"/>
       </w:pPr>
       <w:r>
         <w:rPr>
           <w:color w:val="1E293B"/>
-          <w:sz w:val="19"/>
+          <w:sz w:val="16"/>
         </w:rPr>
         <w:t>Delivered two real-time team apps solo: planning poker on Django Channels WebSockets, and retrospectives on GraphQL with a six-state workflow engine.</w:t>
       </w:r>
@@ -199,20 +199,20 @@
     <w:p>
       <w:pPr>
         <w:pStyle w:val="ListBullet"/>
-        <w:spacing w:before="20" w:after="20"/>
+        <w:spacing w:before="17" w:after="17"/>
         <w:ind w:left="288"/>
       </w:pPr>
       <w:r>
         <w:rPr>
           <w:color w:val="1E293B"/>
-          <w:sz w:val="19"/>
+          <w:sz w:val="16"/>
         </w:rPr>
         <w:t>Drove test-coverage and toolchain programs across five repositories: thousands of new tests, Poetry to uv, pre-commit to prek, ruff and type-check gates, CI coverage reporting.</w:t>
       </w:r>
     </w:p>
     <w:p>
       <w:pPr>
-        <w:spacing w:before="120" w:after="0"/>
+        <w:spacing w:before="102" w:after="0"/>
         <w:tabs>
           <w:tab w:val="right" w:pos="9360"/>
         </w:tabs>
@@ -221,14 +221,14 @@
         <w:rPr>
           <w:b/>
           <w:color w:val="1E293B"/>
-          <w:sz w:val="21"/>
+          <w:sz w:val="17"/>
         </w:rPr>
         <w:t>Senior Backend Software Engineer</w:t>
       </w:r>
       <w:r>
         <w:rPr>
           <w:color w:val="64748B"/>
-          <w:sz w:val="20"/>
+          <w:sz w:val="17"/>
         </w:rPr>
         <w:t xml:space="preserve">  CESAR (Centro de Estudos e Sistemas Avançados do Recife) | Recife, PE, Brazil</w:t>
       </w:r>
@@ -236,7 +236,7 @@
         <w:rPr>
           <w:i/>
           <w:color w:val="64748B"/>
-          <w:sz w:val="18"/>
+          <w:sz w:val="15"/>
         </w:rPr>
         <w:tab/>
         <w:t>2022-10 – 2025-12</w:t>
@@ -244,27 +244,27 @@
     </w:p>
     <w:p>
       <w:pPr>
-        <w:spacing w:before="40" w:after="40"/>
+        <w:spacing w:before="34" w:after="34"/>
         <w:ind w:left="144"/>
       </w:pPr>
       <w:r>
         <w:rPr>
           <w:color w:val="1E293B"/>
-          <w:sz w:val="19"/>
+          <w:sz w:val="16"/>
         </w:rPr>
-        <w:t>Backend engineering and CI/CD ownership for two concurrent web platforms.</w:t>
+        <w:t>Python backend services for two concurrent web platforms, standardized on JSON:API response contracts and backed by end-to-end CI/CD ownership with automated quality gates.</w:t>
       </w:r>
     </w:p>
     <w:p>
       <w:pPr>
         <w:pStyle w:val="ListBullet"/>
-        <w:spacing w:before="20" w:after="20"/>
+        <w:spacing w:before="17" w:after="17"/>
         <w:ind w:left="288"/>
       </w:pPr>
       <w:r>
         <w:rPr>
           <w:color w:val="1E293B"/>
-          <w:sz w:val="19"/>
+          <w:sz w:val="16"/>
         </w:rPr>
         <w:t>Built and maintained backend services for two concurrent web platforms in Python (Django and Flask), enforcing production-grade quality through automated formatting, linting and test gates in CI.</w:t>
       </w:r>
@@ -272,13 +272,13 @@
     <w:p>
       <w:pPr>
         <w:pStyle w:val="ListBullet"/>
-        <w:spacing w:before="20" w:after="20"/>
+        <w:spacing w:before="17" w:after="17"/>
         <w:ind w:left="288"/>
       </w:pPr>
       <w:r>
         <w:rPr>
           <w:color w:val="1E293B"/>
-          <w:sz w:val="19"/>
+          <w:sz w:val="16"/>
         </w:rPr>
         <w:t>Designed and implemented REST APIs to the JSON:API specification, standardizing response contracts across teams and reducing integration rework between backend and frontend squads.</w:t>
       </w:r>
@@ -286,20 +286,20 @@
     <w:p>
       <w:pPr>
         <w:pStyle w:val="ListBullet"/>
-        <w:spacing w:before="20" w:after="20"/>
+        <w:spacing w:before="17" w:after="17"/>
         <w:ind w:left="288"/>
       </w:pPr>
       <w:r>
         <w:rPr>
           <w:color w:val="1E293B"/>
-          <w:sz w:val="19"/>
+          <w:sz w:val="16"/>
         </w:rPr>
         <w:t>Owned the CI/CD pipeline end to end (Docker, Git/GitFlow, Jenkins), delivering fully automated build, test and deployment cycles.</w:t>
       </w:r>
     </w:p>
     <w:p>
       <w:pPr>
-        <w:spacing w:before="120" w:after="0"/>
+        <w:spacing w:before="102" w:after="0"/>
         <w:tabs>
           <w:tab w:val="right" w:pos="9360"/>
         </w:tabs>
@@ -308,14 +308,14 @@
         <w:rPr>
           <w:b/>
           <w:color w:val="1E293B"/>
-          <w:sz w:val="21"/>
+          <w:sz w:val="17"/>
         </w:rPr>
         <w:t>Senior Full-Stack Software Engineer</w:t>
       </w:r>
       <w:r>
         <w:rPr>
           <w:color w:val="64748B"/>
-          <w:sz w:val="20"/>
+          <w:sz w:val="17"/>
         </w:rPr>
         <w:t xml:space="preserve">  CESAR (Centro de Estudos e Sistemas Avançados do Recife) | Recife, PE, Brazil</w:t>
       </w:r>
@@ -323,7 +323,7 @@
         <w:rPr>
           <w:i/>
           <w:color w:val="64748B"/>
-          <w:sz w:val="18"/>
+          <w:sz w:val="15"/>
         </w:rPr>
         <w:tab/>
         <w:t>2013-06 – 2022-09</w:t>
@@ -331,27 +331,27 @@
     </w:p>
     <w:p>
       <w:pPr>
-        <w:spacing w:before="40" w:after="40"/>
+        <w:spacing w:before="34" w:after="34"/>
         <w:ind w:left="144"/>
       </w:pPr>
       <w:r>
         <w:rPr>
           <w:color w:val="1E293B"/>
-          <w:sz w:val="19"/>
+          <w:sz w:val="16"/>
         </w:rPr>
-        <w:t>Full-stack development, configuration management and technical leadership across four client projects over nine years.</w:t>
+        <w:t>Nine years across four client projects: four production web applications in four language stacks, the CI/CD environments behind them, and technical direction for the Scrum teams delivering them.</w:t>
       </w:r>
     </w:p>
     <w:p>
       <w:pPr>
         <w:pStyle w:val="ListBullet"/>
-        <w:spacing w:before="20" w:after="20"/>
+        <w:spacing w:before="17" w:after="17"/>
         <w:ind w:left="288"/>
       </w:pPr>
       <w:r>
         <w:rPr>
           <w:color w:val="1E293B"/>
-          <w:sz w:val="19"/>
+          <w:sz w:val="16"/>
         </w:rPr>
         <w:t>Delivered four production web applications using PHP (Yii), Python (Flask/Falcon), Ruby on Rails and JavaScript (Backbone/Marionette, EmberJS, VueJS).</w:t>
       </w:r>
@@ -359,13 +359,13 @@
     <w:p>
       <w:pPr>
         <w:pStyle w:val="ListBullet"/>
-        <w:spacing w:before="20" w:after="20"/>
+        <w:spacing w:before="17" w:after="17"/>
         <w:ind w:left="288"/>
       </w:pPr>
       <w:r>
         <w:rPr>
           <w:color w:val="1E293B"/>
-          <w:sz w:val="19"/>
+          <w:sz w:val="16"/>
         </w:rPr>
         <w:t>Built and maintained CI/CD environments with Git/GitFlow, TeamCity, Jenkins, Ansible and HashiCorp Vault, enabling secure, repeatable and fully automated deployments.</w:t>
       </w:r>
@@ -373,20 +373,20 @@
     <w:p>
       <w:pPr>
         <w:pStyle w:val="ListBullet"/>
-        <w:spacing w:before="20" w:after="20"/>
+        <w:spacing w:before="17" w:after="17"/>
         <w:ind w:left="288"/>
       </w:pPr>
       <w:r>
         <w:rPr>
           <w:color w:val="1E293B"/>
-          <w:sz w:val="19"/>
+          <w:sz w:val="16"/>
         </w:rPr>
         <w:t>Led technical direction for Scrum teams, running sprint planning, code review practice and delivery commitments.</w:t>
       </w:r>
     </w:p>
     <w:p>
       <w:pPr>
-        <w:spacing w:before="120" w:after="0"/>
+        <w:spacing w:before="102" w:after="0"/>
         <w:tabs>
           <w:tab w:val="right" w:pos="9360"/>
         </w:tabs>
@@ -395,14 +395,14 @@
         <w:rPr>
           <w:b/>
           <w:color w:val="1E293B"/>
-          <w:sz w:val="21"/>
+          <w:sz w:val="17"/>
         </w:rPr>
         <w:t>Senior Full-Stack Software Engineer</w:t>
       </w:r>
       <w:r>
         <w:rPr>
           <w:color w:val="64748B"/>
-          <w:sz w:val="20"/>
+          <w:sz w:val="17"/>
         </w:rPr>
         <w:t xml:space="preserve">  CESAR (Centro de Estudos e Sistemas Avançados do Recife) | Recife, PE, Brazil</w:t>
       </w:r>
@@ -410,7 +410,7 @@
         <w:rPr>
           <w:i/>
           <w:color w:val="64748B"/>
-          <w:sz w:val="18"/>
+          <w:sz w:val="15"/>
         </w:rPr>
         <w:tab/>
         <w:t>2009-01 – 2013-06</w:t>
@@ -418,27 +418,27 @@
     </w:p>
     <w:p>
       <w:pPr>
-        <w:spacing w:before="40" w:after="40"/>
+        <w:spacing w:before="34" w:after="34"/>
         <w:ind w:left="144"/>
       </w:pPr>
       <w:r>
         <w:rPr>
           <w:color w:val="1E293B"/>
-          <w:sz w:val="19"/>
+          <w:sz w:val="16"/>
         </w:rPr>
-        <w:t>Full-stack and configuration management engineering across telephony, enterprise web and mobile projects.</w:t>
+        <w:t>Telephony in C on Asterisk, an enterprise Java web and mobile application built end to end, and the CI/CD and Scrum tooling behind them — including a nationwide platform maintained against live traffic.</w:t>
       </w:r>
     </w:p>
     <w:p>
       <w:pPr>
         <w:pStyle w:val="ListBullet"/>
-        <w:spacing w:before="20" w:after="20"/>
+        <w:spacing w:before="17" w:after="17"/>
         <w:ind w:left="288"/>
       </w:pPr>
       <w:r>
         <w:rPr>
           <w:color w:val="1E293B"/>
-          <w:sz w:val="19"/>
+          <w:sz w:val="16"/>
         </w:rPr>
         <w:t>Developed a telephony platform in C on Asterisk, covering call flow logic and integration.</w:t>
       </w:r>
@@ -446,13 +446,13 @@
     <w:p>
       <w:pPr>
         <w:pStyle w:val="ListBullet"/>
-        <w:spacing w:before="20" w:after="20"/>
+        <w:spacing w:before="17" w:after="17"/>
         <w:ind w:left="288"/>
       </w:pPr>
       <w:r>
         <w:rPr>
           <w:color w:val="1E293B"/>
-          <w:sz w:val="19"/>
+          <w:sz w:val="16"/>
         </w:rPr>
         <w:t>Built an enterprise web and mobile application end to end using Java EE/ME, Android, Apache Struts 2, Apache CXF, Spring, Hibernate, Oracle and Apache Tomcat.</w:t>
       </w:r>
@@ -460,13 +460,13 @@
     <w:p>
       <w:pPr>
         <w:pStyle w:val="ListBullet"/>
-        <w:spacing w:before="20" w:after="20"/>
+        <w:spacing w:before="17" w:after="17"/>
         <w:ind w:left="288"/>
       </w:pPr>
       <w:r>
         <w:rPr>
           <w:color w:val="1E293B"/>
-          <w:sz w:val="19"/>
+          <w:sz w:val="16"/>
         </w:rPr>
         <w:t>Implemented a complete CI/CD environment (Subversion/Git, Maven, TeamCity, Tomcat) for automated builds and deployments.</w:t>
       </w:r>
@@ -474,13 +474,13 @@
     <w:p>
       <w:pPr>
         <w:pStyle w:val="ListBullet"/>
-        <w:spacing w:before="20" w:after="20"/>
+        <w:spacing w:before="17" w:after="17"/>
         <w:ind w:left="288"/>
       </w:pPr>
       <w:r>
         <w:rPr>
           <w:color w:val="1E293B"/>
-          <w:sz w:val="19"/>
+          <w:sz w:val="16"/>
         </w:rPr>
         <w:t>Built a Scrum task-board integration for Mantis (PHP) that gave distributed remote teams shared sprint visibility.</w:t>
       </w:r>
@@ -488,20 +488,20 @@
     <w:p>
       <w:pPr>
         <w:pStyle w:val="ListBullet"/>
-        <w:spacing w:before="20" w:after="20"/>
+        <w:spacing w:before="17" w:after="17"/>
         <w:ind w:left="288"/>
       </w:pPr>
       <w:r>
         <w:rPr>
           <w:color w:val="1E293B"/>
-          <w:sz w:val="19"/>
+          <w:sz w:val="16"/>
         </w:rPr>
         <w:t>Maintained a nationwide production web platform while shipping new features against live traffic.</w:t>
       </w:r>
     </w:p>
     <w:p>
       <w:pPr>
-        <w:spacing w:before="120" w:after="0"/>
+        <w:spacing w:before="102" w:after="0"/>
         <w:tabs>
           <w:tab w:val="right" w:pos="9360"/>
         </w:tabs>
@@ -510,14 +510,14 @@
         <w:rPr>
           <w:b/>
           <w:color w:val="1E293B"/>
-          <w:sz w:val="21"/>
+          <w:sz w:val="17"/>
         </w:rPr>
         <w:t>Senior Software Configuration Management Engineer</w:t>
       </w:r>
       <w:r>
         <w:rPr>
           <w:color w:val="64748B"/>
-          <w:sz w:val="20"/>
+          <w:sz w:val="17"/>
         </w:rPr>
         <w:t xml:space="preserve">  CESAR (Centro de Estudos e Sistemas Avançados do Recife) | Recife, PE, Brazil</w:t>
       </w:r>
@@ -525,7 +525,7 @@
         <w:rPr>
           <w:i/>
           <w:color w:val="64748B"/>
-          <w:sz w:val="18"/>
+          <w:sz w:val="15"/>
         </w:rPr>
         <w:tab/>
         <w:t>2005-01 – 2009-01</w:t>
@@ -533,27 +533,27 @@
     </w:p>
     <w:p>
       <w:pPr>
-        <w:spacing w:before="40" w:after="40"/>
+        <w:spacing w:before="34" w:after="34"/>
         <w:ind w:left="144"/>
       </w:pPr>
       <w:r>
         <w:rPr>
           <w:color w:val="1E293B"/>
-          <w:sz w:val="19"/>
+          <w:sz w:val="16"/>
         </w:rPr>
-        <w:t>Leadership of the company-wide Software Configuration Management team and of the organization's CMMI 1.2 Level 3 appraisal.</w:t>
+        <w:t>Led the company-wide Software Configuration Management team through a formal CMMI 1.2 Level 3 appraisal, defining the SCM processes, tooling and automation adopted as company standards.</w:t>
       </w:r>
     </w:p>
     <w:p>
       <w:pPr>
         <w:pStyle w:val="ListBullet"/>
-        <w:spacing w:before="20" w:after="20"/>
+        <w:spacing w:before="17" w:after="17"/>
         <w:ind w:left="288"/>
       </w:pPr>
       <w:r>
         <w:rPr>
           <w:color w:val="1E293B"/>
-          <w:sz w:val="19"/>
+          <w:sz w:val="16"/>
         </w:rPr>
         <w:t>Led a 10-engineer Software Configuration Management team through a successful formal CMMI 1.2 Level 3 appraisal, serving as a trained SCAMPI evaluator.</w:t>
       </w:r>
@@ -561,13 +561,13 @@
     <w:p>
       <w:pPr>
         <w:pStyle w:val="ListBullet"/>
-        <w:spacing w:before="20" w:after="20"/>
+        <w:spacing w:before="17" w:after="17"/>
         <w:ind w:left="288"/>
       </w:pPr>
       <w:r>
         <w:rPr>
           <w:color w:val="1E293B"/>
-          <w:sz w:val="19"/>
+          <w:sz w:val="16"/>
         </w:rPr>
         <w:t>Defined and maintained company-wide SCM processes as SCM lead within the Software Engineering Process Group (SEPG).</w:t>
       </w:r>
@@ -575,13 +575,13 @@
     <w:p>
       <w:pPr>
         <w:pStyle w:val="ListBullet"/>
-        <w:spacing w:before="20" w:after="20"/>
+        <w:spacing w:before="17" w:after="17"/>
         <w:ind w:left="288"/>
       </w:pPr>
       <w:r>
         <w:rPr>
           <w:color w:val="1E293B"/>
-          <w:sz w:val="19"/>
+          <w:sz w:val="16"/>
         </w:rPr>
         <w:t>Rolled out SCM processes across multiple concurrent projects using Rational ClearCase, ClearDDTS, CVS, Subversion, Mantis, Apache Ant and Luntbuild.</w:t>
       </w:r>
@@ -589,20 +589,20 @@
     <w:p>
       <w:pPr>
         <w:pStyle w:val="ListBullet"/>
-        <w:spacing w:before="20" w:after="20"/>
+        <w:spacing w:before="17" w:after="17"/>
         <w:ind w:left="288"/>
       </w:pPr>
       <w:r>
         <w:rPr>
           <w:color w:val="1E293B"/>
-          <w:sz w:val="19"/>
+          <w:sz w:val="16"/>
         </w:rPr>
         <w:t>Built automation tooling and Mantis extensions (PHP, Shell) for defect tracking, requirements traceability and code review reporting, later adopted as company-wide standards.</w:t>
       </w:r>
     </w:p>
     <w:p>
       <w:pPr>
-        <w:spacing w:before="120" w:after="0"/>
+        <w:spacing w:before="102" w:after="0"/>
         <w:tabs>
           <w:tab w:val="right" w:pos="9360"/>
         </w:tabs>
@@ -611,14 +611,14 @@
         <w:rPr>
           <w:b/>
           <w:color w:val="1E293B"/>
-          <w:sz w:val="21"/>
+          <w:sz w:val="17"/>
         </w:rPr>
         <w:t>Software Configuration Management Engineer</w:t>
       </w:r>
       <w:r>
         <w:rPr>
           <w:color w:val="64748B"/>
-          <w:sz w:val="20"/>
+          <w:sz w:val="17"/>
         </w:rPr>
         <w:t xml:space="preserve">  CESAR (Centro de Estudos e Sistemas Avançados do Recife) | Recife, PE, Brazil</w:t>
       </w:r>
@@ -626,7 +626,7 @@
         <w:rPr>
           <w:i/>
           <w:color w:val="64748B"/>
-          <w:sz w:val="18"/>
+          <w:sz w:val="15"/>
         </w:rPr>
         <w:tab/>
         <w:t>2001-10 – 2005-01</w:t>
@@ -634,27 +634,27 @@
     </w:p>
     <w:p>
       <w:pPr>
-        <w:spacing w:before="40" w:after="40"/>
+        <w:spacing w:before="34" w:after="34"/>
         <w:ind w:left="144"/>
       </w:pPr>
       <w:r>
         <w:rPr>
           <w:color w:val="1E293B"/>
-          <w:sz w:val="19"/>
+          <w:sz w:val="16"/>
         </w:rPr>
-        <w:t>SCM process definition and rollout for multi-site mobile device development programs.</w:t>
+        <w:t>SCM process definition and automation for multi-site mobile device programs, contributing to CMM Level 2 certification and to a ~20% rise in client evaluation scores.</w:t>
       </w:r>
     </w:p>
     <w:p>
       <w:pPr>
         <w:pStyle w:val="ListBullet"/>
-        <w:spacing w:before="20" w:after="20"/>
+        <w:spacing w:before="17" w:after="17"/>
         <w:ind w:left="288"/>
       </w:pPr>
       <w:r>
         <w:rPr>
           <w:color w:val="1E293B"/>
-          <w:sz w:val="19"/>
+          <w:sz w:val="16"/>
         </w:rPr>
         <w:t>Defined and implemented SCM processes for multi-site mobile device development projects using Rational ClearCase and ClearDDTS, contributing to the organization's CMM Level 2 certification.</w:t>
       </w:r>
@@ -662,20 +662,20 @@
     <w:p>
       <w:pPr>
         <w:pStyle w:val="ListBullet"/>
-        <w:spacing w:before="20" w:after="20"/>
+        <w:spacing w:before="17" w:after="17"/>
         <w:ind w:left="288"/>
       </w:pPr>
       <w:r>
         <w:rPr>
           <w:color w:val="1E293B"/>
-          <w:sz w:val="19"/>
+          <w:sz w:val="16"/>
         </w:rPr>
         <w:t>Raised client evaluation scores for SCM performance by approximately 20% by automating configuration management activities across roughly twelve projects.</w:t>
       </w:r>
     </w:p>
     <w:p>
       <w:pPr>
-        <w:spacing w:before="120" w:after="0"/>
+        <w:spacing w:before="102" w:after="0"/>
         <w:tabs>
           <w:tab w:val="right" w:pos="9360"/>
         </w:tabs>
@@ -684,14 +684,14 @@
         <w:rPr>
           <w:b/>
           <w:color w:val="1E293B"/>
-          <w:sz w:val="21"/>
+          <w:sz w:val="17"/>
         </w:rPr>
         <w:t>Junior Software Engineer</w:t>
       </w:r>
       <w:r>
         <w:rPr>
           <w:color w:val="64748B"/>
-          <w:sz w:val="20"/>
+          <w:sz w:val="17"/>
         </w:rPr>
         <w:t xml:space="preserve">  CESAR (Centro de Estudos e Sistemas Avançados do Recife) | Recife, PE, Brazil</w:t>
       </w:r>
@@ -699,7 +699,7 @@
         <w:rPr>
           <w:i/>
           <w:color w:val="64748B"/>
-          <w:sz w:val="18"/>
+          <w:sz w:val="15"/>
         </w:rPr>
         <w:tab/>
         <w:t>2001-01 – 2001-10</w:t>
@@ -707,27 +707,27 @@
     </w:p>
     <w:p>
       <w:pPr>
-        <w:spacing w:before="40" w:after="40"/>
+        <w:spacing w:before="34" w:after="34"/>
         <w:ind w:left="144"/>
       </w:pPr>
       <w:r>
         <w:rPr>
           <w:color w:val="1E293B"/>
-          <w:sz w:val="19"/>
+          <w:sz w:val="16"/>
         </w:rPr>
-        <w:t>Early-stage mobile application development on Java 2 Micro Edition (J2ME).</w:t>
+        <w:t>The institute's first J2ME mobile development practice: 15+ applications shipped, including an internationally awarded game.</w:t>
       </w:r>
     </w:p>
     <w:p>
       <w:pPr>
         <w:pStyle w:val="ListBullet"/>
-        <w:spacing w:before="20" w:after="20"/>
+        <w:spacing w:before="17" w:after="17"/>
         <w:ind w:left="288"/>
       </w:pPr>
       <w:r>
         <w:rPr>
           <w:color w:val="1E293B"/>
-          <w:sz w:val="19"/>
+          <w:sz w:val="16"/>
         </w:rPr>
         <w:t>Pioneered J2ME application development at CESAR, establishing the institute's first mobile development practice.</w:t>
       </w:r>
@@ -735,13 +735,13 @@
     <w:p>
       <w:pPr>
         <w:pStyle w:val="ListBullet"/>
-        <w:spacing w:before="20" w:after="20"/>
+        <w:spacing w:before="17" w:after="17"/>
         <w:ind w:left="288"/>
       </w:pPr>
       <w:r>
         <w:rPr>
           <w:color w:val="1E293B"/>
-          <w:sz w:val="19"/>
+          <w:sz w:val="16"/>
         </w:rPr>
         <w:t>Developed 15+ mobile applications, primarily games, for early Java-enabled handsets.</w:t>
       </w:r>
@@ -749,20 +749,20 @@
     <w:p>
       <w:pPr>
         <w:pStyle w:val="ListBullet"/>
-        <w:spacing w:before="20" w:after="20"/>
+        <w:spacing w:before="17" w:after="17"/>
         <w:ind w:left="288"/>
       </w:pPr>
       <w:r>
         <w:rPr>
           <w:color w:val="1E293B"/>
-          <w:sz w:val="19"/>
+          <w:sz w:val="16"/>
         </w:rPr>
         <w:t>Authored Sea Hunter, awarded Best Application from the Americas at the Asia Java Mobile Challenge.</w:t>
       </w:r>
     </w:p>
     <w:p>
       <w:pPr>
-        <w:spacing w:before="120" w:after="0"/>
+        <w:spacing w:before="102" w:after="0"/>
         <w:tabs>
           <w:tab w:val="right" w:pos="9360"/>
         </w:tabs>
@@ -771,14 +771,14 @@
         <w:rPr>
           <w:b/>
           <w:color w:val="1E293B"/>
-          <w:sz w:val="21"/>
+          <w:sz w:val="17"/>
         </w:rPr>
         <w:t>Junior Software Engineer</w:t>
       </w:r>
       <w:r>
         <w:rPr>
           <w:color w:val="64748B"/>
-          <w:sz w:val="20"/>
+          <w:sz w:val="17"/>
         </w:rPr>
         <w:t xml:space="preserve">  CESAR (Centro de Estudos e Sistemas Avançados do Recife) | Recife, PE, Brazil</w:t>
       </w:r>
@@ -786,7 +786,7 @@
         <w:rPr>
           <w:i/>
           <w:color w:val="64748B"/>
-          <w:sz w:val="18"/>
+          <w:sz w:val="15"/>
         </w:rPr>
         <w:tab/>
         <w:t>2000-06 – 2000-12</w:t>
@@ -794,27 +794,27 @@
     </w:p>
     <w:p>
       <w:pPr>
-        <w:spacing w:before="40" w:after="40"/>
+        <w:spacing w:before="34" w:after="34"/>
         <w:ind w:left="144"/>
       </w:pPr>
       <w:r>
         <w:rPr>
           <w:color w:val="1E293B"/>
-          <w:sz w:val="19"/>
+          <w:sz w:val="16"/>
         </w:rPr>
-        <w:t>Java development on a standard three-tier architecture.</w:t>
+        <w:t>Java web development: a J2SE WAP application for lottery game management, and an e-commerce portal supporting M.Sc. dissertation research.</w:t>
       </w:r>
     </w:p>
     <w:p>
       <w:pPr>
         <w:pStyle w:val="ListBullet"/>
-        <w:spacing w:before="20" w:after="20"/>
+        <w:spacing w:before="17" w:after="17"/>
         <w:ind w:left="288"/>
       </w:pPr>
       <w:r>
         <w:rPr>
           <w:color w:val="1E293B"/>
-          <w:sz w:val="19"/>
+          <w:sz w:val="16"/>
         </w:rPr>
         <w:t>Developed a WAP application in J2SE for lottery game management.</w:t>
       </w:r>
@@ -822,20 +822,20 @@
     <w:p>
       <w:pPr>
         <w:pStyle w:val="ListBullet"/>
-        <w:spacing w:before="20" w:after="20"/>
+        <w:spacing w:before="17" w:after="17"/>
         <w:ind w:left="288"/>
       </w:pPr>
       <w:r>
         <w:rPr>
           <w:color w:val="1E293B"/>
-          <w:sz w:val="19"/>
+          <w:sz w:val="16"/>
         </w:rPr>
         <w:t>Built an e-commerce portal used to validate a team member's M.Sc. dissertation research.</w:t>
       </w:r>
     </w:p>
     <w:p>
       <w:pPr>
-        <w:spacing w:before="160" w:after="40"/>
+        <w:spacing w:before="136" w:after="34"/>
         <w:pBdr>
           <w:bottom w:val="single" w:sz="4" w:space="1" w:color="CBD5E1"/>
         </w:pBdr>
@@ -844,14 +844,14 @@
         <w:rPr>
           <w:b/>
           <w:color w:val="2563EB"/>
-          <w:sz w:val="26"/>
+          <w:sz w:val="22"/>
         </w:rPr>
         <w:t>Education</w:t>
       </w:r>
     </w:p>
     <w:p>
       <w:pPr>
-        <w:spacing w:before="120" w:after="0"/>
+        <w:spacing w:before="102" w:after="0"/>
         <w:tabs>
           <w:tab w:val="right" w:pos="9360"/>
         </w:tabs>
@@ -860,14 +860,14 @@
         <w:rPr>
           <w:b/>
           <w:color w:val="1E293B"/>
-          <w:sz w:val="21"/>
+          <w:sz w:val="17"/>
         </w:rPr>
         <w:t>M.Sc. in Computer Science</w:t>
       </w:r>
       <w:r>
         <w:rPr>
           <w:color w:val="64748B"/>
-          <w:sz w:val="20"/>
+          <w:sz w:val="17"/>
         </w:rPr>
         <w:t xml:space="preserve">  Federal University of Pernambuco (UFPE)</w:t>
       </w:r>
@@ -875,7 +875,7 @@
         <w:rPr>
           <w:i/>
           <w:color w:val="64748B"/>
-          <w:sz w:val="18"/>
+          <w:sz w:val="15"/>
         </w:rPr>
         <w:tab/>
         <w:t>2000-03 – 2002-08</w:t>
@@ -884,13 +884,13 @@
     <w:p>
       <w:pPr>
         <w:pStyle w:val="ListBullet"/>
-        <w:spacing w:before="20" w:after="20"/>
+        <w:spacing w:before="17" w:after="17"/>
         <w:ind w:left="288"/>
       </w:pPr>
       <w:r>
         <w:rPr>
           <w:color w:val="1E293B"/>
-          <w:sz w:val="19"/>
+          <w:sz w:val="16"/>
         </w:rPr>
         <w:t>Artificial Intelligence</w:t>
       </w:r>
@@ -898,13 +898,13 @@
     <w:p>
       <w:pPr>
         <w:pStyle w:val="ListBullet"/>
-        <w:spacing w:before="20" w:after="20"/>
+        <w:spacing w:before="17" w:after="17"/>
         <w:ind w:left="288"/>
       </w:pPr>
       <w:r>
         <w:rPr>
           <w:color w:val="1E293B"/>
-          <w:sz w:val="19"/>
+          <w:sz w:val="16"/>
         </w:rPr>
         <w:t>Multi-Agent Systems</w:t>
       </w:r>
@@ -912,20 +912,20 @@
     <w:p>
       <w:pPr>
         <w:pStyle w:val="ListBullet"/>
-        <w:spacing w:before="20" w:after="20"/>
+        <w:spacing w:before="17" w:after="17"/>
         <w:ind w:left="288"/>
       </w:pPr>
       <w:r>
         <w:rPr>
           <w:color w:val="1E293B"/>
-          <w:sz w:val="19"/>
+          <w:sz w:val="16"/>
         </w:rPr>
         <w:t>Software Engineering</w:t>
       </w:r>
     </w:p>
     <w:p>
       <w:pPr>
-        <w:spacing w:before="120" w:after="0"/>
+        <w:spacing w:before="102" w:after="0"/>
         <w:tabs>
           <w:tab w:val="right" w:pos="9360"/>
         </w:tabs>
@@ -934,14 +934,14 @@
         <w:rPr>
           <w:b/>
           <w:color w:val="1E293B"/>
-          <w:sz w:val="21"/>
+          <w:sz w:val="17"/>
         </w:rPr>
         <w:t>B.Sc. in Computer Science</w:t>
       </w:r>
       <w:r>
         <w:rPr>
           <w:color w:val="64748B"/>
-          <w:sz w:val="20"/>
+          <w:sz w:val="17"/>
         </w:rPr>
         <w:t xml:space="preserve">  Federal University of Ceará (UFC)</w:t>
       </w:r>
@@ -949,7 +949,7 @@
         <w:rPr>
           <w:i/>
           <w:color w:val="64748B"/>
-          <w:sz w:val="18"/>
+          <w:sz w:val="15"/>
         </w:rPr>
         <w:tab/>
         <w:t>1996-01 – 2000-01</w:t>
@@ -957,7 +957,7 @@
     </w:p>
     <w:p>
       <w:pPr>
-        <w:spacing w:before="160" w:after="40"/>
+        <w:spacing w:before="136" w:after="34"/>
         <w:pBdr>
           <w:bottom w:val="single" w:sz="4" w:space="1" w:color="CBD5E1"/>
         </w:pBdr>
@@ -966,196 +966,196 @@
         <w:rPr>
           <w:b/>
           <w:color w:val="2563EB"/>
-          <w:sz w:val="26"/>
+          <w:sz w:val="22"/>
         </w:rPr>
         <w:t>Skills</w:t>
       </w:r>
     </w:p>
     <w:p>
       <w:pPr>
-        <w:spacing w:before="40" w:after="40"/>
+        <w:spacing w:before="34" w:after="34"/>
       </w:pPr>
       <w:r>
         <w:rPr>
           <w:b/>
-          <w:sz w:val="20"/>
+          <w:sz w:val="17"/>
         </w:rPr>
         <w:t>Backend</w:t>
       </w:r>
       <w:r>
         <w:rPr>
           <w:color w:val="64748B"/>
-          <w:sz w:val="19"/>
+          <w:sz w:val="16"/>
         </w:rPr>
         <w:t xml:space="preserve"> (Expert)</w:t>
       </w:r>
       <w:r>
         <w:rPr>
           <w:color w:val="1E293B"/>
-          <w:sz w:val="19"/>
+          <w:sz w:val="16"/>
         </w:rPr>
         <w:t>: Python, Django, FastAPI, Flask, Falcon, GraphQL, Strawberry GraphQL, REST API, JSON:API, Celery, Kafka, WebSockets, PHP, Yii, Laravel, Ruby on Rails, Java</w:t>
       </w:r>
     </w:p>
     <w:p>
       <w:pPr>
-        <w:spacing w:before="40" w:after="40"/>
+        <w:spacing w:before="34" w:after="34"/>
       </w:pPr>
       <w:r>
         <w:rPr>
           <w:b/>
-          <w:sz w:val="20"/>
+          <w:sz w:val="17"/>
         </w:rPr>
         <w:t>Frontend</w:t>
       </w:r>
       <w:r>
         <w:rPr>
           <w:color w:val="64748B"/>
-          <w:sz w:val="19"/>
+          <w:sz w:val="16"/>
         </w:rPr>
         <w:t xml:space="preserve"> (Advanced)</w:t>
       </w:r>
       <w:r>
         <w:rPr>
           <w:color w:val="1E293B"/>
-          <w:sz w:val="19"/>
+          <w:sz w:val="16"/>
         </w:rPr>
         <w:t>: JavaScript, TypeScript, VueJS, NuxtJS, PrimeVue, Tailwind CSS, Pinia, EmberJS, Backbone/Marionette, HTML, CSS, SCSS/SASS, BEM</w:t>
       </w:r>
     </w:p>
     <w:p>
       <w:pPr>
-        <w:spacing w:before="40" w:after="40"/>
+        <w:spacing w:before="34" w:after="34"/>
       </w:pPr>
       <w:r>
         <w:rPr>
           <w:b/>
-          <w:sz w:val="20"/>
+          <w:sz w:val="17"/>
         </w:rPr>
         <w:t>AI &amp; ML Engineering</w:t>
       </w:r>
       <w:r>
         <w:rPr>
           <w:color w:val="64748B"/>
-          <w:sz w:val="19"/>
+          <w:sz w:val="16"/>
         </w:rPr>
         <w:t xml:space="preserve"> (Advanced)</w:t>
       </w:r>
       <w:r>
         <w:rPr>
           <w:color w:val="1E293B"/>
-          <w:sz w:val="19"/>
+          <w:sz w:val="16"/>
         </w:rPr>
         <w:t>: LLM application development, Model Context Protocol (MCP), Claude Agent SDK, Agentic tooling, Vector search, Milvus, Embeddings, Sentence Transformers, PyTorch, Snowflake</w:t>
       </w:r>
     </w:p>
     <w:p>
       <w:pPr>
-        <w:spacing w:before="40" w:after="40"/>
+        <w:spacing w:before="34" w:after="34"/>
       </w:pPr>
       <w:r>
         <w:rPr>
           <w:b/>
-          <w:sz w:val="20"/>
+          <w:sz w:val="17"/>
         </w:rPr>
         <w:t>DevOps &amp; CI/CD</w:t>
       </w:r>
       <w:r>
         <w:rPr>
           <w:color w:val="64748B"/>
-          <w:sz w:val="19"/>
+          <w:sz w:val="16"/>
         </w:rPr>
         <w:t xml:space="preserve"> (Expert)</w:t>
       </w:r>
       <w:r>
         <w:rPr>
           <w:color w:val="1E293B"/>
-          <w:sz w:val="19"/>
+          <w:sz w:val="16"/>
         </w:rPr>
         <w:t>: CI/CD, Jenkins, TeamCity, GitLab CI, Docker, Multi-arch builds, Ansible, HashiCorp Vault, Sealed Secrets, uv, mise, prek, ruff, pytest, Bash, Git, GitFlow, GitHub, GitLab</w:t>
       </w:r>
     </w:p>
     <w:p>
       <w:pPr>
-        <w:spacing w:before="40" w:after="40"/>
+        <w:spacing w:before="34" w:after="34"/>
       </w:pPr>
       <w:r>
         <w:rPr>
           <w:b/>
-          <w:sz w:val="20"/>
+          <w:sz w:val="17"/>
         </w:rPr>
         <w:t>Cloud &amp; Orchestration</w:t>
       </w:r>
       <w:r>
         <w:rPr>
           <w:color w:val="64748B"/>
-          <w:sz w:val="19"/>
+          <w:sz w:val="16"/>
         </w:rPr>
         <w:t xml:space="preserve"> (Advanced)</w:t>
       </w:r>
       <w:r>
         <w:rPr>
           <w:color w:val="1E293B"/>
-          <w:sz w:val="19"/>
+          <w:sz w:val="16"/>
         </w:rPr>
         <w:t>: Kubernetes, Helm, Kustomize, AWS EKS, AWS, Google Cloud, mTLS, OAuth 2.0, OpenTelemetry, Sentry</w:t>
       </w:r>
     </w:p>
     <w:p>
       <w:pPr>
-        <w:spacing w:before="40" w:after="40"/>
+        <w:spacing w:before="34" w:after="34"/>
       </w:pPr>
       <w:r>
         <w:rPr>
           <w:b/>
-          <w:sz w:val="20"/>
+          <w:sz w:val="17"/>
         </w:rPr>
         <w:t>Databases</w:t>
       </w:r>
       <w:r>
         <w:rPr>
           <w:color w:val="64748B"/>
-          <w:sz w:val="19"/>
+          <w:sz w:val="16"/>
         </w:rPr>
         <w:t xml:space="preserve"> (Advanced)</w:t>
       </w:r>
       <w:r>
         <w:rPr>
           <w:color w:val="1E293B"/>
-          <w:sz w:val="19"/>
+          <w:sz w:val="16"/>
         </w:rPr>
         <w:t>: PostgreSQL, MySQL, Oracle, Redis, Milvus, Snowflake</w:t>
       </w:r>
     </w:p>
     <w:p>
       <w:pPr>
-        <w:spacing w:before="40" w:after="40"/>
+        <w:spacing w:before="34" w:after="34"/>
       </w:pPr>
       <w:r>
         <w:rPr>
           <w:b/>
-          <w:sz w:val="20"/>
+          <w:sz w:val="17"/>
         </w:rPr>
         <w:t>Process &amp; Leadership</w:t>
       </w:r>
       <w:r>
         <w:rPr>
           <w:color w:val="64748B"/>
-          <w:sz w:val="19"/>
+          <w:sz w:val="16"/>
         </w:rPr>
         <w:t xml:space="preserve"> (Expert)</w:t>
       </w:r>
       <w:r>
         <w:rPr>
           <w:color w:val="1E293B"/>
-          <w:sz w:val="19"/>
+          <w:sz w:val="16"/>
         </w:rPr>
         <w:t>: Software Configuration Management, CMMI, SCAMPI appraisal, Scrum, Kanban, Technical Leadership, Code Review, Mentoring</w:t>
       </w:r>
     </w:p>
     <w:p>
       <w:pPr>
-        <w:spacing w:before="160" w:after="40"/>
+        <w:spacing w:before="136" w:after="34"/>
         <w:pBdr>
           <w:bottom w:val="single" w:sz="4" w:space="1" w:color="CBD5E1"/>
         </w:pBdr>
@@ -1164,14 +1164,14 @@
         <w:rPr>
           <w:b/>
           <w:color w:val="2563EB"/>
-          <w:sz w:val="26"/>
+          <w:sz w:val="22"/>
         </w:rPr>
         <w:t>Awards</w:t>
       </w:r>
     </w:p>
     <w:p>
       <w:pPr>
-        <w:spacing w:before="120" w:after="0"/>
+        <w:spacing w:before="102" w:after="0"/>
         <w:tabs>
           <w:tab w:val="right" w:pos="9360"/>
         </w:tabs>
@@ -1182,7 +1182,7 @@
             <w:b/>
             <w:color w:val="2563EB"/>
             <w:u w:val="single"/>
-            <w:sz w:val="21"/>
+            <w:sz w:val="18"/>
           </w:rPr>
           <w:t>Best Application from the Americas — Sea Hunter</w:t>
         </w:r>
@@ -1190,7 +1190,7 @@
       <w:r>
         <w:rPr>
           <w:color w:val="64748B"/>
-          <w:sz w:val="20"/>
+          <w:sz w:val="17"/>
         </w:rPr>
         <w:t xml:space="preserve">  Asia Java Mobile Challenge (SingTel, Optus and Sun Microsystems)</w:t>
       </w:r>
@@ -1198,7 +1198,7 @@
         <w:rPr>
           <w:i/>
           <w:color w:val="64748B"/>
-          <w:sz w:val="18"/>
+          <w:sz w:val="15"/>
         </w:rPr>
         <w:tab/>
         <w:t>2002</w:t>
@@ -1206,20 +1206,20 @@
     </w:p>
     <w:p>
       <w:pPr>
-        <w:spacing w:before="40" w:after="40"/>
+        <w:spacing w:before="34" w:after="34"/>
         <w:ind w:left="144"/>
       </w:pPr>
       <w:r>
         <w:rPr>
           <w:color w:val="1E293B"/>
-          <w:sz w:val="19"/>
+          <w:sz w:val="16"/>
         </w:rPr>
         <w:t>Sea Hunter, a J2ME mobile game written for early Java-enabled handsets at CESAR (Brazil), was named one of the Top 20 finalists selected from more than 1,000 entrants across 23 countries.</w:t>
       </w:r>
     </w:p>
     <w:p>
       <w:pPr>
-        <w:spacing w:before="160" w:after="40"/>
+        <w:spacing w:before="136" w:after="34"/>
         <w:pBdr>
           <w:bottom w:val="single" w:sz="4" w:space="1" w:color="CBD5E1"/>
         </w:pBdr>
@@ -1228,14 +1228,14 @@
         <w:rPr>
           <w:b/>
           <w:color w:val="2563EB"/>
-          <w:sz w:val="26"/>
+          <w:sz w:val="22"/>
         </w:rPr>
         <w:t>Certifications</w:t>
       </w:r>
     </w:p>
     <w:p>
       <w:pPr>
-        <w:spacing w:before="120" w:after="0"/>
+        <w:spacing w:before="102" w:after="0"/>
         <w:tabs>
           <w:tab w:val="right" w:pos="9360"/>
         </w:tabs>
@@ -1244,14 +1244,14 @@
         <w:rPr>
           <w:b/>
           <w:color w:val="1E293B"/>
-          <w:sz w:val="21"/>
+          <w:sz w:val="17"/>
         </w:rPr>
         <w:t>AI for Developers (54h)</w:t>
       </w:r>
       <w:r>
         <w:rPr>
           <w:color w:val="64748B"/>
-          <w:sz w:val="20"/>
+          <w:sz w:val="17"/>
         </w:rPr>
         <w:t xml:space="preserve">  CESAR School</w:t>
       </w:r>
@@ -1259,7 +1259,7 @@
         <w:rPr>
           <w:i/>
           <w:color w:val="64748B"/>
-          <w:sz w:val="18"/>
+          <w:sz w:val="15"/>
         </w:rPr>
         <w:tab/>
         <w:t>2025-08</w:t>
@@ -1267,7 +1267,7 @@
     </w:p>
     <w:p>
       <w:pPr>
-        <w:spacing w:before="120" w:after="0"/>
+        <w:spacing w:before="102" w:after="0"/>
         <w:tabs>
           <w:tab w:val="right" w:pos="9360"/>
         </w:tabs>
@@ -1278,7 +1278,7 @@
             <w:b/>
             <w:color w:val="2563EB"/>
             <w:u w:val="single"/>
-            <w:sz w:val="21"/>
+            <w:sz w:val="18"/>
           </w:rPr>
           <w:t>Certified ScrumMaster (CSM)</w:t>
         </w:r>
@@ -1286,7 +1286,7 @@
       <w:r>
         <w:rPr>
           <w:color w:val="64748B"/>
-          <w:sz w:val="20"/>
+          <w:sz w:val="17"/>
         </w:rPr>
         <w:t xml:space="preserve">  Scrum Alliance</w:t>
       </w:r>
@@ -1294,7 +1294,7 @@
         <w:rPr>
           <w:i/>
           <w:color w:val="64748B"/>
-          <w:sz w:val="18"/>
+          <w:sz w:val="15"/>
         </w:rPr>
         <w:tab/>
         <w:t>2017-10</w:t>
@@ -1302,7 +1302,7 @@
     </w:p>
     <w:p>
       <w:pPr>
-        <w:spacing w:before="120" w:after="0"/>
+        <w:spacing w:before="102" w:after="0"/>
         <w:tabs>
           <w:tab w:val="right" w:pos="9360"/>
         </w:tabs>
@@ -1311,14 +1311,14 @@
         <w:rPr>
           <w:b/>
           <w:color w:val="1E293B"/>
-          <w:sz w:val="21"/>
+          <w:sz w:val="17"/>
         </w:rPr>
         <w:t>Zend PHP Certified Developer</w:t>
       </w:r>
       <w:r>
         <w:rPr>
           <w:color w:val="64748B"/>
-          <w:sz w:val="20"/>
+          <w:sz w:val="17"/>
         </w:rPr>
         <w:t xml:space="preserve">  Zend Technologies, Ltd.</w:t>
       </w:r>
@@ -1326,7 +1326,7 @@
         <w:rPr>
           <w:i/>
           <w:color w:val="64748B"/>
-          <w:sz w:val="18"/>
+          <w:sz w:val="15"/>
         </w:rPr>
         <w:tab/>
         <w:t>2014-10</w:t>
@@ -1334,7 +1334,7 @@
     </w:p>
     <w:p>
       <w:pPr>
-        <w:spacing w:before="160" w:after="40"/>
+        <w:spacing w:before="136" w:after="34"/>
         <w:pBdr>
           <w:bottom w:val="single" w:sz="4" w:space="1" w:color="CBD5E1"/>
         </w:pBdr>
@@ -1343,14 +1343,14 @@
         <w:rPr>
           <w:b/>
           <w:color w:val="2563EB"/>
-          <w:sz w:val="26"/>
+          <w:sz w:val="22"/>
         </w:rPr>
         <w:t>Publications</w:t>
       </w:r>
     </w:p>
     <w:p>
       <w:pPr>
-        <w:spacing w:before="120" w:after="0"/>
+        <w:spacing w:before="102" w:after="0"/>
         <w:tabs>
           <w:tab w:val="right" w:pos="9360"/>
         </w:tabs>
@@ -1359,14 +1359,14 @@
         <w:rPr>
           <w:b/>
           <w:color w:val="1E293B"/>
-          <w:sz w:val="21"/>
+          <w:sz w:val="17"/>
         </w:rPr>
         <w:t>Software Configuration Management Diversity: A Commercial Case Study</w:t>
       </w:r>
       <w:r>
         <w:rPr>
           <w:color w:val="64748B"/>
-          <w:sz w:val="20"/>
+          <w:sz w:val="17"/>
         </w:rPr>
         <w:t xml:space="preserve">  BCS-CMSG — The CMDB and CMS: the Powerhouse of Service Management</w:t>
       </w:r>
@@ -1374,7 +1374,7 @@
         <w:rPr>
           <w:i/>
           <w:color w:val="64748B"/>
-          <w:sz w:val="18"/>
+          <w:sz w:val="15"/>
         </w:rPr>
         <w:tab/>
         <w:t>2008-07</w:t>
@@ -1382,20 +1382,20 @@
     </w:p>
     <w:p>
       <w:pPr>
-        <w:spacing w:before="40" w:after="40"/>
+        <w:spacing w:before="34" w:after="34"/>
         <w:ind w:left="144"/>
       </w:pPr>
       <w:r>
         <w:rPr>
           <w:color w:val="1E293B"/>
-          <w:sz w:val="19"/>
+          <w:sz w:val="16"/>
         </w:rPr>
         <w:t>Authors: T. H. B. Oliveira, R. Albuquerque.</w:t>
       </w:r>
     </w:p>
     <w:p>
       <w:pPr>
-        <w:spacing w:before="120" w:after="0"/>
+        <w:spacing w:before="102" w:after="0"/>
         <w:tabs>
           <w:tab w:val="right" w:pos="9360"/>
         </w:tabs>
@@ -1404,14 +1404,14 @@
         <w:rPr>
           <w:b/>
           <w:color w:val="1E293B"/>
-          <w:sz w:val="21"/>
+          <w:sz w:val="17"/>
         </w:rPr>
         <w:t>Desenvolvendo Projeto Conceitual de Jogos Wireless (Developing Conceptual Design for Wireless Games)</w:t>
       </w:r>
       <w:r>
         <w:rPr>
           <w:color w:val="64748B"/>
-          <w:sz w:val="20"/>
+          <w:sz w:val="17"/>
         </w:rPr>
         <w:t xml:space="preserve">  1st Brazilian Workshop on Games and Digital Entertainment (WJOGOS), SIBGRAPI 2002, Fortaleza, Brazil</w:t>
       </w:r>
@@ -1419,7 +1419,7 @@
         <w:rPr>
           <w:i/>
           <w:color w:val="64748B"/>
-          <w:sz w:val="18"/>
+          <w:sz w:val="15"/>
         </w:rPr>
         <w:tab/>
         <w:t>2002-10</w:t>
@@ -1427,20 +1427,20 @@
     </w:p>
     <w:p>
       <w:pPr>
-        <w:spacing w:before="40" w:after="40"/>
+        <w:spacing w:before="34" w:after="34"/>
         <w:ind w:left="144"/>
       </w:pPr>
       <w:r>
         <w:rPr>
           <w:color w:val="1E293B"/>
-          <w:sz w:val="19"/>
+          <w:sz w:val="16"/>
         </w:rPr>
         <w:t>Authors: D. R. Silva, A. Damasceno, E. Perazzo, P. Macedo, R. Albuquerque, G. L. Ramalho.</w:t>
       </w:r>
     </w:p>
     <w:p>
       <w:pPr>
-        <w:spacing w:before="120" w:after="0"/>
+        <w:spacing w:before="102" w:after="0"/>
         <w:tabs>
           <w:tab w:val="right" w:pos="9360"/>
         </w:tabs>
@@ -1449,14 +1449,14 @@
         <w:rPr>
           <w:b/>
           <w:color w:val="1E293B"/>
-          <w:sz w:val="21"/>
+          <w:sz w:val="17"/>
         </w:rPr>
         <w:t>Embedding a J2ME-Based Inference Engine in Handheld Devices: The KEOPS Case Study</w:t>
       </w:r>
       <w:r>
         <w:rPr>
           <w:color w:val="64748B"/>
-          <w:sz w:val="20"/>
+          <w:sz w:val="17"/>
         </w:rPr>
         <w:t xml:space="preserve">  Workshop on Ubiquitous Agents on Embedded, Wearable and Mobile Devices, Italy</w:t>
       </w:r>
@@ -1464,7 +1464,7 @@
         <w:rPr>
           <w:i/>
           <w:color w:val="64748B"/>
-          <w:sz w:val="18"/>
+          <w:sz w:val="15"/>
         </w:rPr>
         <w:tab/>
         <w:t>2002</w:t>
@@ -1472,20 +1472,20 @@
     </w:p>
     <w:p>
       <w:pPr>
-        <w:spacing w:before="40" w:after="40"/>
+        <w:spacing w:before="34" w:after="34"/>
         <w:ind w:left="144"/>
       </w:pPr>
       <w:r>
         <w:rPr>
           <w:color w:val="1E293B"/>
-          <w:sz w:val="19"/>
+          <w:sz w:val="16"/>
         </w:rPr>
         <w:t>Authors: R. Albuquerque, P. Guedes, C. Figueira Filho, J. Robin, G. Ramalho.</w:t>
       </w:r>
     </w:p>
     <w:p>
       <w:pPr>
-        <w:spacing w:before="120" w:after="0"/>
+        <w:spacing w:before="102" w:after="0"/>
         <w:tabs>
           <w:tab w:val="right" w:pos="9360"/>
         </w:tabs>
@@ -1494,14 +1494,14 @@
         <w:rPr>
           <w:b/>
           <w:color w:val="1E293B"/>
-          <w:sz w:val="21"/>
+          <w:sz w:val="17"/>
         </w:rPr>
         <w:t>KSACI: A Handheld Device Infrastructure for Agent Communication</w:t>
       </w:r>
       <w:r>
         <w:rPr>
           <w:color w:val="64748B"/>
-          <w:sz w:val="20"/>
+          <w:sz w:val="17"/>
         </w:rPr>
         <w:t xml:space="preserve">  ATAL 2001 Conference, Seattle, USA</w:t>
       </w:r>
@@ -1509,7 +1509,7 @@
         <w:rPr>
           <w:i/>
           <w:color w:val="64748B"/>
-          <w:sz w:val="18"/>
+          <w:sz w:val="15"/>
         </w:rPr>
         <w:tab/>
         <w:t>2001</w:t>
@@ -1517,20 +1517,20 @@
     </w:p>
     <w:p>
       <w:pPr>
-        <w:spacing w:before="40" w:after="40"/>
+        <w:spacing w:before="34" w:after="34"/>
         <w:ind w:left="144"/>
       </w:pPr>
       <w:r>
         <w:rPr>
           <w:color w:val="1E293B"/>
-          <w:sz w:val="19"/>
+          <w:sz w:val="16"/>
         </w:rPr>
         <w:t>Authors: R. Albuquerque, J. Hubner, G. Eliano de Paula, J. Sichman, G. Ramalho.</w:t>
       </w:r>
     </w:p>
     <w:p>
       <w:pPr>
-        <w:spacing w:before="160" w:after="40"/>
+        <w:spacing w:before="136" w:after="34"/>
         <w:pBdr>
           <w:bottom w:val="single" w:sz="4" w:space="1" w:color="CBD5E1"/>
         </w:pBdr>
@@ -1539,18 +1539,18 @@
         <w:rPr>
           <w:b/>
           <w:color w:val="2563EB"/>
-          <w:sz w:val="26"/>
+          <w:sz w:val="22"/>
         </w:rPr>
         <w:t>Languages</w:t>
       </w:r>
     </w:p>
     <w:p>
       <w:pPr>
-        <w:spacing w:before="40"/>
+        <w:spacing w:before="34"/>
       </w:pPr>
       <w:r>
         <w:rPr>
-          <w:sz w:val="20"/>
+          <w:sz w:val="17"/>
         </w:rPr>
         <w:t>Portuguese (Native speaker) | English (Professional working proficiency)</w:t>
       </w:r>

--- a/latest/en_us/resume.docx
+++ b/latest/en_us/resume.docx
@@ -36,7 +36,7 @@
           <w:color w:val="64748B"/>
           <w:sz w:val="15"/>
         </w:rPr>
-        <w:t>ryan.leite@gmail.com | +55 81 98255-0011 | Fortaleza, Ceará, BR | LinkedIn: ryalb</w:t>
+        <w:t>ryan.leite@gmail.com | +55 81 98255-0011 | Fortaleza, Ceará, BR | linkedin.com/in/ryalb</w:t>
       </w:r>
     </w:p>
     <w:p>
@@ -48,7 +48,7 @@
           <w:color w:val="1E293B"/>
           <w:sz w:val="17"/>
         </w:rPr>
-        <w:t>Senior backend engineer with 26 years of production experience, currently the top 2026 contributor to a production ML platform for automated issue triage and duplicate detection — FastAPI, Kafka, Milvus vector search and Snowflake on Kubernetes. Regularly delivers internal platforms solo, from data model to production deploy: team onboarding on Django/GraphQL/Celery, an engineering-metrics platform with nine CI-fed dashboards, two real-time collaboration apps, and AI developer tooling — an autonomous Claude Agent SDK bug-fixer that opens pull requests behind a confidence gate, and an MCP server serving triage tools to Claude Code, Cursor and Xcode. Delivery automation runs through every role, from ClearCase and Ant to Jenkins, Docker and Kubernetes, alongside test-coverage and toolchain programs across five repositories. Polyglot by necessity rather than preference, with production systems in Java, C, PHP, Ruby and Python. Earlier career paired full-stack delivery and Scrum technical leadership with defining software configuration management practice at institute scale, leading a 10-engineer team through a CMMI Level 3 appraisal as a trained SCAMPI evaluator. M.Sc. in Computer Science (Artificial Intelligence).</w:t>
+        <w:t>Senior backend engineer, 26 years in production. Shares ownership of a production ML platform for automated issue triage and duplicate detection — FastAPI over Kafka, Milvus vector search and Snowflake on Kubernetes/AWS EKS — and ships internal platforms solo, from data model to deploy: team onboarding (Django/GraphQL/Celery), an engineering-metrics platform with nine CI-fed dashboards, and AI developer tooling on the Claude Agent SDK and MCP. Production systems in Java, C, PHP, Ruby and Python. Earlier, led a 10-engineer team through a CMMI Level 3 appraisal as a trained SCAMPI evaluator. M.Sc. in Computer Science (Artificial Intelligence).</w:t>
       </w:r>
     </w:p>
     <w:p>
@@ -123,7 +123,7 @@
           <w:color w:val="1E293B"/>
           <w:sz w:val="16"/>
         </w:rPr>
-        <w:t>Top 2026 contributor to a production ML platform for automated issue triage and duplicate detection: FastAPI, Kafka, Milvus vector search, Snowflake, Kubernetes on AWS EKS.</w:t>
+        <w:t>Shared ownership of a production ML platform for automated issue triage and duplicate detection: FastAPI, Kafka, Milvus vector search, Snowflake, Kubernetes on AWS EKS.</w:t>
       </w:r>
     </w:p>
     <w:p>
@@ -207,7 +207,21 @@
           <w:color w:val="1E293B"/>
           <w:sz w:val="16"/>
         </w:rPr>
-        <w:t>Drove test-coverage and toolchain programs across five repositories: thousands of new tests, Poetry to uv, pre-commit to prek, ruff and type-check gates, CI coverage reporting.</w:t>
+        <w:t>Raised test coverage across five repositories, adding thousands of tests and wiring coverage reporting into CI.</w:t>
+      </w:r>
+    </w:p>
+    <w:p>
+      <w:pPr>
+        <w:pStyle w:val="ListBullet"/>
+        <w:spacing w:before="17" w:after="17"/>
+        <w:ind w:left="288"/>
+      </w:pPr>
+      <w:r>
+        <w:rPr>
+          <w:color w:val="1E293B"/>
+          <w:sz w:val="16"/>
+        </w:rPr>
+        <w:t>Standardized the Python toolchain across the same five repositories: Poetry to uv, pre-commit to prek, plus ruff and type-check gates.</w:t>
       </w:r>
     </w:p>
     <w:p>
@@ -266,7 +280,7 @@
           <w:color w:val="1E293B"/>
           <w:sz w:val="16"/>
         </w:rPr>
-        <w:t>Built and maintained backend services for two concurrent web platforms in Python (Django and Flask), enforcing production-grade quality through automated formatting, linting and test gates in CI.</w:t>
+        <w:t>Built and maintained backend services for two concurrent web platforms in Python (Django and Flask).</w:t>
       </w:r>
     </w:p>
     <w:p>
@@ -294,7 +308,7 @@
           <w:color w:val="1E293B"/>
           <w:sz w:val="16"/>
         </w:rPr>
-        <w:t>Owned the CI/CD pipeline end to end (Docker, Git/GitFlow, Jenkins), delivering fully automated build, test and deployment cycles.</w:t>
+        <w:t>Owned CI/CD end to end for both platforms (Docker, Git/GitFlow, Jenkins) — automated build, test and deploy, with formatting, lint and test gates enforced in CI.</w:t>
       </w:r>
     </w:p>
     <w:p>
@@ -353,7 +367,7 @@
           <w:color w:val="1E293B"/>
           <w:sz w:val="16"/>
         </w:rPr>
-        <w:t>Delivered four production web applications using PHP (Yii), Python (Flask/Falcon), Ruby on Rails and JavaScript (Backbone/Marionette, EmberJS, VueJS).</w:t>
+        <w:t>Delivered four production web applications across nine years and four client engagements, each in a different language stack — PHP (Yii), Python (Flask/Falcon), Ruby on Rails and JavaScript (Backbone/Marionette, EmberJS, VueJS).</w:t>
       </w:r>
     </w:p>
     <w:p>
@@ -994,7 +1008,7 @@
           <w:color w:val="1E293B"/>
           <w:sz w:val="16"/>
         </w:rPr>
-        <w:t>: Python, Django, FastAPI, Flask, Falcon, GraphQL, Strawberry GraphQL, REST API, JSON:API, Celery, Kafka, WebSockets, PHP, Yii, Laravel, Ruby on Rails, Java</w:t>
+        <w:t>: Python, Django, FastAPI, Flask, Falcon, GraphQL, Strawberry GraphQL, REST API, JSON:API, Celery, Kafka, WebSockets, PHP, Yii, Laravel, Ruby on Rails, Java, C</w:t>
       </w:r>
     </w:p>
     <w:p>
@@ -1390,7 +1404,7 @@
           <w:color w:val="1E293B"/>
           <w:sz w:val="16"/>
         </w:rPr>
-        <w:t>Authors: T. H. B. Oliveira, R. Albuquerque.</w:t>
+        <w:t>Second of two authors. Commercial case study on sustaining diverse software configuration management practices inside one organization, published while leading CESAR's company-wide SCM team.</w:t>
       </w:r>
     </w:p>
     <w:p>
@@ -1406,14 +1420,14 @@
           <w:color w:val="1E293B"/>
           <w:sz w:val="17"/>
         </w:rPr>
-        <w:t>Desenvolvendo Projeto Conceitual de Jogos Wireless (Developing Conceptual Design for Wireless Games)</w:t>
+        <w:t>Desenvolvendo o Projeto Conceitual de Jogos Wireless (Developing the Conceptual Design for Wireless Games)</w:t>
       </w:r>
       <w:r>
         <w:rPr>
           <w:color w:val="64748B"/>
           <w:sz w:val="17"/>
         </w:rPr>
-        <w:t xml:space="preserve">  1st Brazilian Workshop on Games and Digital Entertainment (WJOGOS), SIBGRAPI 2002, Fortaleza, Brazil</w:t>
+        <w:t xml:space="preserve">  1st Brazilian Workshop in Games and Digital Entertainment (WJOGOS), SIBGRAPI 2002, Fortaleza, Brazil — pp. 141–144</w:t>
       </w:r>
       <w:r>
         <w:rPr>
@@ -1435,7 +1449,7 @@
           <w:color w:val="1E293B"/>
           <w:sz w:val="16"/>
         </w:rPr>
-        <w:t>Authors: D. R. Silva, A. Damasceno, E. Perazzo, P. Macedo, R. Albuquerque, G. L. Ramalho.</w:t>
+        <w:t>Fifth of six authors. Conceptual design methods for wireless games, drawn from CESAR's early J2ME mobile game development.</w:t>
       </w:r>
     </w:p>
     <w:p>
@@ -1451,14 +1465,14 @@
           <w:color w:val="1E293B"/>
           <w:sz w:val="17"/>
         </w:rPr>
-        <w:t>Embedding a J2ME-Based Inference Engine in Handheld Devices: The KEOPS Case Study</w:t>
+        <w:t>Embedding J2ME-based Inference Engine in Handheld Devices: The KEOPS Case Study</w:t>
       </w:r>
       <w:r>
         <w:rPr>
           <w:color w:val="64748B"/>
           <w:sz w:val="17"/>
         </w:rPr>
-        <w:t xml:space="preserve">  Workshop on Ubiquitous Agents on Embedded, Wearable and Mobile Devices, Italy</w:t>
+        <w:t xml:space="preserve">  Proceedings of the First International Workshop on Ubiquitous Agents on Embedded, Wearable and Mobile Devices, Bologna, Italy</w:t>
       </w:r>
       <w:r>
         <w:rPr>
@@ -1480,7 +1494,7 @@
           <w:color w:val="1E293B"/>
           <w:sz w:val="16"/>
         </w:rPr>
-        <w:t>Authors: R. Albuquerque, P. Guedes, C. Figueira Filho, J. Robin, G. Ramalho.</w:t>
+        <w:t>First author. Case study on embedding an inference engine in J2ME for resource-constrained handheld devices.</w:t>
       </w:r>
     </w:p>
     <w:p>
@@ -1490,20 +1504,23 @@
           <w:tab w:val="right" w:pos="9360"/>
         </w:tabs>
       </w:pPr>
-      <w:r>
-        <w:rPr>
-          <w:b/>
-          <w:color w:val="1E293B"/>
-          <w:sz w:val="17"/>
-        </w:rPr>
-        <w:t>KSACI: A Handheld Device Infrastructure for Agent Communication</w:t>
-      </w:r>
+      <w:hyperlink r:id="rId11">
+        <w:r>
+          <w:rPr>
+            <w:b/>
+            <w:color w:val="2563EB"/>
+            <w:u w:val="single"/>
+            <w:sz w:val="18"/>
+          </w:rPr>
+          <w:t>KSACI: A Handheld Device Infrastructure for Agents Communication</w:t>
+        </w:r>
+      </w:hyperlink>
       <w:r>
         <w:rPr>
           <w:color w:val="64748B"/>
           <w:sz w:val="17"/>
         </w:rPr>
-        <w:t xml:space="preserve">  ATAL 2001 Conference, Seattle, USA</w:t>
+        <w:t xml:space="preserve">  Intelligent Agents VIII (LNAI 2333), ATAL 2001, Seattle, USA — Springer, pp. 423–435</w:t>
       </w:r>
       <w:r>
         <w:rPr>
@@ -1525,7 +1542,7 @@
           <w:color w:val="1E293B"/>
           <w:sz w:val="16"/>
         </w:rPr>
-        <w:t>Authors: R. Albuquerque, J. Hubner, G. Eliano de Paula, J. Sichman, G. Ramalho.</w:t>
+        <w:t>First author. Communication infrastructure for agents running on handheld devices — built on the SACI framework, using KQML as the outer language and XML as the inner one, and demonstrated on early J2ME cell-phone emulators.</w:t>
       </w:r>
     </w:p>
     <w:p>

--- a/latest/en_us/resume.docx
+++ b/latest/en_us/resume.docx
@@ -36,7 +36,7 @@
           <w:color w:val="64748B"/>
           <w:sz w:val="15"/>
         </w:rPr>
-        <w:t>ryan.leite@gmail.com | +55 81 98255-0011 | Fortaleza, Ceará, BR | linkedin.com/in/ryalb</w:t>
+        <w:t>ryan.leite@gmail.com | +55 81 98255-0011 | Fortaleza, Ceará, BR | linkedin.com/in/ryalb | lattes.cnpq.br/3280302693405113</w:t>
       </w:r>
     </w:p>
     <w:p>
@@ -80,7 +80,7 @@
           <w:color w:val="1E293B"/>
           <w:sz w:val="17"/>
         </w:rPr>
-        <w:t>Senior Backend Software Engineer</w:t>
+        <w:t>Principal Technical Manager · Backend &amp; Platform Engineering</w:t>
       </w:r>
       <w:r>
         <w:rPr>
@@ -109,7 +109,7 @@
           <w:color w:val="1E293B"/>
           <w:sz w:val="16"/>
         </w:rPr>
-        <w:t>Backend and platform engineering for ML-driven developer-productivity systems: shared ownership of a production ML platform, four internal platforms and real-time apps built solo, AI/LLM developer tooling, and quality programs across five repositories.</w:t>
+        <w:t>Backend and platform engineering for ML-driven developer-productivity systems: shared ownership of a production ML platform, four internal platforms and real-time apps built solo, AI/LLM developer tooling, and quality programs across five repositories. Kubernetes deployments authored as Helm charts, with Kustomize overlays.</w:t>
       </w:r>
     </w:p>
     <w:p>
@@ -137,7 +137,7 @@
           <w:color w:val="1E293B"/>
           <w:sz w:val="16"/>
         </w:rPr>
-        <w:t>Built solo a team onboarding platform (Django 6, GraphQL, Celery, Kubernetes) replacing a manual nine-step process.</w:t>
+        <w:t>Developed a team onboarding platform (Django 6, GraphQL, Celery, Kubernetes) that automates a manual nine-step process, with progress tracking, user notifications and update triggers.</w:t>
       </w:r>
     </w:p>
     <w:p>
@@ -151,7 +151,7 @@
           <w:color w:val="1E293B"/>
           <w:sz w:val="16"/>
         </w:rPr>
-        <w:t>Built solo an engineering-metrics platform (Django + GraphQL, Nuxt 4, PostgreSQL on Kubernetes) with nine dashboards over coverage, LOC, pull-request and bug-fix data from CI.</w:t>
+        <w:t>Developed an engineering-metrics platform (Django + GraphQL, Nuxt 4, PostgreSQL on Kubernetes) with nine dashboards over coverage, LOC, pull-request and bug-fix data from CI.</w:t>
       </w:r>
     </w:p>
     <w:p>
@@ -193,7 +193,7 @@
           <w:color w:val="1E293B"/>
           <w:sz w:val="16"/>
         </w:rPr>
-        <w:t>Delivered two real-time team apps solo: planning poker on Django Channels WebSockets, and retrospectives on GraphQL with a six-state workflow engine.</w:t>
+        <w:t>Delivered two real-time team apps: planning poker on Django Channels WebSockets, and retrospectives on GraphQL with a six-state workflow engine.</w:t>
       </w:r>
     </w:p>
     <w:p>
@@ -207,7 +207,7 @@
           <w:color w:val="1E293B"/>
           <w:sz w:val="16"/>
         </w:rPr>
-        <w:t>Raised test coverage across five repositories, adding thousands of tests and wiring coverage reporting into CI.</w:t>
+        <w:t>Raised test coverage across five repositories — one from 0% to ~80% by authoring its entire test suite, the other four from roughly 50% to ~80% — and wired coverage reporting into CI.</w:t>
       </w:r>
     </w:p>
     <w:p>
@@ -237,7 +237,7 @@
           <w:color w:val="1E293B"/>
           <w:sz w:val="17"/>
         </w:rPr>
-        <w:t>Senior Backend Software Engineer</w:t>
+        <w:t>Senior Technical Manager · Python Backend Services</w:t>
       </w:r>
       <w:r>
         <w:rPr>
@@ -324,7 +324,7 @@
           <w:color w:val="1E293B"/>
           <w:sz w:val="17"/>
         </w:rPr>
-        <w:t>Senior Full-Stack Software Engineer</w:t>
+        <w:t>Senior Technical Manager · Full-Stack Delivery &amp; Technical Leadership</w:t>
       </w:r>
       <w:r>
         <w:rPr>
@@ -367,7 +367,7 @@
           <w:color w:val="1E293B"/>
           <w:sz w:val="16"/>
         </w:rPr>
-        <w:t>Delivered four production web applications across nine years and four client engagements, each in a different language stack — PHP (Yii), Python (Flask/Falcon), Ruby on Rails and JavaScript (Backbone/Marionette, EmberJS, VueJS).</w:t>
+        <w:t>Contributed to the development of four production web applications across nine years and four client engagements, each in a different language stack — PHP (Yii), Python (Flask/Falcon), Ruby on Rails and JavaScript (Backbone/Marionette, EmberJS, VueJS).</w:t>
       </w:r>
     </w:p>
     <w:p>
@@ -395,7 +395,7 @@
           <w:color w:val="1E293B"/>
           <w:sz w:val="16"/>
         </w:rPr>
-        <w:t>Led technical direction for Scrum teams, running sprint planning, code review practice and delivery commitments.</w:t>
+        <w:t>Served as technical lead across four client projects with Scrum teams of 6 to 15 engineers, running sprint planning, code review practice and delivery commitments.</w:t>
       </w:r>
     </w:p>
     <w:p>
@@ -411,7 +411,7 @@
           <w:color w:val="1E293B"/>
           <w:sz w:val="17"/>
         </w:rPr>
-        <w:t>Senior Full-Stack Software Engineer</w:t>
+        <w:t>Technical Manager · Telephony &amp; Enterprise Java</w:t>
       </w:r>
       <w:r>
         <w:rPr>
@@ -1008,7 +1008,7 @@
           <w:color w:val="1E293B"/>
           <w:sz w:val="16"/>
         </w:rPr>
-        <w:t>: Python, Django, FastAPI, Flask, Falcon, GraphQL, Strawberry GraphQL, REST API, JSON:API, Celery, Kafka, WebSockets, PHP, Yii, Laravel, Ruby on Rails, Java, C</w:t>
+        <w:t>: Python, Django, FastAPI, Flask, Falcon, GraphQL, Strawberry GraphQL, REST API, JSON:API, Celery, Kafka, WebSockets, PHP, Yii, Laravel, Ruby on Rails, Java</w:t>
       </w:r>
     </w:p>
     <w:p>
@@ -1060,7 +1060,7 @@
           <w:color w:val="1E293B"/>
           <w:sz w:val="16"/>
         </w:rPr>
-        <w:t>: LLM application development, Model Context Protocol (MCP), Claude Agent SDK, Agentic tooling, Vector search, Milvus, Embeddings, Sentence Transformers, PyTorch, Snowflake</w:t>
+        <w:t>: LLM application development, Model Context Protocol (MCP), Claude Agent SDK, Agentic tooling, Vector search, Milvus, Snowflake</w:t>
       </w:r>
     </w:p>
     <w:p>
@@ -1112,7 +1112,7 @@
           <w:color w:val="1E293B"/>
           <w:sz w:val="16"/>
         </w:rPr>
-        <w:t>: Kubernetes, Helm, Kustomize, AWS EKS, AWS, Google Cloud, mTLS, OAuth 2.0, OpenTelemetry, Sentry</w:t>
+        <w:t>: Kubernetes, Helm, Kustomize, AWS EKS, AWS, Google Cloud, mTLS, OAuth 2.0, Sentry, Error monitoring</w:t>
       </w:r>
     </w:p>
     <w:p>
@@ -1348,6 +1348,102 @@
     </w:p>
     <w:p>
       <w:pPr>
+        <w:spacing w:before="102" w:after="0"/>
+        <w:tabs>
+          <w:tab w:val="right" w:pos="9360"/>
+        </w:tabs>
+      </w:pPr>
+      <w:r>
+        <w:rPr>
+          <w:b/>
+          <w:color w:val="1E293B"/>
+          <w:sz w:val="17"/>
+        </w:rPr>
+        <w:t>Rational ClearCase Fundamentals for Windows (16h)</w:t>
+      </w:r>
+      <w:r>
+        <w:rPr>
+          <w:color w:val="64748B"/>
+          <w:sz w:val="17"/>
+        </w:rPr>
+        <w:t xml:space="preserve">  Rational Software do Brasil</w:t>
+      </w:r>
+      <w:r>
+        <w:rPr>
+          <w:i/>
+          <w:color w:val="64748B"/>
+          <w:sz w:val="15"/>
+        </w:rPr>
+        <w:tab/>
+        <w:t>2002</w:t>
+      </w:r>
+    </w:p>
+    <w:p>
+      <w:pPr>
+        <w:spacing w:before="102" w:after="0"/>
+        <w:tabs>
+          <w:tab w:val="right" w:pos="9360"/>
+        </w:tabs>
+      </w:pPr>
+      <w:r>
+        <w:rPr>
+          <w:b/>
+          <w:color w:val="1E293B"/>
+          <w:sz w:val="17"/>
+        </w:rPr>
+        <w:t>Rational ClearCase Administration for Windows (16h)</w:t>
+      </w:r>
+      <w:r>
+        <w:rPr>
+          <w:color w:val="64748B"/>
+          <w:sz w:val="17"/>
+        </w:rPr>
+        <w:t xml:space="preserve">  Rational Software do Brasil</w:t>
+      </w:r>
+      <w:r>
+        <w:rPr>
+          <w:i/>
+          <w:color w:val="64748B"/>
+          <w:sz w:val="15"/>
+        </w:rPr>
+        <w:tab/>
+        <w:t>2002</w:t>
+      </w:r>
+    </w:p>
+    <w:p>
+      <w:pPr>
+        <w:spacing w:before="102" w:after="0"/>
+        <w:tabs>
+          <w:tab w:val="right" w:pos="9360"/>
+        </w:tabs>
+      </w:pPr>
+      <w:r>
+        <w:rPr>
+          <w:b/>
+          <w:color w:val="1E293B"/>
+          <w:sz w:val="17"/>
+        </w:rPr>
+        <w:t>Applying Rational ClearCase Metadata for Windows (8h)</w:t>
+      </w:r>
+      <w:r>
+        <w:rPr>
+          <w:color w:val="64748B"/>
+          <w:sz w:val="17"/>
+        </w:rPr>
+        <w:t xml:space="preserve">  Rational Software do Brasil</w:t>
+      </w:r>
+      <w:r>
+        <w:rPr>
+          <w:i/>
+          <w:color w:val="64748B"/>
+          <w:sz w:val="15"/>
+        </w:rPr>
+        <w:tab/>
+        <w:t>2002</w:t>
+      </w:r>
+    </w:p>
+    <w:p>
+      <w:pPr>
         <w:spacing w:before="136" w:after="34"/>
         <w:pBdr>
           <w:bottom w:val="single" w:sz="4" w:space="1" w:color="CBD5E1"/>
@@ -1529,7 +1625,7 @@
           <w:sz w:val="15"/>
         </w:rPr>
         <w:tab/>
-        <w:t>2001</w:t>
+        <w:t>2002</w:t>
       </w:r>
     </w:p>
     <w:p>

--- a/latest/en_us/resume.docx
+++ b/latest/en_us/resume.docx
@@ -4,56 +4,56 @@
   <w:body>
     <w:p>
       <w:pPr>
-        <w:spacing w:before="204" w:after="68"/>
+        <w:spacing w:before="192" w:after="64"/>
       </w:pPr>
       <w:r>
         <w:rPr>
           <w:b/>
           <w:color w:val="1E293B"/>
-          <w:sz w:val="34"/>
+          <w:sz w:val="32"/>
         </w:rPr>
         <w:t>Ryan Leite Albuquerque</w:t>
       </w:r>
     </w:p>
     <w:p>
       <w:pPr>
-        <w:spacing w:before="0" w:after="34"/>
+        <w:spacing w:before="0" w:after="32"/>
       </w:pPr>
       <w:r>
         <w:rPr>
           <w:color w:val="2563EB"/>
-          <w:sz w:val="20"/>
+          <w:sz w:val="19"/>
         </w:rPr>
         <w:t>Senior Software Engineer</w:t>
       </w:r>
     </w:p>
     <w:p>
       <w:pPr>
-        <w:spacing w:before="0" w:after="68"/>
+        <w:spacing w:before="0" w:after="64"/>
       </w:pPr>
       <w:r>
         <w:rPr>
           <w:color w:val="64748B"/>
-          <w:sz w:val="15"/>
+          <w:sz w:val="14"/>
         </w:rPr>
         <w:t>ryan.leite@gmail.com | +55 81 98255-0011 | Fortaleza, Ceará, BR | linkedin.com/in/ryalb | lattes.cnpq.br/3280302693405113</w:t>
       </w:r>
     </w:p>
     <w:p>
       <w:pPr>
-        <w:spacing w:after="102"/>
+        <w:spacing w:after="96"/>
       </w:pPr>
       <w:r>
         <w:rPr>
           <w:color w:val="1E293B"/>
-          <w:sz w:val="17"/>
+          <w:sz w:val="16"/>
         </w:rPr>
-        <w:t>Senior backend engineer, 26 years in production. Shares ownership of a production ML platform for automated issue triage and duplicate detection — FastAPI over Kafka, Milvus vector search and Snowflake on Kubernetes/AWS EKS — and ships internal platforms solo, from data model to deploy: team onboarding (Django/GraphQL/Celery), an engineering-metrics platform with nine CI-fed dashboards, and AI developer tooling on the Claude Agent SDK and MCP. Production systems in Java, C, PHP, Ruby and Python. Earlier, led a 10-engineer team through a CMMI Level 3 appraisal as a trained SCAMPI evaluator. M.Sc. in Computer Science (Artificial Intelligence).</w:t>
+        <w:t>Senior backend engineer, 26 years in production. Shares ownership of a production ML platform for automated issue triage and duplicate detection — FastAPI over Kafka, Milvus vector search and Snowflake on Kubernetes/AWS EKS — and ships internal platforms solo, from data model to deploy: team onboarding (Django/GraphQL/Celery), an engineering-metrics platform with nine CI-fed dashboards, and AI developer tooling on the Claude Agent SDK and MCP. Production systems in Java, PHP, Ruby and Python. Earlier, led a 10-engineer team through a CMMI Level 3 appraisal as a trained SCAMPI evaluator. M.Sc. in Computer Science (Artificial Intelligence).</w:t>
       </w:r>
     </w:p>
     <w:p>
       <w:pPr>
-        <w:spacing w:before="136" w:after="34"/>
+        <w:spacing w:before="128" w:after="32"/>
         <w:pBdr>
           <w:bottom w:val="single" w:sz="4" w:space="1" w:color="CBD5E1"/>
         </w:pBdr>
@@ -62,14 +62,14 @@
         <w:rPr>
           <w:b/>
           <w:color w:val="2563EB"/>
-          <w:sz w:val="22"/>
+          <w:sz w:val="20"/>
         </w:rPr>
         <w:t>Work Experience</w:t>
       </w:r>
     </w:p>
     <w:p>
       <w:pPr>
-        <w:spacing w:before="102" w:after="0"/>
+        <w:spacing w:before="96" w:after="0"/>
         <w:tabs>
           <w:tab w:val="right" w:pos="9360"/>
         </w:tabs>
@@ -78,14 +78,14 @@
         <w:rPr>
           <w:b/>
           <w:color w:val="1E293B"/>
-          <w:sz w:val="17"/>
+          <w:sz w:val="16"/>
         </w:rPr>
         <w:t>Principal Technical Manager · Backend &amp; Platform Engineering</w:t>
       </w:r>
       <w:r>
         <w:rPr>
           <w:color w:val="64748B"/>
-          <w:sz w:val="17"/>
+          <w:sz w:val="16"/>
         </w:rPr>
         <w:t xml:space="preserve">  CESAR (Centro de Estudos e Sistemas Avançados do Recife) | Recife, PE, Brazil</w:t>
       </w:r>
@@ -93,7 +93,7 @@
         <w:rPr>
           <w:i/>
           <w:color w:val="64748B"/>
-          <w:sz w:val="15"/>
+          <w:sz w:val="14"/>
         </w:rPr>
         <w:tab/>
         <w:t>2026-01 – Present</w:t>
@@ -101,13 +101,13 @@
     </w:p>
     <w:p>
       <w:pPr>
-        <w:spacing w:before="34" w:after="34"/>
+        <w:spacing w:before="32" w:after="32"/>
         <w:ind w:left="144"/>
       </w:pPr>
       <w:r>
         <w:rPr>
           <w:color w:val="1E293B"/>
-          <w:sz w:val="16"/>
+          <w:sz w:val="15"/>
         </w:rPr>
         <w:t>Backend and platform engineering for ML-driven developer-productivity systems: shared ownership of a production ML platform, four internal platforms and real-time apps built solo, AI/LLM developer tooling, and quality programs across five repositories. Kubernetes deployments authored as Helm charts, with Kustomize overlays.</w:t>
       </w:r>
@@ -115,13 +115,13 @@
     <w:p>
       <w:pPr>
         <w:pStyle w:val="ListBullet"/>
-        <w:spacing w:before="17" w:after="17"/>
+        <w:spacing w:before="16" w:after="16"/>
         <w:ind w:left="288"/>
       </w:pPr>
       <w:r>
         <w:rPr>
           <w:color w:val="1E293B"/>
-          <w:sz w:val="16"/>
+          <w:sz w:val="15"/>
         </w:rPr>
         <w:t>Shared ownership of a production ML platform for automated issue triage and duplicate detection: FastAPI, Kafka, Milvus vector search, Snowflake, Kubernetes on AWS EKS.</w:t>
       </w:r>
@@ -129,13 +129,13 @@
     <w:p>
       <w:pPr>
         <w:pStyle w:val="ListBullet"/>
-        <w:spacing w:before="17" w:after="17"/>
+        <w:spacing w:before="16" w:after="16"/>
         <w:ind w:left="288"/>
       </w:pPr>
       <w:r>
         <w:rPr>
           <w:color w:val="1E293B"/>
-          <w:sz w:val="16"/>
+          <w:sz w:val="15"/>
         </w:rPr>
         <w:t>Developed a team onboarding platform (Django 6, GraphQL, Celery, Kubernetes) that automates a manual nine-step process, with progress tracking, user notifications and update triggers.</w:t>
       </w:r>
@@ -143,13 +143,13 @@
     <w:p>
       <w:pPr>
         <w:pStyle w:val="ListBullet"/>
-        <w:spacing w:before="17" w:after="17"/>
+        <w:spacing w:before="16" w:after="16"/>
         <w:ind w:left="288"/>
       </w:pPr>
       <w:r>
         <w:rPr>
           <w:color w:val="1E293B"/>
-          <w:sz w:val="16"/>
+          <w:sz w:val="15"/>
         </w:rPr>
         <w:t>Developed an engineering-metrics platform (Django + GraphQL, Nuxt 4, PostgreSQL on Kubernetes) with nine dashboards over coverage, LOC, pull-request and bug-fix data from CI.</w:t>
       </w:r>
@@ -157,13 +157,13 @@
     <w:p>
       <w:pPr>
         <w:pStyle w:val="ListBullet"/>
-        <w:spacing w:before="17" w:after="17"/>
+        <w:spacing w:before="16" w:after="16"/>
         <w:ind w:left="288"/>
       </w:pPr>
       <w:r>
         <w:rPr>
           <w:color w:val="1E293B"/>
-          <w:sz w:val="16"/>
+          <w:sz w:val="15"/>
         </w:rPr>
         <w:t>Added a self-service web app that triggers metric collection on demand with live log streaming, plus weekly Kubernetes CronJobs covering three repositories.</w:t>
       </w:r>
@@ -171,13 +171,13 @@
     <w:p>
       <w:pPr>
         <w:pStyle w:val="ListBullet"/>
-        <w:spacing w:before="17" w:after="17"/>
+        <w:spacing w:before="16" w:after="16"/>
         <w:ind w:left="288"/>
       </w:pPr>
       <w:r>
         <w:rPr>
           <w:color w:val="1E293B"/>
-          <w:sz w:val="16"/>
+          <w:sz w:val="15"/>
         </w:rPr>
         <w:t>Shipped AI developer tooling: an autonomous Claude Agent SDK bug-fixer that opens pull requests behind a confidence gate, and an MCP server serving six triage tools to Claude Code, Cursor and Xcode.</w:t>
       </w:r>
@@ -185,13 +185,13 @@
     <w:p>
       <w:pPr>
         <w:pStyle w:val="ListBullet"/>
-        <w:spacing w:before="17" w:after="17"/>
+        <w:spacing w:before="16" w:after="16"/>
         <w:ind w:left="288"/>
       </w:pPr>
       <w:r>
         <w:rPr>
           <w:color w:val="1E293B"/>
-          <w:sz w:val="16"/>
+          <w:sz w:val="15"/>
         </w:rPr>
         <w:t>Delivered two real-time team apps: planning poker on Django Channels WebSockets, and retrospectives on GraphQL with a six-state workflow engine.</w:t>
       </w:r>
@@ -199,13 +199,13 @@
     <w:p>
       <w:pPr>
         <w:pStyle w:val="ListBullet"/>
-        <w:spacing w:before="17" w:after="17"/>
+        <w:spacing w:before="16" w:after="16"/>
         <w:ind w:left="288"/>
       </w:pPr>
       <w:r>
         <w:rPr>
           <w:color w:val="1E293B"/>
-          <w:sz w:val="16"/>
+          <w:sz w:val="15"/>
         </w:rPr>
         <w:t>Raised test coverage across five repositories — one from 0% to ~80% by authoring its entire test suite, the other four from roughly 50% to ~80% — and wired coverage reporting into CI.</w:t>
       </w:r>
@@ -213,20 +213,20 @@
     <w:p>
       <w:pPr>
         <w:pStyle w:val="ListBullet"/>
-        <w:spacing w:before="17" w:after="17"/>
+        <w:spacing w:before="16" w:after="16"/>
         <w:ind w:left="288"/>
       </w:pPr>
       <w:r>
         <w:rPr>
           <w:color w:val="1E293B"/>
-          <w:sz w:val="16"/>
+          <w:sz w:val="15"/>
         </w:rPr>
         <w:t>Standardized the Python toolchain across the same five repositories: Poetry to uv, pre-commit to prek, plus ruff and type-check gates.</w:t>
       </w:r>
     </w:p>
     <w:p>
       <w:pPr>
-        <w:spacing w:before="102" w:after="0"/>
+        <w:spacing w:before="96" w:after="0"/>
         <w:tabs>
           <w:tab w:val="right" w:pos="9360"/>
         </w:tabs>
@@ -235,14 +235,14 @@
         <w:rPr>
           <w:b/>
           <w:color w:val="1E293B"/>
-          <w:sz w:val="17"/>
+          <w:sz w:val="16"/>
         </w:rPr>
         <w:t>Senior Technical Manager · Python Backend Services</w:t>
       </w:r>
       <w:r>
         <w:rPr>
           <w:color w:val="64748B"/>
-          <w:sz w:val="17"/>
+          <w:sz w:val="16"/>
         </w:rPr>
         <w:t xml:space="preserve">  CESAR (Centro de Estudos e Sistemas Avançados do Recife) | Recife, PE, Brazil</w:t>
       </w:r>
@@ -250,7 +250,7 @@
         <w:rPr>
           <w:i/>
           <w:color w:val="64748B"/>
-          <w:sz w:val="15"/>
+          <w:sz w:val="14"/>
         </w:rPr>
         <w:tab/>
         <w:t>2022-10 – 2025-12</w:t>
@@ -258,13 +258,13 @@
     </w:p>
     <w:p>
       <w:pPr>
-        <w:spacing w:before="34" w:after="34"/>
+        <w:spacing w:before="32" w:after="32"/>
         <w:ind w:left="144"/>
       </w:pPr>
       <w:r>
         <w:rPr>
           <w:color w:val="1E293B"/>
-          <w:sz w:val="16"/>
+          <w:sz w:val="15"/>
         </w:rPr>
         <w:t>Python backend services for two concurrent web platforms, standardized on JSON:API response contracts and backed by end-to-end CI/CD ownership with automated quality gates.</w:t>
       </w:r>
@@ -272,13 +272,13 @@
     <w:p>
       <w:pPr>
         <w:pStyle w:val="ListBullet"/>
-        <w:spacing w:before="17" w:after="17"/>
+        <w:spacing w:before="16" w:after="16"/>
         <w:ind w:left="288"/>
       </w:pPr>
       <w:r>
         <w:rPr>
           <w:color w:val="1E293B"/>
-          <w:sz w:val="16"/>
+          <w:sz w:val="15"/>
         </w:rPr>
         <w:t>Built and maintained backend services for two concurrent web platforms in Python (Django and Flask).</w:t>
       </w:r>
@@ -286,13 +286,13 @@
     <w:p>
       <w:pPr>
         <w:pStyle w:val="ListBullet"/>
-        <w:spacing w:before="17" w:after="17"/>
+        <w:spacing w:before="16" w:after="16"/>
         <w:ind w:left="288"/>
       </w:pPr>
       <w:r>
         <w:rPr>
           <w:color w:val="1E293B"/>
-          <w:sz w:val="16"/>
+          <w:sz w:val="15"/>
         </w:rPr>
         <w:t>Designed and implemented REST APIs to the JSON:API specification, standardizing response contracts across teams and reducing integration rework between backend and frontend squads.</w:t>
       </w:r>
@@ -300,20 +300,34 @@
     <w:p>
       <w:pPr>
         <w:pStyle w:val="ListBullet"/>
-        <w:spacing w:before="17" w:after="17"/>
+        <w:spacing w:before="16" w:after="16"/>
         <w:ind w:left="288"/>
       </w:pPr>
       <w:r>
         <w:rPr>
           <w:color w:val="1E293B"/>
-          <w:sz w:val="16"/>
+          <w:sz w:val="15"/>
         </w:rPr>
         <w:t>Owned CI/CD end to end for both platforms (Docker, Git/GitFlow, Jenkins) — automated build, test and deploy, with formatting, lint and test gates enforced in CI.</w:t>
       </w:r>
     </w:p>
     <w:p>
       <w:pPr>
-        <w:spacing w:before="102" w:after="0"/>
+        <w:pStyle w:val="ListBullet"/>
+        <w:spacing w:before="16" w:after="16"/>
+        <w:ind w:left="288"/>
+      </w:pPr>
+      <w:r>
+        <w:rPr>
+          <w:color w:val="1E293B"/>
+          <w:sz w:val="15"/>
+        </w:rPr>
+        <w:t>Set up and ran Sentry error monitoring for both platforms — creating projects per environment and instrumenting the frontend and backend applications.</w:t>
+      </w:r>
+    </w:p>
+    <w:p>
+      <w:pPr>
+        <w:spacing w:before="96" w:after="0"/>
         <w:tabs>
           <w:tab w:val="right" w:pos="9360"/>
         </w:tabs>
@@ -322,14 +336,14 @@
         <w:rPr>
           <w:b/>
           <w:color w:val="1E293B"/>
-          <w:sz w:val="17"/>
+          <w:sz w:val="16"/>
         </w:rPr>
         <w:t>Senior Technical Manager · Full-Stack Delivery &amp; Technical Leadership</w:t>
       </w:r>
       <w:r>
         <w:rPr>
           <w:color w:val="64748B"/>
-          <w:sz w:val="17"/>
+          <w:sz w:val="16"/>
         </w:rPr>
         <w:t xml:space="preserve">  CESAR (Centro de Estudos e Sistemas Avançados do Recife) | Recife, PE, Brazil</w:t>
       </w:r>
@@ -337,7 +351,7 @@
         <w:rPr>
           <w:i/>
           <w:color w:val="64748B"/>
-          <w:sz w:val="15"/>
+          <w:sz w:val="14"/>
         </w:rPr>
         <w:tab/>
         <w:t>2013-06 – 2022-09</w:t>
@@ -345,13 +359,13 @@
     </w:p>
     <w:p>
       <w:pPr>
-        <w:spacing w:before="34" w:after="34"/>
+        <w:spacing w:before="32" w:after="32"/>
         <w:ind w:left="144"/>
       </w:pPr>
       <w:r>
         <w:rPr>
           <w:color w:val="1E293B"/>
-          <w:sz w:val="16"/>
+          <w:sz w:val="15"/>
         </w:rPr>
         <w:t>Nine years across four client projects: four production web applications in four language stacks, the CI/CD environments behind them, and technical direction for the Scrum teams delivering them.</w:t>
       </w:r>
@@ -359,13 +373,13 @@
     <w:p>
       <w:pPr>
         <w:pStyle w:val="ListBullet"/>
-        <w:spacing w:before="17" w:after="17"/>
+        <w:spacing w:before="16" w:after="16"/>
         <w:ind w:left="288"/>
       </w:pPr>
       <w:r>
         <w:rPr>
           <w:color w:val="1E293B"/>
-          <w:sz w:val="16"/>
+          <w:sz w:val="15"/>
         </w:rPr>
         <w:t>Contributed to the development of four production web applications across nine years and four client engagements, each in a different language stack — PHP (Yii), Python (Flask/Falcon), Ruby on Rails and JavaScript (Backbone/Marionette, EmberJS, VueJS).</w:t>
       </w:r>
@@ -373,13 +387,13 @@
     <w:p>
       <w:pPr>
         <w:pStyle w:val="ListBullet"/>
-        <w:spacing w:before="17" w:after="17"/>
+        <w:spacing w:before="16" w:after="16"/>
         <w:ind w:left="288"/>
       </w:pPr>
       <w:r>
         <w:rPr>
           <w:color w:val="1E293B"/>
-          <w:sz w:val="16"/>
+          <w:sz w:val="15"/>
         </w:rPr>
         <w:t>Built and maintained CI/CD environments with Git/GitFlow, TeamCity, Jenkins, Ansible and HashiCorp Vault, enabling secure, repeatable and fully automated deployments.</w:t>
       </w:r>
@@ -387,20 +401,20 @@
     <w:p>
       <w:pPr>
         <w:pStyle w:val="ListBullet"/>
-        <w:spacing w:before="17" w:after="17"/>
+        <w:spacing w:before="16" w:after="16"/>
         <w:ind w:left="288"/>
       </w:pPr>
       <w:r>
         <w:rPr>
           <w:color w:val="1E293B"/>
-          <w:sz w:val="16"/>
+          <w:sz w:val="15"/>
         </w:rPr>
         <w:t>Served as technical lead across four client projects with Scrum teams of 6 to 15 engineers, running sprint planning, code review practice and delivery commitments.</w:t>
       </w:r>
     </w:p>
     <w:p>
       <w:pPr>
-        <w:spacing w:before="102" w:after="0"/>
+        <w:spacing w:before="96" w:after="0"/>
         <w:tabs>
           <w:tab w:val="right" w:pos="9360"/>
         </w:tabs>
@@ -409,14 +423,14 @@
         <w:rPr>
           <w:b/>
           <w:color w:val="1E293B"/>
-          <w:sz w:val="17"/>
+          <w:sz w:val="16"/>
         </w:rPr>
-        <w:t>Technical Manager · Telephony &amp; Enterprise Java</w:t>
+        <w:t>Technical Manager · Enterprise Java &amp; Mobile</w:t>
       </w:r>
       <w:r>
         <w:rPr>
           <w:color w:val="64748B"/>
-          <w:sz w:val="17"/>
+          <w:sz w:val="16"/>
         </w:rPr>
         <w:t xml:space="preserve">  CESAR (Centro de Estudos e Sistemas Avançados do Recife) | Recife, PE, Brazil</w:t>
       </w:r>
@@ -424,7 +438,7 @@
         <w:rPr>
           <w:i/>
           <w:color w:val="64748B"/>
-          <w:sz w:val="15"/>
+          <w:sz w:val="14"/>
         </w:rPr>
         <w:tab/>
         <w:t>2009-01 – 2013-06</w:t>
@@ -432,41 +446,27 @@
     </w:p>
     <w:p>
       <w:pPr>
-        <w:spacing w:before="34" w:after="34"/>
+        <w:spacing w:before="32" w:after="32"/>
         <w:ind w:left="144"/>
       </w:pPr>
       <w:r>
         <w:rPr>
           <w:color w:val="1E293B"/>
-          <w:sz w:val="16"/>
+          <w:sz w:val="15"/>
         </w:rPr>
-        <w:t>Telephony in C on Asterisk, an enterprise Java web and mobile application built end to end, and the CI/CD and Scrum tooling behind them — including a nationwide platform maintained against live traffic.</w:t>
+        <w:t>An enterprise Java web and mobile application built end to end, the CI/CD and Scrum tooling behind it, and a nationwide production platform maintained against live traffic.</w:t>
       </w:r>
     </w:p>
     <w:p>
       <w:pPr>
         <w:pStyle w:val="ListBullet"/>
-        <w:spacing w:before="17" w:after="17"/>
+        <w:spacing w:before="16" w:after="16"/>
         <w:ind w:left="288"/>
       </w:pPr>
       <w:r>
         <w:rPr>
           <w:color w:val="1E293B"/>
-          <w:sz w:val="16"/>
-        </w:rPr>
-        <w:t>Developed a telephony platform in C on Asterisk, covering call flow logic and integration.</w:t>
-      </w:r>
-    </w:p>
-    <w:p>
-      <w:pPr>
-        <w:pStyle w:val="ListBullet"/>
-        <w:spacing w:before="17" w:after="17"/>
-        <w:ind w:left="288"/>
-      </w:pPr>
-      <w:r>
-        <w:rPr>
-          <w:color w:val="1E293B"/>
-          <w:sz w:val="16"/>
+          <w:sz w:val="15"/>
         </w:rPr>
         <w:t>Built an enterprise web and mobile application end to end using Java EE/ME, Android, Apache Struts 2, Apache CXF, Spring, Hibernate, Oracle and Apache Tomcat.</w:t>
       </w:r>
@@ -474,13 +474,13 @@
     <w:p>
       <w:pPr>
         <w:pStyle w:val="ListBullet"/>
-        <w:spacing w:before="17" w:after="17"/>
+        <w:spacing w:before="16" w:after="16"/>
         <w:ind w:left="288"/>
       </w:pPr>
       <w:r>
         <w:rPr>
           <w:color w:val="1E293B"/>
-          <w:sz w:val="16"/>
+          <w:sz w:val="15"/>
         </w:rPr>
         <w:t>Implemented a complete CI/CD environment (Subversion/Git, Maven, TeamCity, Tomcat) for automated builds and deployments.</w:t>
       </w:r>
@@ -488,13 +488,13 @@
     <w:p>
       <w:pPr>
         <w:pStyle w:val="ListBullet"/>
-        <w:spacing w:before="17" w:after="17"/>
+        <w:spacing w:before="16" w:after="16"/>
         <w:ind w:left="288"/>
       </w:pPr>
       <w:r>
         <w:rPr>
           <w:color w:val="1E293B"/>
-          <w:sz w:val="16"/>
+          <w:sz w:val="15"/>
         </w:rPr>
         <w:t>Built a Scrum task-board integration for Mantis (PHP) that gave distributed remote teams shared sprint visibility.</w:t>
       </w:r>
@@ -502,20 +502,20 @@
     <w:p>
       <w:pPr>
         <w:pStyle w:val="ListBullet"/>
-        <w:spacing w:before="17" w:after="17"/>
+        <w:spacing w:before="16" w:after="16"/>
         <w:ind w:left="288"/>
       </w:pPr>
       <w:r>
         <w:rPr>
           <w:color w:val="1E293B"/>
-          <w:sz w:val="16"/>
+          <w:sz w:val="15"/>
         </w:rPr>
         <w:t>Maintained a nationwide production web platform while shipping new features against live traffic.</w:t>
       </w:r>
     </w:p>
     <w:p>
       <w:pPr>
-        <w:spacing w:before="102" w:after="0"/>
+        <w:spacing w:before="96" w:after="0"/>
         <w:tabs>
           <w:tab w:val="right" w:pos="9360"/>
         </w:tabs>
@@ -524,14 +524,14 @@
         <w:rPr>
           <w:b/>
           <w:color w:val="1E293B"/>
-          <w:sz w:val="17"/>
+          <w:sz w:val="16"/>
         </w:rPr>
         <w:t>Senior Software Configuration Management Engineer</w:t>
       </w:r>
       <w:r>
         <w:rPr>
           <w:color w:val="64748B"/>
-          <w:sz w:val="17"/>
+          <w:sz w:val="16"/>
         </w:rPr>
         <w:t xml:space="preserve">  CESAR (Centro de Estudos e Sistemas Avançados do Recife) | Recife, PE, Brazil</w:t>
       </w:r>
@@ -539,7 +539,7 @@
         <w:rPr>
           <w:i/>
           <w:color w:val="64748B"/>
-          <w:sz w:val="15"/>
+          <w:sz w:val="14"/>
         </w:rPr>
         <w:tab/>
         <w:t>2005-01 – 2009-01</w:t>
@@ -547,13 +547,13 @@
     </w:p>
     <w:p>
       <w:pPr>
-        <w:spacing w:before="34" w:after="34"/>
+        <w:spacing w:before="32" w:after="32"/>
         <w:ind w:left="144"/>
       </w:pPr>
       <w:r>
         <w:rPr>
           <w:color w:val="1E293B"/>
-          <w:sz w:val="16"/>
+          <w:sz w:val="15"/>
         </w:rPr>
         <w:t>Led the company-wide Software Configuration Management team through a formal CMMI 1.2 Level 3 appraisal, defining the SCM processes, tooling and automation adopted as company standards.</w:t>
       </w:r>
@@ -561,13 +561,13 @@
     <w:p>
       <w:pPr>
         <w:pStyle w:val="ListBullet"/>
-        <w:spacing w:before="17" w:after="17"/>
+        <w:spacing w:before="16" w:after="16"/>
         <w:ind w:left="288"/>
       </w:pPr>
       <w:r>
         <w:rPr>
           <w:color w:val="1E293B"/>
-          <w:sz w:val="16"/>
+          <w:sz w:val="15"/>
         </w:rPr>
         <w:t>Led a 10-engineer Software Configuration Management team through a successful formal CMMI 1.2 Level 3 appraisal, serving as a trained SCAMPI evaluator.</w:t>
       </w:r>
@@ -575,13 +575,13 @@
     <w:p>
       <w:pPr>
         <w:pStyle w:val="ListBullet"/>
-        <w:spacing w:before="17" w:after="17"/>
+        <w:spacing w:before="16" w:after="16"/>
         <w:ind w:left="288"/>
       </w:pPr>
       <w:r>
         <w:rPr>
           <w:color w:val="1E293B"/>
-          <w:sz w:val="16"/>
+          <w:sz w:val="15"/>
         </w:rPr>
         <w:t>Defined and maintained company-wide SCM processes as SCM lead within the Software Engineering Process Group (SEPG).</w:t>
       </w:r>
@@ -589,13 +589,13 @@
     <w:p>
       <w:pPr>
         <w:pStyle w:val="ListBullet"/>
-        <w:spacing w:before="17" w:after="17"/>
+        <w:spacing w:before="16" w:after="16"/>
         <w:ind w:left="288"/>
       </w:pPr>
       <w:r>
         <w:rPr>
           <w:color w:val="1E293B"/>
-          <w:sz w:val="16"/>
+          <w:sz w:val="15"/>
         </w:rPr>
         <w:t>Rolled out SCM processes across multiple concurrent projects using Rational ClearCase, ClearDDTS, CVS, Subversion, Mantis, Apache Ant and Luntbuild.</w:t>
       </w:r>
@@ -603,20 +603,20 @@
     <w:p>
       <w:pPr>
         <w:pStyle w:val="ListBullet"/>
-        <w:spacing w:before="17" w:after="17"/>
+        <w:spacing w:before="16" w:after="16"/>
         <w:ind w:left="288"/>
       </w:pPr>
       <w:r>
         <w:rPr>
           <w:color w:val="1E293B"/>
-          <w:sz w:val="16"/>
+          <w:sz w:val="15"/>
         </w:rPr>
         <w:t>Built automation tooling and Mantis extensions (PHP, Shell) for defect tracking, requirements traceability and code review reporting, later adopted as company-wide standards.</w:t>
       </w:r>
     </w:p>
     <w:p>
       <w:pPr>
-        <w:spacing w:before="102" w:after="0"/>
+        <w:spacing w:before="96" w:after="0"/>
         <w:tabs>
           <w:tab w:val="right" w:pos="9360"/>
         </w:tabs>
@@ -625,14 +625,14 @@
         <w:rPr>
           <w:b/>
           <w:color w:val="1E293B"/>
-          <w:sz w:val="17"/>
+          <w:sz w:val="16"/>
         </w:rPr>
         <w:t>Software Configuration Management Engineer</w:t>
       </w:r>
       <w:r>
         <w:rPr>
           <w:color w:val="64748B"/>
-          <w:sz w:val="17"/>
+          <w:sz w:val="16"/>
         </w:rPr>
         <w:t xml:space="preserve">  CESAR (Centro de Estudos e Sistemas Avançados do Recife) | Recife, PE, Brazil</w:t>
       </w:r>
@@ -640,7 +640,7 @@
         <w:rPr>
           <w:i/>
           <w:color w:val="64748B"/>
-          <w:sz w:val="15"/>
+          <w:sz w:val="14"/>
         </w:rPr>
         <w:tab/>
         <w:t>2001-10 – 2005-01</w:t>
@@ -648,13 +648,13 @@
     </w:p>
     <w:p>
       <w:pPr>
-        <w:spacing w:before="34" w:after="34"/>
+        <w:spacing w:before="32" w:after="32"/>
         <w:ind w:left="144"/>
       </w:pPr>
       <w:r>
         <w:rPr>
           <w:color w:val="1E293B"/>
-          <w:sz w:val="16"/>
+          <w:sz w:val="15"/>
         </w:rPr>
         <w:t>SCM process definition and automation for multi-site mobile device programs, contributing to CMM Level 2 certification and to a ~20% rise in client evaluation scores.</w:t>
       </w:r>
@@ -662,13 +662,13 @@
     <w:p>
       <w:pPr>
         <w:pStyle w:val="ListBullet"/>
-        <w:spacing w:before="17" w:after="17"/>
+        <w:spacing w:before="16" w:after="16"/>
         <w:ind w:left="288"/>
       </w:pPr>
       <w:r>
         <w:rPr>
           <w:color w:val="1E293B"/>
-          <w:sz w:val="16"/>
+          <w:sz w:val="15"/>
         </w:rPr>
         <w:t>Defined and implemented SCM processes for multi-site mobile device development projects using Rational ClearCase and ClearDDTS, contributing to the organization's CMM Level 2 certification.</w:t>
       </w:r>
@@ -676,20 +676,20 @@
     <w:p>
       <w:pPr>
         <w:pStyle w:val="ListBullet"/>
-        <w:spacing w:before="17" w:after="17"/>
+        <w:spacing w:before="16" w:after="16"/>
         <w:ind w:left="288"/>
       </w:pPr>
       <w:r>
         <w:rPr>
           <w:color w:val="1E293B"/>
-          <w:sz w:val="16"/>
+          <w:sz w:val="15"/>
         </w:rPr>
         <w:t>Raised client evaluation scores for SCM performance by approximately 20% by automating configuration management activities across roughly twelve projects.</w:t>
       </w:r>
     </w:p>
     <w:p>
       <w:pPr>
-        <w:spacing w:before="102" w:after="0"/>
+        <w:spacing w:before="96" w:after="0"/>
         <w:tabs>
           <w:tab w:val="right" w:pos="9360"/>
         </w:tabs>
@@ -698,14 +698,14 @@
         <w:rPr>
           <w:b/>
           <w:color w:val="1E293B"/>
-          <w:sz w:val="17"/>
+          <w:sz w:val="16"/>
         </w:rPr>
         <w:t>Junior Software Engineer</w:t>
       </w:r>
       <w:r>
         <w:rPr>
           <w:color w:val="64748B"/>
-          <w:sz w:val="17"/>
+          <w:sz w:val="16"/>
         </w:rPr>
         <w:t xml:space="preserve">  CESAR (Centro de Estudos e Sistemas Avançados do Recife) | Recife, PE, Brazil</w:t>
       </w:r>
@@ -713,7 +713,7 @@
         <w:rPr>
           <w:i/>
           <w:color w:val="64748B"/>
-          <w:sz w:val="15"/>
+          <w:sz w:val="14"/>
         </w:rPr>
         <w:tab/>
         <w:t>2001-01 – 2001-10</w:t>
@@ -721,13 +721,13 @@
     </w:p>
     <w:p>
       <w:pPr>
-        <w:spacing w:before="34" w:after="34"/>
+        <w:spacing w:before="32" w:after="32"/>
         <w:ind w:left="144"/>
       </w:pPr>
       <w:r>
         <w:rPr>
           <w:color w:val="1E293B"/>
-          <w:sz w:val="16"/>
+          <w:sz w:val="15"/>
         </w:rPr>
         <w:t>The institute's first J2ME mobile development practice: 15+ applications shipped, including an internationally awarded game.</w:t>
       </w:r>
@@ -735,13 +735,13 @@
     <w:p>
       <w:pPr>
         <w:pStyle w:val="ListBullet"/>
-        <w:spacing w:before="17" w:after="17"/>
+        <w:spacing w:before="16" w:after="16"/>
         <w:ind w:left="288"/>
       </w:pPr>
       <w:r>
         <w:rPr>
           <w:color w:val="1E293B"/>
-          <w:sz w:val="16"/>
+          <w:sz w:val="15"/>
         </w:rPr>
         <w:t>Pioneered J2ME application development at CESAR, establishing the institute's first mobile development practice.</w:t>
       </w:r>
@@ -749,13 +749,13 @@
     <w:p>
       <w:pPr>
         <w:pStyle w:val="ListBullet"/>
-        <w:spacing w:before="17" w:after="17"/>
+        <w:spacing w:before="16" w:after="16"/>
         <w:ind w:left="288"/>
       </w:pPr>
       <w:r>
         <w:rPr>
           <w:color w:val="1E293B"/>
-          <w:sz w:val="16"/>
+          <w:sz w:val="15"/>
         </w:rPr>
         <w:t>Developed 15+ mobile applications, primarily games, for early Java-enabled handsets.</w:t>
       </w:r>
@@ -763,20 +763,20 @@
     <w:p>
       <w:pPr>
         <w:pStyle w:val="ListBullet"/>
-        <w:spacing w:before="17" w:after="17"/>
+        <w:spacing w:before="16" w:after="16"/>
         <w:ind w:left="288"/>
       </w:pPr>
       <w:r>
         <w:rPr>
           <w:color w:val="1E293B"/>
-          <w:sz w:val="16"/>
+          <w:sz w:val="15"/>
         </w:rPr>
         <w:t>Authored Sea Hunter, awarded Best Application from the Americas at the Asia Java Mobile Challenge.</w:t>
       </w:r>
     </w:p>
     <w:p>
       <w:pPr>
-        <w:spacing w:before="102" w:after="0"/>
+        <w:spacing w:before="96" w:after="0"/>
         <w:tabs>
           <w:tab w:val="right" w:pos="9360"/>
         </w:tabs>
@@ -785,14 +785,14 @@
         <w:rPr>
           <w:b/>
           <w:color w:val="1E293B"/>
-          <w:sz w:val="17"/>
+          <w:sz w:val="16"/>
         </w:rPr>
         <w:t>Junior Software Engineer</w:t>
       </w:r>
       <w:r>
         <w:rPr>
           <w:color w:val="64748B"/>
-          <w:sz w:val="17"/>
+          <w:sz w:val="16"/>
         </w:rPr>
         <w:t xml:space="preserve">  CESAR (Centro de Estudos e Sistemas Avançados do Recife) | Recife, PE, Brazil</w:t>
       </w:r>
@@ -800,7 +800,7 @@
         <w:rPr>
           <w:i/>
           <w:color w:val="64748B"/>
-          <w:sz w:val="15"/>
+          <w:sz w:val="14"/>
         </w:rPr>
         <w:tab/>
         <w:t>2000-06 – 2000-12</w:t>
@@ -808,13 +808,13 @@
     </w:p>
     <w:p>
       <w:pPr>
-        <w:spacing w:before="34" w:after="34"/>
+        <w:spacing w:before="32" w:after="32"/>
         <w:ind w:left="144"/>
       </w:pPr>
       <w:r>
         <w:rPr>
           <w:color w:val="1E293B"/>
-          <w:sz w:val="16"/>
+          <w:sz w:val="15"/>
         </w:rPr>
         <w:t>Java web development: a J2SE WAP application for lottery game management, and an e-commerce portal supporting M.Sc. dissertation research.</w:t>
       </w:r>
@@ -822,13 +822,13 @@
     <w:p>
       <w:pPr>
         <w:pStyle w:val="ListBullet"/>
-        <w:spacing w:before="17" w:after="17"/>
+        <w:spacing w:before="16" w:after="16"/>
         <w:ind w:left="288"/>
       </w:pPr>
       <w:r>
         <w:rPr>
           <w:color w:val="1E293B"/>
-          <w:sz w:val="16"/>
+          <w:sz w:val="15"/>
         </w:rPr>
         <w:t>Developed a WAP application in J2SE for lottery game management.</w:t>
       </w:r>
@@ -836,20 +836,20 @@
     <w:p>
       <w:pPr>
         <w:pStyle w:val="ListBullet"/>
-        <w:spacing w:before="17" w:after="17"/>
+        <w:spacing w:before="16" w:after="16"/>
         <w:ind w:left="288"/>
       </w:pPr>
       <w:r>
         <w:rPr>
           <w:color w:val="1E293B"/>
-          <w:sz w:val="16"/>
+          <w:sz w:val="15"/>
         </w:rPr>
         <w:t>Built an e-commerce portal used to validate a team member's M.Sc. dissertation research.</w:t>
       </w:r>
     </w:p>
     <w:p>
       <w:pPr>
-        <w:spacing w:before="136" w:after="34"/>
+        <w:spacing w:before="128" w:after="32"/>
         <w:pBdr>
           <w:bottom w:val="single" w:sz="4" w:space="1" w:color="CBD5E1"/>
         </w:pBdr>
@@ -858,14 +858,14 @@
         <w:rPr>
           <w:b/>
           <w:color w:val="2563EB"/>
-          <w:sz w:val="22"/>
+          <w:sz w:val="20"/>
         </w:rPr>
         <w:t>Education</w:t>
       </w:r>
     </w:p>
     <w:p>
       <w:pPr>
-        <w:spacing w:before="102" w:after="0"/>
+        <w:spacing w:before="96" w:after="0"/>
         <w:tabs>
           <w:tab w:val="right" w:pos="9360"/>
         </w:tabs>
@@ -874,14 +874,14 @@
         <w:rPr>
           <w:b/>
           <w:color w:val="1E293B"/>
-          <w:sz w:val="17"/>
+          <w:sz w:val="16"/>
         </w:rPr>
         <w:t>M.Sc. in Computer Science</w:t>
       </w:r>
       <w:r>
         <w:rPr>
           <w:color w:val="64748B"/>
-          <w:sz w:val="17"/>
+          <w:sz w:val="16"/>
         </w:rPr>
         <w:t xml:space="preserve">  Federal University of Pernambuco (UFPE)</w:t>
       </w:r>
@@ -889,7 +889,7 @@
         <w:rPr>
           <w:i/>
           <w:color w:val="64748B"/>
-          <w:sz w:val="15"/>
+          <w:sz w:val="14"/>
         </w:rPr>
         <w:tab/>
         <w:t>2000-03 – 2002-08</w:t>
@@ -898,13 +898,13 @@
     <w:p>
       <w:pPr>
         <w:pStyle w:val="ListBullet"/>
-        <w:spacing w:before="17" w:after="17"/>
+        <w:spacing w:before="16" w:after="16"/>
         <w:ind w:left="288"/>
       </w:pPr>
       <w:r>
         <w:rPr>
           <w:color w:val="1E293B"/>
-          <w:sz w:val="16"/>
+          <w:sz w:val="15"/>
         </w:rPr>
         <w:t>Artificial Intelligence</w:t>
       </w:r>
@@ -912,13 +912,13 @@
     <w:p>
       <w:pPr>
         <w:pStyle w:val="ListBullet"/>
-        <w:spacing w:before="17" w:after="17"/>
+        <w:spacing w:before="16" w:after="16"/>
         <w:ind w:left="288"/>
       </w:pPr>
       <w:r>
         <w:rPr>
           <w:color w:val="1E293B"/>
-          <w:sz w:val="16"/>
+          <w:sz w:val="15"/>
         </w:rPr>
         <w:t>Multi-Agent Systems</w:t>
       </w:r>
@@ -926,20 +926,20 @@
     <w:p>
       <w:pPr>
         <w:pStyle w:val="ListBullet"/>
-        <w:spacing w:before="17" w:after="17"/>
+        <w:spacing w:before="16" w:after="16"/>
         <w:ind w:left="288"/>
       </w:pPr>
       <w:r>
         <w:rPr>
           <w:color w:val="1E293B"/>
-          <w:sz w:val="16"/>
+          <w:sz w:val="15"/>
         </w:rPr>
         <w:t>Software Engineering</w:t>
       </w:r>
     </w:p>
     <w:p>
       <w:pPr>
-        <w:spacing w:before="102" w:after="0"/>
+        <w:spacing w:before="96" w:after="0"/>
         <w:tabs>
           <w:tab w:val="right" w:pos="9360"/>
         </w:tabs>
@@ -948,14 +948,14 @@
         <w:rPr>
           <w:b/>
           <w:color w:val="1E293B"/>
-          <w:sz w:val="17"/>
+          <w:sz w:val="16"/>
         </w:rPr>
         <w:t>B.Sc. in Computer Science</w:t>
       </w:r>
       <w:r>
         <w:rPr>
           <w:color w:val="64748B"/>
-          <w:sz w:val="17"/>
+          <w:sz w:val="16"/>
         </w:rPr>
         <w:t xml:space="preserve">  Federal University of Ceará (UFC)</w:t>
       </w:r>
@@ -963,15 +963,15 @@
         <w:rPr>
           <w:i/>
           <w:color w:val="64748B"/>
-          <w:sz w:val="15"/>
+          <w:sz w:val="14"/>
         </w:rPr>
         <w:tab/>
-        <w:t>1996-01 – 2000-01</w:t>
+        <w:t>1996-01 – 1999-12</w:t>
       </w:r>
     </w:p>
     <w:p>
       <w:pPr>
-        <w:spacing w:before="136" w:after="34"/>
+        <w:spacing w:before="128" w:after="32"/>
         <w:pBdr>
           <w:bottom w:val="single" w:sz="4" w:space="1" w:color="CBD5E1"/>
         </w:pBdr>
@@ -980,196 +980,196 @@
         <w:rPr>
           <w:b/>
           <w:color w:val="2563EB"/>
-          <w:sz w:val="22"/>
+          <w:sz w:val="20"/>
         </w:rPr>
         <w:t>Skills</w:t>
       </w:r>
     </w:p>
     <w:p>
       <w:pPr>
-        <w:spacing w:before="34" w:after="34"/>
+        <w:spacing w:before="32" w:after="32"/>
       </w:pPr>
       <w:r>
         <w:rPr>
           <w:b/>
-          <w:sz w:val="17"/>
+          <w:sz w:val="16"/>
         </w:rPr>
         <w:t>Backend</w:t>
       </w:r>
       <w:r>
         <w:rPr>
           <w:color w:val="64748B"/>
-          <w:sz w:val="16"/>
+          <w:sz w:val="15"/>
         </w:rPr>
         <w:t xml:space="preserve"> (Expert)</w:t>
       </w:r>
       <w:r>
         <w:rPr>
           <w:color w:val="1E293B"/>
-          <w:sz w:val="16"/>
+          <w:sz w:val="15"/>
         </w:rPr>
         <w:t>: Python, Django, FastAPI, Flask, Falcon, GraphQL, Strawberry GraphQL, REST API, JSON:API, Celery, Kafka, WebSockets, PHP, Yii, Laravel, Ruby on Rails, Java</w:t>
       </w:r>
     </w:p>
     <w:p>
       <w:pPr>
-        <w:spacing w:before="34" w:after="34"/>
+        <w:spacing w:before="32" w:after="32"/>
       </w:pPr>
       <w:r>
         <w:rPr>
           <w:b/>
-          <w:sz w:val="17"/>
+          <w:sz w:val="16"/>
         </w:rPr>
         <w:t>Frontend</w:t>
       </w:r>
       <w:r>
         <w:rPr>
           <w:color w:val="64748B"/>
-          <w:sz w:val="16"/>
+          <w:sz w:val="15"/>
         </w:rPr>
         <w:t xml:space="preserve"> (Advanced)</w:t>
       </w:r>
       <w:r>
         <w:rPr>
           <w:color w:val="1E293B"/>
-          <w:sz w:val="16"/>
+          <w:sz w:val="15"/>
         </w:rPr>
         <w:t>: JavaScript, TypeScript, VueJS, NuxtJS, PrimeVue, Tailwind CSS, Pinia, EmberJS, Backbone/Marionette, HTML, CSS, SCSS/SASS, BEM</w:t>
       </w:r>
     </w:p>
     <w:p>
       <w:pPr>
-        <w:spacing w:before="34" w:after="34"/>
+        <w:spacing w:before="32" w:after="32"/>
       </w:pPr>
       <w:r>
         <w:rPr>
           <w:b/>
-          <w:sz w:val="17"/>
+          <w:sz w:val="16"/>
         </w:rPr>
         <w:t>AI &amp; ML Engineering</w:t>
       </w:r>
       <w:r>
         <w:rPr>
           <w:color w:val="64748B"/>
-          <w:sz w:val="16"/>
+          <w:sz w:val="15"/>
         </w:rPr>
         <w:t xml:space="preserve"> (Advanced)</w:t>
       </w:r>
       <w:r>
         <w:rPr>
           <w:color w:val="1E293B"/>
-          <w:sz w:val="16"/>
+          <w:sz w:val="15"/>
         </w:rPr>
         <w:t>: LLM application development, Model Context Protocol (MCP), Claude Agent SDK, Agentic tooling, Vector search, Milvus, Snowflake</w:t>
       </w:r>
     </w:p>
     <w:p>
       <w:pPr>
-        <w:spacing w:before="34" w:after="34"/>
+        <w:spacing w:before="32" w:after="32"/>
       </w:pPr>
       <w:r>
         <w:rPr>
           <w:b/>
-          <w:sz w:val="17"/>
+          <w:sz w:val="16"/>
         </w:rPr>
         <w:t>DevOps &amp; CI/CD</w:t>
       </w:r>
       <w:r>
         <w:rPr>
           <w:color w:val="64748B"/>
-          <w:sz w:val="16"/>
+          <w:sz w:val="15"/>
         </w:rPr>
         <w:t xml:space="preserve"> (Expert)</w:t>
       </w:r>
       <w:r>
         <w:rPr>
           <w:color w:val="1E293B"/>
-          <w:sz w:val="16"/>
+          <w:sz w:val="15"/>
         </w:rPr>
         <w:t>: CI/CD, Jenkins, TeamCity, GitLab CI, Docker, Multi-arch builds, Ansible, HashiCorp Vault, Sealed Secrets, uv, mise, prek, ruff, pytest, Bash, Git, GitFlow, GitHub, GitLab</w:t>
       </w:r>
     </w:p>
     <w:p>
       <w:pPr>
-        <w:spacing w:before="34" w:after="34"/>
+        <w:spacing w:before="32" w:after="32"/>
       </w:pPr>
       <w:r>
         <w:rPr>
           <w:b/>
-          <w:sz w:val="17"/>
+          <w:sz w:val="16"/>
         </w:rPr>
         <w:t>Cloud &amp; Orchestration</w:t>
       </w:r>
       <w:r>
         <w:rPr>
           <w:color w:val="64748B"/>
-          <w:sz w:val="16"/>
+          <w:sz w:val="15"/>
         </w:rPr>
         <w:t xml:space="preserve"> (Advanced)</w:t>
       </w:r>
       <w:r>
         <w:rPr>
           <w:color w:val="1E293B"/>
-          <w:sz w:val="16"/>
+          <w:sz w:val="15"/>
         </w:rPr>
         <w:t>: Kubernetes, Helm, Kustomize, AWS EKS, AWS, Google Cloud, mTLS, OAuth 2.0, Sentry, Error monitoring</w:t>
       </w:r>
     </w:p>
     <w:p>
       <w:pPr>
-        <w:spacing w:before="34" w:after="34"/>
+        <w:spacing w:before="32" w:after="32"/>
       </w:pPr>
       <w:r>
         <w:rPr>
           <w:b/>
-          <w:sz w:val="17"/>
+          <w:sz w:val="16"/>
         </w:rPr>
         <w:t>Databases</w:t>
       </w:r>
       <w:r>
         <w:rPr>
           <w:color w:val="64748B"/>
-          <w:sz w:val="16"/>
+          <w:sz w:val="15"/>
         </w:rPr>
         <w:t xml:space="preserve"> (Advanced)</w:t>
       </w:r>
       <w:r>
         <w:rPr>
           <w:color w:val="1E293B"/>
-          <w:sz w:val="16"/>
+          <w:sz w:val="15"/>
         </w:rPr>
         <w:t>: PostgreSQL, MySQL, Oracle, Redis, Milvus, Snowflake</w:t>
       </w:r>
     </w:p>
     <w:p>
       <w:pPr>
-        <w:spacing w:before="34" w:after="34"/>
+        <w:spacing w:before="32" w:after="32"/>
       </w:pPr>
       <w:r>
         <w:rPr>
           <w:b/>
-          <w:sz w:val="17"/>
+          <w:sz w:val="16"/>
         </w:rPr>
         <w:t>Process &amp; Leadership</w:t>
       </w:r>
       <w:r>
         <w:rPr>
           <w:color w:val="64748B"/>
-          <w:sz w:val="16"/>
+          <w:sz w:val="15"/>
         </w:rPr>
         <w:t xml:space="preserve"> (Expert)</w:t>
       </w:r>
       <w:r>
         <w:rPr>
           <w:color w:val="1E293B"/>
-          <w:sz w:val="16"/>
+          <w:sz w:val="15"/>
         </w:rPr>
         <w:t>: Software Configuration Management, CMMI, SCAMPI appraisal, Scrum, Kanban, Technical Leadership, Code Review, Mentoring</w:t>
       </w:r>
     </w:p>
     <w:p>
       <w:pPr>
-        <w:spacing w:before="136" w:after="34"/>
+        <w:spacing w:before="128" w:after="32"/>
         <w:pBdr>
           <w:bottom w:val="single" w:sz="4" w:space="1" w:color="CBD5E1"/>
         </w:pBdr>
@@ -1178,14 +1178,14 @@
         <w:rPr>
           <w:b/>
           <w:color w:val="2563EB"/>
-          <w:sz w:val="22"/>
+          <w:sz w:val="20"/>
         </w:rPr>
         <w:t>Awards</w:t>
       </w:r>
     </w:p>
     <w:p>
       <w:pPr>
-        <w:spacing w:before="102" w:after="0"/>
+        <w:spacing w:before="96" w:after="0"/>
         <w:tabs>
           <w:tab w:val="right" w:pos="9360"/>
         </w:tabs>
@@ -1196,7 +1196,7 @@
             <w:b/>
             <w:color w:val="2563EB"/>
             <w:u w:val="single"/>
-            <w:sz w:val="18"/>
+            <w:sz w:val="17"/>
           </w:rPr>
           <w:t>Best Application from the Americas — Sea Hunter</w:t>
         </w:r>
@@ -1204,7 +1204,7 @@
       <w:r>
         <w:rPr>
           <w:color w:val="64748B"/>
-          <w:sz w:val="17"/>
+          <w:sz w:val="16"/>
         </w:rPr>
         <w:t xml:space="preserve">  Asia Java Mobile Challenge (SingTel, Optus and Sun Microsystems)</w:t>
       </w:r>
@@ -1212,7 +1212,7 @@
         <w:rPr>
           <w:i/>
           <w:color w:val="64748B"/>
-          <w:sz w:val="15"/>
+          <w:sz w:val="14"/>
         </w:rPr>
         <w:tab/>
         <w:t>2002</w:t>
@@ -1220,20 +1220,20 @@
     </w:p>
     <w:p>
       <w:pPr>
-        <w:spacing w:before="34" w:after="34"/>
+        <w:spacing w:before="32" w:after="32"/>
         <w:ind w:left="144"/>
       </w:pPr>
       <w:r>
         <w:rPr>
           <w:color w:val="1E293B"/>
-          <w:sz w:val="16"/>
+          <w:sz w:val="15"/>
         </w:rPr>
         <w:t>Sea Hunter, a J2ME mobile game written for early Java-enabled handsets at CESAR (Brazil), was named one of the Top 20 finalists selected from more than 1,000 entrants across 23 countries.</w:t>
       </w:r>
     </w:p>
     <w:p>
       <w:pPr>
-        <w:spacing w:before="136" w:after="34"/>
+        <w:spacing w:before="128" w:after="32"/>
         <w:pBdr>
           <w:bottom w:val="single" w:sz="4" w:space="1" w:color="CBD5E1"/>
         </w:pBdr>
@@ -1242,14 +1242,14 @@
         <w:rPr>
           <w:b/>
           <w:color w:val="2563EB"/>
-          <w:sz w:val="22"/>
+          <w:sz w:val="20"/>
         </w:rPr>
         <w:t>Certifications</w:t>
       </w:r>
     </w:p>
     <w:p>
       <w:pPr>
-        <w:spacing w:before="102" w:after="0"/>
+        <w:spacing w:before="96" w:after="0"/>
         <w:tabs>
           <w:tab w:val="right" w:pos="9360"/>
         </w:tabs>
@@ -1258,14 +1258,14 @@
         <w:rPr>
           <w:b/>
           <w:color w:val="1E293B"/>
-          <w:sz w:val="17"/>
+          <w:sz w:val="16"/>
         </w:rPr>
         <w:t>AI for Developers (54h)</w:t>
       </w:r>
       <w:r>
         <w:rPr>
           <w:color w:val="64748B"/>
-          <w:sz w:val="17"/>
+          <w:sz w:val="16"/>
         </w:rPr>
         <w:t xml:space="preserve">  CESAR School</w:t>
       </w:r>
@@ -1273,7 +1273,7 @@
         <w:rPr>
           <w:i/>
           <w:color w:val="64748B"/>
-          <w:sz w:val="15"/>
+          <w:sz w:val="14"/>
         </w:rPr>
         <w:tab/>
         <w:t>2025-08</w:t>
@@ -1281,7 +1281,7 @@
     </w:p>
     <w:p>
       <w:pPr>
-        <w:spacing w:before="102" w:after="0"/>
+        <w:spacing w:before="96" w:after="0"/>
         <w:tabs>
           <w:tab w:val="right" w:pos="9360"/>
         </w:tabs>
@@ -1292,7 +1292,7 @@
             <w:b/>
             <w:color w:val="2563EB"/>
             <w:u w:val="single"/>
-            <w:sz w:val="18"/>
+            <w:sz w:val="17"/>
           </w:rPr>
           <w:t>Certified ScrumMaster (CSM)</w:t>
         </w:r>
@@ -1300,7 +1300,7 @@
       <w:r>
         <w:rPr>
           <w:color w:val="64748B"/>
-          <w:sz w:val="17"/>
+          <w:sz w:val="16"/>
         </w:rPr>
         <w:t xml:space="preserve">  Scrum Alliance</w:t>
       </w:r>
@@ -1308,7 +1308,7 @@
         <w:rPr>
           <w:i/>
           <w:color w:val="64748B"/>
-          <w:sz w:val="15"/>
+          <w:sz w:val="14"/>
         </w:rPr>
         <w:tab/>
         <w:t>2017-10</w:t>
@@ -1316,7 +1316,7 @@
     </w:p>
     <w:p>
       <w:pPr>
-        <w:spacing w:before="102" w:after="0"/>
+        <w:spacing w:before="96" w:after="0"/>
         <w:tabs>
           <w:tab w:val="right" w:pos="9360"/>
         </w:tabs>
@@ -1325,14 +1325,14 @@
         <w:rPr>
           <w:b/>
           <w:color w:val="1E293B"/>
-          <w:sz w:val="17"/>
+          <w:sz w:val="16"/>
         </w:rPr>
         <w:t>Zend PHP Certified Developer</w:t>
       </w:r>
       <w:r>
         <w:rPr>
           <w:color w:val="64748B"/>
-          <w:sz w:val="17"/>
+          <w:sz w:val="16"/>
         </w:rPr>
         <w:t xml:space="preserve">  Zend Technologies, Ltd.</w:t>
       </w:r>
@@ -1340,7 +1340,7 @@
         <w:rPr>
           <w:i/>
           <w:color w:val="64748B"/>
-          <w:sz w:val="15"/>
+          <w:sz w:val="14"/>
         </w:rPr>
         <w:tab/>
         <w:t>2014-10</w:t>
@@ -1348,7 +1348,7 @@
     </w:p>
     <w:p>
       <w:pPr>
-        <w:spacing w:before="102" w:after="0"/>
+        <w:spacing w:before="96" w:after="0"/>
         <w:tabs>
           <w:tab w:val="right" w:pos="9360"/>
         </w:tabs>
@@ -1357,14 +1357,14 @@
         <w:rPr>
           <w:b/>
           <w:color w:val="1E293B"/>
-          <w:sz w:val="17"/>
+          <w:sz w:val="16"/>
         </w:rPr>
         <w:t>Rational ClearCase Fundamentals for Windows (16h)</w:t>
       </w:r>
       <w:r>
         <w:rPr>
           <w:color w:val="64748B"/>
-          <w:sz w:val="17"/>
+          <w:sz w:val="16"/>
         </w:rPr>
         <w:t xml:space="preserve">  Rational Software do Brasil</w:t>
       </w:r>
@@ -1372,7 +1372,7 @@
         <w:rPr>
           <w:i/>
           <w:color w:val="64748B"/>
-          <w:sz w:val="15"/>
+          <w:sz w:val="14"/>
         </w:rPr>
         <w:tab/>
         <w:t>2002</w:t>
@@ -1380,7 +1380,7 @@
     </w:p>
     <w:p>
       <w:pPr>
-        <w:spacing w:before="102" w:after="0"/>
+        <w:spacing w:before="96" w:after="0"/>
         <w:tabs>
           <w:tab w:val="right" w:pos="9360"/>
         </w:tabs>
@@ -1389,14 +1389,14 @@
         <w:rPr>
           <w:b/>
           <w:color w:val="1E293B"/>
-          <w:sz w:val="17"/>
+          <w:sz w:val="16"/>
         </w:rPr>
         <w:t>Rational ClearCase Administration for Windows (16h)</w:t>
       </w:r>
       <w:r>
         <w:rPr>
           <w:color w:val="64748B"/>
-          <w:sz w:val="17"/>
+          <w:sz w:val="16"/>
         </w:rPr>
         <w:t xml:space="preserve">  Rational Software do Brasil</w:t>
       </w:r>
@@ -1404,7 +1404,7 @@
         <w:rPr>
           <w:i/>
           <w:color w:val="64748B"/>
-          <w:sz w:val="15"/>
+          <w:sz w:val="14"/>
         </w:rPr>
         <w:tab/>
         <w:t>2002</w:t>
@@ -1412,7 +1412,7 @@
     </w:p>
     <w:p>
       <w:pPr>
-        <w:spacing w:before="102" w:after="0"/>
+        <w:spacing w:before="96" w:after="0"/>
         <w:tabs>
           <w:tab w:val="right" w:pos="9360"/>
         </w:tabs>
@@ -1421,14 +1421,14 @@
         <w:rPr>
           <w:b/>
           <w:color w:val="1E293B"/>
-          <w:sz w:val="17"/>
+          <w:sz w:val="16"/>
         </w:rPr>
         <w:t>Applying Rational ClearCase Metadata for Windows (8h)</w:t>
       </w:r>
       <w:r>
         <w:rPr>
           <w:color w:val="64748B"/>
-          <w:sz w:val="17"/>
+          <w:sz w:val="16"/>
         </w:rPr>
         <w:t xml:space="preserve">  Rational Software do Brasil</w:t>
       </w:r>
@@ -1436,7 +1436,7 @@
         <w:rPr>
           <w:i/>
           <w:color w:val="64748B"/>
-          <w:sz w:val="15"/>
+          <w:sz w:val="14"/>
         </w:rPr>
         <w:tab/>
         <w:t>2002</w:t>
@@ -1444,7 +1444,7 @@
     </w:p>
     <w:p>
       <w:pPr>
-        <w:spacing w:before="136" w:after="34"/>
+        <w:spacing w:before="128" w:after="32"/>
         <w:pBdr>
           <w:bottom w:val="single" w:sz="4" w:space="1" w:color="CBD5E1"/>
         </w:pBdr>
@@ -1453,14 +1453,14 @@
         <w:rPr>
           <w:b/>
           <w:color w:val="2563EB"/>
-          <w:sz w:val="22"/>
+          <w:sz w:val="20"/>
         </w:rPr>
         <w:t>Publications</w:t>
       </w:r>
     </w:p>
     <w:p>
       <w:pPr>
-        <w:spacing w:before="102" w:after="0"/>
+        <w:spacing w:before="96" w:after="0"/>
         <w:tabs>
           <w:tab w:val="right" w:pos="9360"/>
         </w:tabs>
@@ -1469,14 +1469,14 @@
         <w:rPr>
           <w:b/>
           <w:color w:val="1E293B"/>
-          <w:sz w:val="17"/>
+          <w:sz w:val="16"/>
         </w:rPr>
         <w:t>Software Configuration Management Diversity: A Commercial Case Study</w:t>
       </w:r>
       <w:r>
         <w:rPr>
           <w:color w:val="64748B"/>
-          <w:sz w:val="17"/>
+          <w:sz w:val="16"/>
         </w:rPr>
         <w:t xml:space="preserve">  BCS-CMSG — The CMDB and CMS: the Powerhouse of Service Management</w:t>
       </w:r>
@@ -1484,7 +1484,7 @@
         <w:rPr>
           <w:i/>
           <w:color w:val="64748B"/>
-          <w:sz w:val="15"/>
+          <w:sz w:val="14"/>
         </w:rPr>
         <w:tab/>
         <w:t>2008-07</w:t>
@@ -1492,20 +1492,20 @@
     </w:p>
     <w:p>
       <w:pPr>
-        <w:spacing w:before="34" w:after="34"/>
+        <w:spacing w:before="32" w:after="32"/>
         <w:ind w:left="144"/>
       </w:pPr>
       <w:r>
         <w:rPr>
           <w:color w:val="1E293B"/>
-          <w:sz w:val="16"/>
+          <w:sz w:val="15"/>
         </w:rPr>
         <w:t>Second of two authors. Commercial case study on sustaining diverse software configuration management practices inside one organization, published while leading CESAR's company-wide SCM team.</w:t>
       </w:r>
     </w:p>
     <w:p>
       <w:pPr>
-        <w:spacing w:before="102" w:after="0"/>
+        <w:spacing w:before="96" w:after="0"/>
         <w:tabs>
           <w:tab w:val="right" w:pos="9360"/>
         </w:tabs>
@@ -1514,14 +1514,14 @@
         <w:rPr>
           <w:b/>
           <w:color w:val="1E293B"/>
-          <w:sz w:val="17"/>
+          <w:sz w:val="16"/>
         </w:rPr>
         <w:t>Desenvolvendo o Projeto Conceitual de Jogos Wireless (Developing the Conceptual Design for Wireless Games)</w:t>
       </w:r>
       <w:r>
         <w:rPr>
           <w:color w:val="64748B"/>
-          <w:sz w:val="17"/>
+          <w:sz w:val="16"/>
         </w:rPr>
         <w:t xml:space="preserve">  1st Brazilian Workshop in Games and Digital Entertainment (WJOGOS), SIBGRAPI 2002, Fortaleza, Brazil — pp. 141–144</w:t>
       </w:r>
@@ -1529,7 +1529,7 @@
         <w:rPr>
           <w:i/>
           <w:color w:val="64748B"/>
-          <w:sz w:val="15"/>
+          <w:sz w:val="14"/>
         </w:rPr>
         <w:tab/>
         <w:t>2002-10</w:t>
@@ -1537,20 +1537,20 @@
     </w:p>
     <w:p>
       <w:pPr>
-        <w:spacing w:before="34" w:after="34"/>
+        <w:spacing w:before="32" w:after="32"/>
         <w:ind w:left="144"/>
       </w:pPr>
       <w:r>
         <w:rPr>
           <w:color w:val="1E293B"/>
-          <w:sz w:val="16"/>
+          <w:sz w:val="15"/>
         </w:rPr>
         <w:t>Fifth of six authors. Conceptual design methods for wireless games, drawn from CESAR's early J2ME mobile game development.</w:t>
       </w:r>
     </w:p>
     <w:p>
       <w:pPr>
-        <w:spacing w:before="102" w:after="0"/>
+        <w:spacing w:before="96" w:after="0"/>
         <w:tabs>
           <w:tab w:val="right" w:pos="9360"/>
         </w:tabs>
@@ -1559,14 +1559,14 @@
         <w:rPr>
           <w:b/>
           <w:color w:val="1E293B"/>
-          <w:sz w:val="17"/>
+          <w:sz w:val="16"/>
         </w:rPr>
         <w:t>Embedding J2ME-based Inference Engine in Handheld Devices: The KEOPS Case Study</w:t>
       </w:r>
       <w:r>
         <w:rPr>
           <w:color w:val="64748B"/>
-          <w:sz w:val="17"/>
+          <w:sz w:val="16"/>
         </w:rPr>
         <w:t xml:space="preserve">  Proceedings of the First International Workshop on Ubiquitous Agents on Embedded, Wearable and Mobile Devices, Bologna, Italy</w:t>
       </w:r>
@@ -1574,7 +1574,7 @@
         <w:rPr>
           <w:i/>
           <w:color w:val="64748B"/>
-          <w:sz w:val="15"/>
+          <w:sz w:val="14"/>
         </w:rPr>
         <w:tab/>
         <w:t>2002</w:t>
@@ -1582,20 +1582,20 @@
     </w:p>
     <w:p>
       <w:pPr>
-        <w:spacing w:before="34" w:after="34"/>
+        <w:spacing w:before="32" w:after="32"/>
         <w:ind w:left="144"/>
       </w:pPr>
       <w:r>
         <w:rPr>
           <w:color w:val="1E293B"/>
-          <w:sz w:val="16"/>
+          <w:sz w:val="15"/>
         </w:rPr>
         <w:t>First author. Case study on embedding an inference engine in J2ME for resource-constrained handheld devices.</w:t>
       </w:r>
     </w:p>
     <w:p>
       <w:pPr>
-        <w:spacing w:before="102" w:after="0"/>
+        <w:spacing w:before="96" w:after="0"/>
         <w:tabs>
           <w:tab w:val="right" w:pos="9360"/>
         </w:tabs>
@@ -1606,7 +1606,7 @@
             <w:b/>
             <w:color w:val="2563EB"/>
             <w:u w:val="single"/>
-            <w:sz w:val="18"/>
+            <w:sz w:val="17"/>
           </w:rPr>
           <w:t>KSACI: A Handheld Device Infrastructure for Agents Communication</w:t>
         </w:r>
@@ -1614,7 +1614,7 @@
       <w:r>
         <w:rPr>
           <w:color w:val="64748B"/>
-          <w:sz w:val="17"/>
+          <w:sz w:val="16"/>
         </w:rPr>
         <w:t xml:space="preserve">  Intelligent Agents VIII (LNAI 2333), ATAL 2001, Seattle, USA — Springer, pp. 423–435</w:t>
       </w:r>
@@ -1622,7 +1622,7 @@
         <w:rPr>
           <w:i/>
           <w:color w:val="64748B"/>
-          <w:sz w:val="15"/>
+          <w:sz w:val="14"/>
         </w:rPr>
         <w:tab/>
         <w:t>2002</w:t>
@@ -1630,20 +1630,20 @@
     </w:p>
     <w:p>
       <w:pPr>
-        <w:spacing w:before="34" w:after="34"/>
+        <w:spacing w:before="32" w:after="32"/>
         <w:ind w:left="144"/>
       </w:pPr>
       <w:r>
         <w:rPr>
           <w:color w:val="1E293B"/>
-          <w:sz w:val="16"/>
+          <w:sz w:val="15"/>
         </w:rPr>
         <w:t>First author. Communication infrastructure for agents running on handheld devices — built on the SACI framework, using KQML as the outer language and XML as the inner one, and demonstrated on early J2ME cell-phone emulators.</w:t>
       </w:r>
     </w:p>
     <w:p>
       <w:pPr>
-        <w:spacing w:before="136" w:after="34"/>
+        <w:spacing w:before="128" w:after="32"/>
         <w:pBdr>
           <w:bottom w:val="single" w:sz="4" w:space="1" w:color="CBD5E1"/>
         </w:pBdr>
@@ -1652,18 +1652,18 @@
         <w:rPr>
           <w:b/>
           <w:color w:val="2563EB"/>
-          <w:sz w:val="22"/>
+          <w:sz w:val="20"/>
         </w:rPr>
         <w:t>Languages</w:t>
       </w:r>
     </w:p>
     <w:p>
       <w:pPr>
-        <w:spacing w:before="34"/>
+        <w:spacing w:before="32"/>
       </w:pPr>
       <w:r>
         <w:rPr>
-          <w:sz w:val="17"/>
+          <w:sz w:val="16"/>
         </w:rPr>
         <w:t>Portuguese (Native speaker) | English (Professional working proficiency)</w:t>
       </w:r>

--- a/latest/en_us/resume.docx
+++ b/latest/en_us/resume.docx
@@ -48,7 +48,205 @@
           <w:color w:val="1E293B"/>
           <w:sz w:val="16"/>
         </w:rPr>
-        <w:t>Senior backend engineer, 26 years in production. Shares ownership of a production ML platform for automated issue triage and duplicate detection — FastAPI over Kafka, Milvus vector search and Snowflake on Kubernetes/AWS EKS — and ships internal platforms solo, from data model to deploy: team onboarding (Django/GraphQL/Celery), an engineering-metrics platform with nine CI-fed dashboards, and AI developer tooling on the Claude Agent SDK and MCP. Production systems in Java, PHP, Ruby and Python. Earlier, led a 10-engineer team through a CMMI Level 3 appraisal as a trained SCAMPI evaluator. M.Sc. in Computer Science (Artificial Intelligence).</w:t>
+        <w:t>Backend and platform engineer, 26 years in production. Co-owns a production ML platform for automated issue triage and duplicate detection — FastAPI over Kafka, Milvus vector search and Snowflake on Kubernetes/AWS EKS — and delivers internal platforms from data model to deploy: team onboarding (Django/GraphQL/Celery), an engineering-metrics platform with nine CI-fed dashboards, and AI developer tooling on the Claude Agent SDK and MCP. Previously ran Python backend services for two concurrent web platforms on JSON:API contracts, owning CI/CD and Sentry end to end, and was technical lead for Scrum teams of 6 to 15 engineers across four client projects. M.Sc. in Computer Science (Artificial Intelligence).</w:t>
+      </w:r>
+    </w:p>
+    <w:p>
+      <w:pPr>
+        <w:spacing w:before="128" w:after="32"/>
+        <w:pBdr>
+          <w:bottom w:val="single" w:sz="4" w:space="1" w:color="CBD5E1"/>
+        </w:pBdr>
+      </w:pPr>
+      <w:r>
+        <w:rPr>
+          <w:b/>
+          <w:color w:val="2563EB"/>
+          <w:sz w:val="20"/>
+        </w:rPr>
+        <w:t>Skills</w:t>
+      </w:r>
+    </w:p>
+    <w:p>
+      <w:pPr>
+        <w:spacing w:before="32" w:after="32"/>
+      </w:pPr>
+      <w:r>
+        <w:rPr>
+          <w:b/>
+          <w:sz w:val="16"/>
+        </w:rPr>
+        <w:t>Backend</w:t>
+      </w:r>
+      <w:r>
+        <w:rPr>
+          <w:color w:val="64748B"/>
+          <w:sz w:val="15"/>
+        </w:rPr>
+        <w:t xml:space="preserve"> (Expert)</w:t>
+      </w:r>
+      <w:r>
+        <w:rPr>
+          <w:color w:val="1E293B"/>
+          <w:sz w:val="15"/>
+        </w:rPr>
+        <w:t>: Python, Django, FastAPI, Flask, Falcon, GraphQL, Strawberry GraphQL, REST API, JSON:API, Celery, Kafka, WebSockets, PHP, Yii, Laravel, Ruby on Rails, Java</w:t>
+      </w:r>
+    </w:p>
+    <w:p>
+      <w:pPr>
+        <w:spacing w:before="32" w:after="32"/>
+      </w:pPr>
+      <w:r>
+        <w:rPr>
+          <w:b/>
+          <w:sz w:val="16"/>
+        </w:rPr>
+        <w:t>Frontend</w:t>
+      </w:r>
+      <w:r>
+        <w:rPr>
+          <w:color w:val="64748B"/>
+          <w:sz w:val="15"/>
+        </w:rPr>
+        <w:t xml:space="preserve"> (Advanced)</w:t>
+      </w:r>
+      <w:r>
+        <w:rPr>
+          <w:color w:val="1E293B"/>
+          <w:sz w:val="15"/>
+        </w:rPr>
+        <w:t>: JavaScript, TypeScript, VueJS, NuxtJS, PrimeVue, Tailwind CSS, Pinia, EmberJS, Backbone/Marionette, HTML, CSS, SCSS/SASS, BEM</w:t>
+      </w:r>
+    </w:p>
+    <w:p>
+      <w:pPr>
+        <w:spacing w:before="32" w:after="32"/>
+      </w:pPr>
+      <w:r>
+        <w:rPr>
+          <w:b/>
+          <w:sz w:val="16"/>
+        </w:rPr>
+        <w:t>AI &amp; ML Engineering</w:t>
+      </w:r>
+      <w:r>
+        <w:rPr>
+          <w:color w:val="64748B"/>
+          <w:sz w:val="15"/>
+        </w:rPr>
+        <w:t xml:space="preserve"> (Advanced)</w:t>
+      </w:r>
+      <w:r>
+        <w:rPr>
+          <w:color w:val="1E293B"/>
+          <w:sz w:val="15"/>
+        </w:rPr>
+        <w:t>: LLM application development, Model Context Protocol (MCP), Claude Agent SDK, Agentic tooling, Vector search, Milvus, Snowflake</w:t>
+      </w:r>
+    </w:p>
+    <w:p>
+      <w:pPr>
+        <w:spacing w:before="32" w:after="32"/>
+      </w:pPr>
+      <w:r>
+        <w:rPr>
+          <w:b/>
+          <w:sz w:val="16"/>
+        </w:rPr>
+        <w:t>DevOps &amp; CI/CD</w:t>
+      </w:r>
+      <w:r>
+        <w:rPr>
+          <w:color w:val="64748B"/>
+          <w:sz w:val="15"/>
+        </w:rPr>
+        <w:t xml:space="preserve"> (Expert)</w:t>
+      </w:r>
+      <w:r>
+        <w:rPr>
+          <w:color w:val="1E293B"/>
+          <w:sz w:val="15"/>
+        </w:rPr>
+        <w:t>: CI/CD, Jenkins, TeamCity, GitLab CI, Docker, Multi-arch builds, Ansible, HashiCorp Vault, Sealed Secrets, uv, mise, prek, ruff, pytest, Bash, Git, GitFlow, GitHub, GitLab</w:t>
+      </w:r>
+    </w:p>
+    <w:p>
+      <w:pPr>
+        <w:spacing w:before="32" w:after="32"/>
+      </w:pPr>
+      <w:r>
+        <w:rPr>
+          <w:b/>
+          <w:sz w:val="16"/>
+        </w:rPr>
+        <w:t>Cloud &amp; Orchestration</w:t>
+      </w:r>
+      <w:r>
+        <w:rPr>
+          <w:color w:val="64748B"/>
+          <w:sz w:val="15"/>
+        </w:rPr>
+        <w:t xml:space="preserve"> (Advanced)</w:t>
+      </w:r>
+      <w:r>
+        <w:rPr>
+          <w:color w:val="1E293B"/>
+          <w:sz w:val="15"/>
+        </w:rPr>
+        <w:t>: Kubernetes, Helm, Kustomize, AWS EKS, AWS, Google Cloud, mTLS, OAuth 2.0, Sentry, Error monitoring</w:t>
+      </w:r>
+    </w:p>
+    <w:p>
+      <w:pPr>
+        <w:spacing w:before="32" w:after="32"/>
+      </w:pPr>
+      <w:r>
+        <w:rPr>
+          <w:b/>
+          <w:sz w:val="16"/>
+        </w:rPr>
+        <w:t>Databases</w:t>
+      </w:r>
+      <w:r>
+        <w:rPr>
+          <w:color w:val="64748B"/>
+          <w:sz w:val="15"/>
+        </w:rPr>
+        <w:t xml:space="preserve"> (Advanced)</w:t>
+      </w:r>
+      <w:r>
+        <w:rPr>
+          <w:color w:val="1E293B"/>
+          <w:sz w:val="15"/>
+        </w:rPr>
+        <w:t>: PostgreSQL, MySQL, Oracle, Redis, Milvus, Snowflake</w:t>
+      </w:r>
+    </w:p>
+    <w:p>
+      <w:pPr>
+        <w:spacing w:before="32" w:after="32"/>
+      </w:pPr>
+      <w:r>
+        <w:rPr>
+          <w:b/>
+          <w:sz w:val="16"/>
+        </w:rPr>
+        <w:t>Process &amp; Leadership</w:t>
+      </w:r>
+      <w:r>
+        <w:rPr>
+          <w:color w:val="64748B"/>
+          <w:sz w:val="15"/>
+        </w:rPr>
+        <w:t xml:space="preserve"> (Expert)</w:t>
+      </w:r>
+      <w:r>
+        <w:rPr>
+          <w:color w:val="1E293B"/>
+          <w:sz w:val="15"/>
+        </w:rPr>
+        <w:t>: Software Configuration Management, CMMI, SCAMPI appraisal, Scrum, Kanban, Technical Leadership, Code Review, Mentoring</w:t>
       </w:r>
     </w:p>
     <w:p>
@@ -109,7 +307,7 @@
           <w:color w:val="1E293B"/>
           <w:sz w:val="15"/>
         </w:rPr>
-        <w:t>Backend and platform engineering for ML-driven developer-productivity systems: shared ownership of a production ML platform, four internal platforms and real-time apps built solo, AI/LLM developer tooling, and quality programs across five repositories. Kubernetes deployments authored as Helm charts, with Kustomize overlays.</w:t>
+        <w:t>Backend and platform engineering for ML-driven developer-productivity systems: shared ownership of a production ML platform, four internal platforms and real-time apps, AI/LLM developer tooling, and quality programs across five repositories. Kubernetes deployments authored as Helm charts, with Kustomize overlays.</w:t>
       </w:r>
     </w:p>
     <w:p>
@@ -982,268 +1180,6 @@
           <w:color w:val="2563EB"/>
           <w:sz w:val="20"/>
         </w:rPr>
-        <w:t>Skills</w:t>
-      </w:r>
-    </w:p>
-    <w:p>
-      <w:pPr>
-        <w:spacing w:before="32" w:after="32"/>
-      </w:pPr>
-      <w:r>
-        <w:rPr>
-          <w:b/>
-          <w:sz w:val="16"/>
-        </w:rPr>
-        <w:t>Backend</w:t>
-      </w:r>
-      <w:r>
-        <w:rPr>
-          <w:color w:val="64748B"/>
-          <w:sz w:val="15"/>
-        </w:rPr>
-        <w:t xml:space="preserve"> (Expert)</w:t>
-      </w:r>
-      <w:r>
-        <w:rPr>
-          <w:color w:val="1E293B"/>
-          <w:sz w:val="15"/>
-        </w:rPr>
-        <w:t>: Python, Django, FastAPI, Flask, Falcon, GraphQL, Strawberry GraphQL, REST API, JSON:API, Celery, Kafka, WebSockets, PHP, Yii, Laravel, Ruby on Rails, Java</w:t>
-      </w:r>
-    </w:p>
-    <w:p>
-      <w:pPr>
-        <w:spacing w:before="32" w:after="32"/>
-      </w:pPr>
-      <w:r>
-        <w:rPr>
-          <w:b/>
-          <w:sz w:val="16"/>
-        </w:rPr>
-        <w:t>Frontend</w:t>
-      </w:r>
-      <w:r>
-        <w:rPr>
-          <w:color w:val="64748B"/>
-          <w:sz w:val="15"/>
-        </w:rPr>
-        <w:t xml:space="preserve"> (Advanced)</w:t>
-      </w:r>
-      <w:r>
-        <w:rPr>
-          <w:color w:val="1E293B"/>
-          <w:sz w:val="15"/>
-        </w:rPr>
-        <w:t>: JavaScript, TypeScript, VueJS, NuxtJS, PrimeVue, Tailwind CSS, Pinia, EmberJS, Backbone/Marionette, HTML, CSS, SCSS/SASS, BEM</w:t>
-      </w:r>
-    </w:p>
-    <w:p>
-      <w:pPr>
-        <w:spacing w:before="32" w:after="32"/>
-      </w:pPr>
-      <w:r>
-        <w:rPr>
-          <w:b/>
-          <w:sz w:val="16"/>
-        </w:rPr>
-        <w:t>AI &amp; ML Engineering</w:t>
-      </w:r>
-      <w:r>
-        <w:rPr>
-          <w:color w:val="64748B"/>
-          <w:sz w:val="15"/>
-        </w:rPr>
-        <w:t xml:space="preserve"> (Advanced)</w:t>
-      </w:r>
-      <w:r>
-        <w:rPr>
-          <w:color w:val="1E293B"/>
-          <w:sz w:val="15"/>
-        </w:rPr>
-        <w:t>: LLM application development, Model Context Protocol (MCP), Claude Agent SDK, Agentic tooling, Vector search, Milvus, Snowflake</w:t>
-      </w:r>
-    </w:p>
-    <w:p>
-      <w:pPr>
-        <w:spacing w:before="32" w:after="32"/>
-      </w:pPr>
-      <w:r>
-        <w:rPr>
-          <w:b/>
-          <w:sz w:val="16"/>
-        </w:rPr>
-        <w:t>DevOps &amp; CI/CD</w:t>
-      </w:r>
-      <w:r>
-        <w:rPr>
-          <w:color w:val="64748B"/>
-          <w:sz w:val="15"/>
-        </w:rPr>
-        <w:t xml:space="preserve"> (Expert)</w:t>
-      </w:r>
-      <w:r>
-        <w:rPr>
-          <w:color w:val="1E293B"/>
-          <w:sz w:val="15"/>
-        </w:rPr>
-        <w:t>: CI/CD, Jenkins, TeamCity, GitLab CI, Docker, Multi-arch builds, Ansible, HashiCorp Vault, Sealed Secrets, uv, mise, prek, ruff, pytest, Bash, Git, GitFlow, GitHub, GitLab</w:t>
-      </w:r>
-    </w:p>
-    <w:p>
-      <w:pPr>
-        <w:spacing w:before="32" w:after="32"/>
-      </w:pPr>
-      <w:r>
-        <w:rPr>
-          <w:b/>
-          <w:sz w:val="16"/>
-        </w:rPr>
-        <w:t>Cloud &amp; Orchestration</w:t>
-      </w:r>
-      <w:r>
-        <w:rPr>
-          <w:color w:val="64748B"/>
-          <w:sz w:val="15"/>
-        </w:rPr>
-        <w:t xml:space="preserve"> (Advanced)</w:t>
-      </w:r>
-      <w:r>
-        <w:rPr>
-          <w:color w:val="1E293B"/>
-          <w:sz w:val="15"/>
-        </w:rPr>
-        <w:t>: Kubernetes, Helm, Kustomize, AWS EKS, AWS, Google Cloud, mTLS, OAuth 2.0, Sentry, Error monitoring</w:t>
-      </w:r>
-    </w:p>
-    <w:p>
-      <w:pPr>
-        <w:spacing w:before="32" w:after="32"/>
-      </w:pPr>
-      <w:r>
-        <w:rPr>
-          <w:b/>
-          <w:sz w:val="16"/>
-        </w:rPr>
-        <w:t>Databases</w:t>
-      </w:r>
-      <w:r>
-        <w:rPr>
-          <w:color w:val="64748B"/>
-          <w:sz w:val="15"/>
-        </w:rPr>
-        <w:t xml:space="preserve"> (Advanced)</w:t>
-      </w:r>
-      <w:r>
-        <w:rPr>
-          <w:color w:val="1E293B"/>
-          <w:sz w:val="15"/>
-        </w:rPr>
-        <w:t>: PostgreSQL, MySQL, Oracle, Redis, Milvus, Snowflake</w:t>
-      </w:r>
-    </w:p>
-    <w:p>
-      <w:pPr>
-        <w:spacing w:before="32" w:after="32"/>
-      </w:pPr>
-      <w:r>
-        <w:rPr>
-          <w:b/>
-          <w:sz w:val="16"/>
-        </w:rPr>
-        <w:t>Process &amp; Leadership</w:t>
-      </w:r>
-      <w:r>
-        <w:rPr>
-          <w:color w:val="64748B"/>
-          <w:sz w:val="15"/>
-        </w:rPr>
-        <w:t xml:space="preserve"> (Expert)</w:t>
-      </w:r>
-      <w:r>
-        <w:rPr>
-          <w:color w:val="1E293B"/>
-          <w:sz w:val="15"/>
-        </w:rPr>
-        <w:t>: Software Configuration Management, CMMI, SCAMPI appraisal, Scrum, Kanban, Technical Leadership, Code Review, Mentoring</w:t>
-      </w:r>
-    </w:p>
-    <w:p>
-      <w:pPr>
-        <w:spacing w:before="128" w:after="32"/>
-        <w:pBdr>
-          <w:bottom w:val="single" w:sz="4" w:space="1" w:color="CBD5E1"/>
-        </w:pBdr>
-      </w:pPr>
-      <w:r>
-        <w:rPr>
-          <w:b/>
-          <w:color w:val="2563EB"/>
-          <w:sz w:val="20"/>
-        </w:rPr>
-        <w:t>Awards</w:t>
-      </w:r>
-    </w:p>
-    <w:p>
-      <w:pPr>
-        <w:spacing w:before="96" w:after="0"/>
-        <w:tabs>
-          <w:tab w:val="right" w:pos="9360"/>
-        </w:tabs>
-      </w:pPr>
-      <w:hyperlink r:id="rId9">
-        <w:r>
-          <w:rPr>
-            <w:b/>
-            <w:color w:val="2563EB"/>
-            <w:u w:val="single"/>
-            <w:sz w:val="17"/>
-          </w:rPr>
-          <w:t>Best Application from the Americas — Sea Hunter</w:t>
-        </w:r>
-      </w:hyperlink>
-      <w:r>
-        <w:rPr>
-          <w:color w:val="64748B"/>
-          <w:sz w:val="16"/>
-        </w:rPr>
-        <w:t xml:space="preserve">  Asia Java Mobile Challenge (SingTel, Optus and Sun Microsystems)</w:t>
-      </w:r>
-      <w:r>
-        <w:rPr>
-          <w:i/>
-          <w:color w:val="64748B"/>
-          <w:sz w:val="14"/>
-        </w:rPr>
-        <w:tab/>
-        <w:t>2002</w:t>
-      </w:r>
-    </w:p>
-    <w:p>
-      <w:pPr>
-        <w:spacing w:before="32" w:after="32"/>
-        <w:ind w:left="144"/>
-      </w:pPr>
-      <w:r>
-        <w:rPr>
-          <w:color w:val="1E293B"/>
-          <w:sz w:val="15"/>
-        </w:rPr>
-        <w:t>Sea Hunter, a J2ME mobile game written for early Java-enabled handsets at CESAR (Brazil), was named one of the Top 20 finalists selected from more than 1,000 entrants across 23 countries.</w:t>
-      </w:r>
-    </w:p>
-    <w:p>
-      <w:pPr>
-        <w:spacing w:before="128" w:after="32"/>
-        <w:pBdr>
-          <w:bottom w:val="single" w:sz="4" w:space="1" w:color="CBD5E1"/>
-        </w:pBdr>
-      </w:pPr>
-      <w:r>
-        <w:rPr>
-          <w:b/>
-          <w:color w:val="2563EB"/>
-          <w:sz w:val="20"/>
-        </w:rPr>
         <w:t>Certifications</w:t>
       </w:r>
     </w:p>
@@ -1286,7 +1222,7 @@
           <w:tab w:val="right" w:pos="9360"/>
         </w:tabs>
       </w:pPr>
-      <w:hyperlink r:id="rId10">
+      <w:hyperlink r:id="rId9">
         <w:r>
           <w:rPr>
             <w:b/>
@@ -1600,7 +1536,7 @@
           <w:tab w:val="right" w:pos="9360"/>
         </w:tabs>
       </w:pPr>
-      <w:hyperlink r:id="rId11">
+      <w:hyperlink r:id="rId10">
         <w:r>
           <w:rPr>
             <w:b/>
@@ -1639,6 +1575,70 @@
           <w:sz w:val="15"/>
         </w:rPr>
         <w:t>First author. Communication infrastructure for agents running on handheld devices — built on the SACI framework, using KQML as the outer language and XML as the inner one, and demonstrated on early J2ME cell-phone emulators.</w:t>
+      </w:r>
+    </w:p>
+    <w:p>
+      <w:pPr>
+        <w:spacing w:before="128" w:after="32"/>
+        <w:pBdr>
+          <w:bottom w:val="single" w:sz="4" w:space="1" w:color="CBD5E1"/>
+        </w:pBdr>
+      </w:pPr>
+      <w:r>
+        <w:rPr>
+          <w:b/>
+          <w:color w:val="2563EB"/>
+          <w:sz w:val="20"/>
+        </w:rPr>
+        <w:t>Awards</w:t>
+      </w:r>
+    </w:p>
+    <w:p>
+      <w:pPr>
+        <w:spacing w:before="96" w:after="0"/>
+        <w:tabs>
+          <w:tab w:val="right" w:pos="9360"/>
+        </w:tabs>
+      </w:pPr>
+      <w:hyperlink r:id="rId11">
+        <w:r>
+          <w:rPr>
+            <w:b/>
+            <w:color w:val="2563EB"/>
+            <w:u w:val="single"/>
+            <w:sz w:val="17"/>
+          </w:rPr>
+          <w:t>Best Application from the Americas — Sea Hunter</w:t>
+        </w:r>
+      </w:hyperlink>
+      <w:r>
+        <w:rPr>
+          <w:color w:val="64748B"/>
+          <w:sz w:val="16"/>
+        </w:rPr>
+        <w:t xml:space="preserve">  Asia Java Mobile Challenge (SingTel, Optus and Sun Microsystems)</w:t>
+      </w:r>
+      <w:r>
+        <w:rPr>
+          <w:i/>
+          <w:color w:val="64748B"/>
+          <w:sz w:val="14"/>
+        </w:rPr>
+        <w:tab/>
+        <w:t>2002</w:t>
+      </w:r>
+    </w:p>
+    <w:p>
+      <w:pPr>
+        <w:spacing w:before="32" w:after="32"/>
+        <w:ind w:left="144"/>
+      </w:pPr>
+      <w:r>
+        <w:rPr>
+          <w:color w:val="1E293B"/>
+          <w:sz w:val="15"/>
+        </w:rPr>
+        <w:t>Sea Hunter, a J2ME mobile game written for early Java-enabled handsets at CESAR (Brazil), was named one of the Top 20 finalists selected from more than 1,000 entrants across 23 countries.</w:t>
       </w:r>
     </w:p>
     <w:p>

--- a/latest/en_us/resume.docx
+++ b/latest/en_us/resume.docx
@@ -48,7 +48,7 @@
           <w:color w:val="1E293B"/>
           <w:sz w:val="16"/>
         </w:rPr>
-        <w:t>Backend and platform engineer, 26 years in production. Co-owns a production ML platform for automated issue triage and duplicate detection — FastAPI over Kafka, Milvus vector search and Snowflake on Kubernetes/AWS EKS — and delivers internal platforms from data model to deploy: team onboarding (Django/GraphQL/Celery), an engineering-metrics platform with nine CI-fed dashboards, and AI developer tooling on the Claude Agent SDK and MCP. Previously ran Python backend services for two concurrent web platforms on JSON:API contracts, owning CI/CD and Sentry end to end, and was technical lead for Scrum teams of 6 to 15 engineers across four client projects. M.Sc. in Computer Science (Artificial Intelligence).</w:t>
+        <w:t>Backend and platform engineer, 26 years in production. Co-owns a production ML platform for automated issue triage and duplicate detection — FastAPI over Kafka, Milvus vector search and Snowflake on Kubernetes/AWS EKS — and delivers internal platforms from data model to deploy: team onboarding (Django/GraphQL/Celery), an engineering-metrics platform with nine CI-fed dashboards, and AI developer tooling on the Claude Agent SDK and MCP. Earlier: Python backend services on JSON:API contracts with CI/CD and Sentry ownership, and technical lead for Scrum teams of 6 to 15 engineers. M.Sc. in Computer Science (Artificial Intelligence).</w:t>
       </w:r>
     </w:p>
     <w:p>
@@ -116,7 +116,7 @@
           <w:color w:val="1E293B"/>
           <w:sz w:val="15"/>
         </w:rPr>
-        <w:t>: JavaScript, TypeScript, VueJS, NuxtJS, PrimeVue, Tailwind CSS, Pinia, EmberJS, Backbone/Marionette, HTML, CSS, SCSS/SASS, BEM</w:t>
+        <w:t>: JavaScript, TypeScript, VueJS, NuxtJS, PrimeVue, Tailwind CSS, Pinia, EmberJS, Backbone/Marionette, SCSS/SASS</w:t>
       </w:r>
     </w:p>
     <w:p>
@@ -168,7 +168,7 @@
           <w:color w:val="1E293B"/>
           <w:sz w:val="15"/>
         </w:rPr>
-        <w:t>: CI/CD, Jenkins, TeamCity, GitLab CI, Docker, Multi-arch builds, Ansible, HashiCorp Vault, Sealed Secrets, uv, mise, prek, ruff, pytest, Bash, Git, GitFlow, GitHub, GitLab</w:t>
+        <w:t>: CI/CD, Jenkins, TeamCity, GitLab CI, Docker, Multi-arch builds, Ansible, HashiCorp Vault, Sealed Secrets, uv, prek, ruff, pytest, Git, GitFlow</w:t>
       </w:r>
     </w:p>
     <w:p>
@@ -194,7 +194,7 @@
           <w:color w:val="1E293B"/>
           <w:sz w:val="15"/>
         </w:rPr>
-        <w:t>: Kubernetes, Helm, Kustomize, AWS EKS, AWS, Google Cloud, mTLS, OAuth 2.0, Sentry, Error monitoring</w:t>
+        <w:t>: Kubernetes, Helm, Kustomize, AWS EKS, AWS, Google Cloud, mTLS, OAuth 2.0, Sentry</w:t>
       </w:r>
     </w:p>
     <w:p>
@@ -363,7 +363,7 @@
           <w:color w:val="1E293B"/>
           <w:sz w:val="15"/>
         </w:rPr>
-        <w:t>Added a self-service web app that triggers metric collection on demand with live log streaming, plus weekly Kubernetes CronJobs covering three repositories.</w:t>
+        <w:t>Developed a self-service web app that triggers metric collection on demand with live log streaming, plus weekly Kubernetes CronJobs covering three repositories.</w:t>
       </w:r>
     </w:p>
     <w:p>
@@ -377,7 +377,7 @@
           <w:color w:val="1E293B"/>
           <w:sz w:val="15"/>
         </w:rPr>
-        <w:t>Shipped AI developer tooling: an autonomous Claude Agent SDK bug-fixer that opens pull requests behind a confidence gate, and an MCP server serving six triage tools to Claude Code, Cursor and Xcode.</w:t>
+        <w:t>Delivered AI developer tooling: an autonomous Claude Agent SDK bug-fixer that opens pull requests behind a confidence gate, and an MCP server serving six triage tools to Claude Code, Cursor and Xcode.</w:t>
       </w:r>
     </w:p>
     <w:p>
@@ -435,7 +435,7 @@
           <w:color w:val="1E293B"/>
           <w:sz w:val="16"/>
         </w:rPr>
-        <w:t>Senior Technical Manager · Python Backend Services</w:t>
+        <w:t>Senior Technical Manager · PHP &amp; Python Backend Services</w:t>
       </w:r>
       <w:r>
         <w:rPr>
@@ -464,7 +464,7 @@
           <w:color w:val="1E293B"/>
           <w:sz w:val="15"/>
         </w:rPr>
-        <w:t>Python backend services for two concurrent web platforms, standardized on JSON:API response contracts and backed by end-to-end CI/CD ownership with automated quality gates.</w:t>
+        <w:t>Backend services for four concurrent web platforms — two client applications and CESAR's two institutional systems — standardized on JSON:API response contracts and backed by end-to-end CI/CD ownership with automated quality gates.</w:t>
       </w:r>
     </w:p>
     <w:p>
@@ -478,7 +478,7 @@
           <w:color w:val="1E293B"/>
           <w:sz w:val="15"/>
         </w:rPr>
-        <w:t>Built and maintained backend services for two concurrent web platforms in Python (Django and Flask).</w:t>
+        <w:t>Built and maintained backend services for two client web applications in Python (Django and Flask).</w:t>
       </w:r>
     </w:p>
     <w:p>
@@ -492,7 +492,7 @@
           <w:color w:val="1E293B"/>
           <w:sz w:val="15"/>
         </w:rPr>
-        <w:t>Designed and implemented REST APIs to the JSON:API specification, standardizing response contracts across teams and reducing integration rework between backend and frontend squads.</w:t>
+        <w:t>Built and maintained CESAR's two institutional platforms alongside them: the portfolio system (Laravel 9 API, Nuxt 2 front end) and, from 2024, the surveys system (Flask 3 API with SQLAlchemy, Redis caching, scheduled jobs and Swagger docs, Nuxt 3 front end).</w:t>
       </w:r>
     </w:p>
     <w:p>
@@ -506,7 +506,7 @@
           <w:color w:val="1E293B"/>
           <w:sz w:val="15"/>
         </w:rPr>
-        <w:t>Owned CI/CD end to end for both platforms (Docker, Git/GitFlow, Jenkins) — automated build, test and deploy, with formatting, lint and test gates enforced in CI.</w:t>
+        <w:t>Designed and implemented REST APIs to the JSON:API specification across both stacks, standardizing response contracts and reducing integration rework between backend and frontend squads.</w:t>
       </w:r>
     </w:p>
     <w:p>
@@ -520,7 +520,35 @@
           <w:color w:val="1E293B"/>
           <w:sz w:val="15"/>
         </w:rPr>
-        <w:t>Set up and ran Sentry error monitoring for both platforms — creating projects per environment and instrumenting the frontend and backend applications.</w:t>
+        <w:t>Owned CI/CD end to end for all four platforms (Docker, Git/GitFlow, Jenkins) — automated build, test and deploy, with formatting, lint and test gates enforced in CI.</w:t>
+      </w:r>
+    </w:p>
+    <w:p>
+      <w:pPr>
+        <w:pStyle w:val="ListBullet"/>
+        <w:spacing w:before="16" w:after="16"/>
+        <w:ind w:left="288"/>
+      </w:pPr>
+      <w:r>
+        <w:rPr>
+          <w:color w:val="1E293B"/>
+          <w:sz w:val="15"/>
+        </w:rPr>
+        <w:t>Ran Sentry error monitoring across three of the four platforms, on two separate instances — a client's and CESAR's — creating projects per environment and instrumenting both frontend and backend applications.</w:t>
+      </w:r>
+    </w:p>
+    <w:p>
+      <w:pPr>
+        <w:pStyle w:val="ListBullet"/>
+        <w:spacing w:before="16" w:after="16"/>
+        <w:ind w:left="288"/>
+      </w:pPr>
+      <w:r>
+        <w:rPr>
+          <w:color w:val="1E293B"/>
+          <w:sz w:val="15"/>
+        </w:rPr>
+        <w:t>Authored the entire backend unit and integration test suites for the two client applications, reaching ~50% coverage on one and ~98% on the other.</w:t>
       </w:r>
     </w:p>
     <w:p>
@@ -594,6 +622,20 @@
           <w:sz w:val="15"/>
         </w:rPr>
         <w:t>Built and maintained CI/CD environments with Git/GitFlow, TeamCity, Jenkins, Ansible and HashiCorp Vault, enabling secure, repeatable and fully automated deployments.</w:t>
+      </w:r>
+    </w:p>
+    <w:p>
+      <w:pPr>
+        <w:pStyle w:val="ListBullet"/>
+        <w:spacing w:before="16" w:after="16"/>
+        <w:ind w:left="288"/>
+      </w:pPr>
+      <w:r>
+        <w:rPr>
+          <w:color w:val="1E293B"/>
+          <w:sz w:val="15"/>
+        </w:rPr>
+        <w:t>Built and maintained the portfolio platform from 2020 — a Laravel 9 API exposing JSON:API contracts, with a Nuxt 2 front end added in 2022 — carried forward into the following roles.</w:t>
       </w:r>
     </w:p>
     <w:p>

--- a/latest/en_us/resume.docx
+++ b/latest/en_us/resume.docx
@@ -307,7 +307,7 @@
           <w:color w:val="1E293B"/>
           <w:sz w:val="15"/>
         </w:rPr>
-        <w:t>Backend and platform engineering for ML-driven developer-productivity systems: shared ownership of a production ML platform, four internal platforms and real-time apps, AI/LLM developer tooling, and quality programs across five repositories. Kubernetes deployments authored as Helm charts, with Kustomize overlays.</w:t>
+        <w:t>Backend and platform engineering for ML-driven developer-productivity systems: shared ownership of a production ML platform, two internal platforms and two real-time team apps, AI/LLM developer tooling, and quality programs across five repositories. Kubernetes deployments authored as Helm charts, with Kustomize overlays.</w:t>
       </w:r>
     </w:p>
     <w:p>
@@ -593,7 +593,7 @@
           <w:color w:val="1E293B"/>
           <w:sz w:val="15"/>
         </w:rPr>
-        <w:t>Nine years across four client projects: four production web applications in four language stacks, the CI/CD environments behind them, and technical direction for the Scrum teams delivering them.</w:t>
+        <w:t>Nine years across four client projects: four production web applications in four language stacks, the CI/CD environments behind them, and technical direction for the Scrum teams delivering them — plus CESAR's own portfolio platform from 2020.</w:t>
       </w:r>
     </w:p>
     <w:p>

--- a/latest/en_us/resume.docx
+++ b/latest/en_us/resume.docx
@@ -321,7 +321,7 @@
           <w:color w:val="1E293B"/>
           <w:sz w:val="15"/>
         </w:rPr>
-        <w:t>Shared ownership of a production ML platform for automated issue triage and duplicate detection: FastAPI, Kafka, Milvus vector search, Snowflake, Kubernetes on AWS EKS.</w:t>
+        <w:t>Co-owned a production ML platform for automated issue triage and duplicate detection: FastAPI, Kafka, Milvus vector search, Snowflake, Kubernetes on AWS EKS.</w:t>
       </w:r>
     </w:p>
     <w:p>
@@ -335,7 +335,7 @@
           <w:color w:val="1E293B"/>
           <w:sz w:val="15"/>
         </w:rPr>
-        <w:t>Developed a team onboarding platform (Django 6, GraphQL, Celery, Kubernetes) that automates a manual nine-step process, with progress tracking, user notifications and update triggers.</w:t>
+        <w:t>Built a team onboarding platform (Django 6, GraphQL, Celery, Kubernetes) that automates a manual nine-step process, with progress tracking, user notifications and update triggers.</w:t>
       </w:r>
     </w:p>
     <w:p>
@@ -349,7 +349,7 @@
           <w:color w:val="1E293B"/>
           <w:sz w:val="15"/>
         </w:rPr>
-        <w:t>Developed an engineering-metrics platform (Django + GraphQL, Nuxt 4, PostgreSQL on Kubernetes) with nine dashboards over coverage, LOC, pull-request and bug-fix data from CI.</w:t>
+        <w:t>Built an engineering-metrics platform (Django + GraphQL, Nuxt 4, PostgreSQL on Kubernetes) with nine dashboards over coverage, LOC, pull-request and bug-fix data from CI.</w:t>
       </w:r>
     </w:p>
     <w:p>
@@ -363,7 +363,7 @@
           <w:color w:val="1E293B"/>
           <w:sz w:val="15"/>
         </w:rPr>
-        <w:t>Developed a self-service web app that triggers metric collection on demand with live log streaming, plus weekly Kubernetes CronJobs covering three repositories.</w:t>
+        <w:t>Built a self-service web app that triggers metric collection on demand with live log streaming, plus weekly Kubernetes CronJobs covering three repositories.</w:t>
       </w:r>
     </w:p>
     <w:p>
@@ -377,7 +377,7 @@
           <w:color w:val="1E293B"/>
           <w:sz w:val="15"/>
         </w:rPr>
-        <w:t>Delivered AI developer tooling: an autonomous Claude Agent SDK bug-fixer that opens pull requests behind a confidence gate, and an MCP server serving six triage tools to Claude Code, Cursor and Xcode.</w:t>
+        <w:t>Built AI developer tooling: an autonomous Claude Agent SDK bug-fixer that opens pull requests behind a confidence gate, and an MCP server serving six triage tools to Claude Code, Cursor and Xcode.</w:t>
       </w:r>
     </w:p>
     <w:p>
@@ -391,7 +391,7 @@
           <w:color w:val="1E293B"/>
           <w:sz w:val="15"/>
         </w:rPr>
-        <w:t>Delivered two real-time team apps: planning poker on Django Channels WebSockets, and retrospectives on GraphQL with a six-state workflow engine.</w:t>
+        <w:t>Built two real-time team apps: planning poker on Django Channels WebSockets, and retrospectives on GraphQL with a six-state workflow engine.</w:t>
       </w:r>
     </w:p>
     <w:p>
@@ -722,7 +722,7 @@
           <w:color w:val="1E293B"/>
           <w:sz w:val="15"/>
         </w:rPr>
-        <w:t>Implemented a complete CI/CD environment (Subversion/Git, Maven, TeamCity, Tomcat) for automated builds and deployments.</w:t>
+        <w:t>Built a complete CI/CD environment (Subversion/Git, Maven, TeamCity, Tomcat) for automated builds and deployments.</w:t>
       </w:r>
     </w:p>
     <w:p>
@@ -997,7 +997,7 @@
           <w:color w:val="1E293B"/>
           <w:sz w:val="15"/>
         </w:rPr>
-        <w:t>Developed 15+ mobile applications, primarily games, for early Java-enabled handsets.</w:t>
+        <w:t>Built 15+ mobile applications, primarily games, for early Java-enabled handsets.</w:t>
       </w:r>
     </w:p>
     <w:p>
@@ -1070,7 +1070,7 @@
           <w:color w:val="1E293B"/>
           <w:sz w:val="15"/>
         </w:rPr>
-        <w:t>Developed a WAP application in J2SE for lottery game management.</w:t>
+        <w:t>Built a WAP application in J2SE for lottery game management.</w:t>
       </w:r>
     </w:p>
     <w:p>

--- a/latest/en_us/resume.docx
+++ b/latest/en_us/resume.docx
@@ -24,7 +24,7 @@
           <w:color w:val="2563EB"/>
           <w:sz w:val="19"/>
         </w:rPr>
-        <w:t>Senior Software Engineer</w:t>
+        <w:t>Principal Technical Manager · Senior Software Engineer</w:t>
       </w:r>
     </w:p>
     <w:p>
@@ -1011,7 +1011,7 @@
           <w:color w:val="1E293B"/>
           <w:sz w:val="15"/>
         </w:rPr>
-        <w:t>Authored Sea Hunter, awarded Best Application from the Americas at the Asia Java Mobile Challenge.</w:t>
+        <w:t>Authored Sea Hunter, recognized as one of the top 20 applications at the Asia Java Mobile Challenge.</w:t>
       </w:r>
     </w:p>
     <w:p>
@@ -1650,7 +1650,7 @@
             <w:u w:val="single"/>
             <w:sz w:val="17"/>
           </w:rPr>
-          <w:t>Best Application from the Americas — Sea Hunter</w:t>
+          <w:t>Sea Hunter — One of the top 20 applications at the Asia Java Mobile Challenge</w:t>
         </w:r>
       </w:hyperlink>
       <w:r>
